--- a/docs/files/lhv/lhv_9M2026_lt.docx
+++ b/docs/files/lhv/lhv_9M2026_lt.docx
@@ -5001,24 +5001,10 @@
         <w:rPr>
           <w:sz w:val="24"/>
         </w:rPr>
-        <w:t xml:space="preserve">☐ </w:t>
+        <w:t xml:space="preserve">☑ </w:t>
       </w:r>
       <w:r>
         <w:t>Yes, the company is not in the list of sanctions (add a screenshot)</w:t>
-      </w:r>
-    </w:p>
-    <w:p>
-      <w:pPr>
-        <w:spacing w:after="0"/>
-        <w:ind w:left="397"/>
-      </w:pPr>
-      <w:r>
-        <w:rPr>
-          <w:b/>
-          <w:color w:val="B42318"/>
-          <w:sz w:val="19"/>
-        </w:rPr>
-        <w:t>Reikia peržiūrėti</w:t>
       </w:r>
     </w:p>
     <w:p>
@@ -5038,7 +5024,7 @@
           <w:color w:val="333333"/>
           <w:sz w:val="19"/>
         </w:rPr>
-        <w:t>Automatinė patikra ES, JT, JAV OFAC ir JK konsoliduotuose sankcijų sąrašuose.</w:t>
+        <w:t>Nerasta EU, UN, UK, US OFAC konsoliduotuose sankcijų sąrašuose (automatinė patikra 2026-10-22).</w:t>
       </w:r>
     </w:p>
     <w:p>

--- a/docs/files/lhv/lhv_9M2026_lt.docx
+++ b/docs/files/lhv/lhv_9M2026_lt.docx
@@ -175,7 +175,7 @@
                 <w:color w:val="5F6B7A"/>
                 <w:sz w:val="15"/>
               </w:rPr>
-              <w:t>Reitingas</w:t>
+              <w:t>Emitento reitingas</w:t>
             </w:r>
           </w:p>
           <w:p>
@@ -1004,16 +1004,17 @@
         <w:tblLook w:firstColumn="1" w:firstRow="1" w:lastColumn="0" w:lastRow="0" w:noHBand="0" w:noVBand="1" w:val="04A0"/>
       </w:tblPr>
       <w:tblGrid>
-        <w:gridCol w:w="1701"/>
-        <w:gridCol w:w="2608"/>
-        <w:gridCol w:w="963"/>
-        <w:gridCol w:w="1304"/>
-        <w:gridCol w:w="3061"/>
+        <w:gridCol w:w="1513"/>
+        <w:gridCol w:w="2241"/>
+        <w:gridCol w:w="840"/>
+        <w:gridCol w:w="1120"/>
+        <w:gridCol w:w="1569"/>
+        <w:gridCol w:w="2353"/>
       </w:tblGrid>
       <w:tr>
         <w:tc>
           <w:tcPr>
-            <w:tcW w:type="dxa" w:w="1701"/>
+            <w:tcW w:type="dxa" w:w="1513"/>
             <w:tcBorders>
               <w:top w:val="single" w:sz="12" w:color="1F4E79" w:space="0"/>
               <w:left w:val="nil"/>
@@ -1039,7 +1040,7 @@
         </w:tc>
         <w:tc>
           <w:tcPr>
-            <w:tcW w:type="dxa" w:w="2608"/>
+            <w:tcW w:type="dxa" w:w="2241"/>
             <w:tcBorders>
               <w:top w:val="single" w:sz="12" w:color="1F4E79" w:space="0"/>
               <w:left w:val="nil"/>
@@ -1065,7 +1066,7 @@
         </w:tc>
         <w:tc>
           <w:tcPr>
-            <w:tcW w:type="dxa" w:w="964"/>
+            <w:tcW w:type="dxa" w:w="841"/>
             <w:tcBorders>
               <w:top w:val="single" w:sz="12" w:color="1F4E79" w:space="0"/>
               <w:left w:val="nil"/>
@@ -1092,7 +1093,7 @@
         </w:tc>
         <w:tc>
           <w:tcPr>
-            <w:tcW w:type="dxa" w:w="1304"/>
+            <w:tcW w:type="dxa" w:w="1121"/>
             <w:tcBorders>
               <w:top w:val="single" w:sz="12" w:color="1F4E79" w:space="0"/>
               <w:left w:val="nil"/>
@@ -1118,7 +1119,33 @@
         </w:tc>
         <w:tc>
           <w:tcPr>
-            <w:tcW w:type="dxa" w:w="3061"/>
+            <w:tcW w:type="dxa" w:w="1569"/>
+            <w:tcBorders>
+              <w:top w:val="single" w:sz="12" w:color="1F4E79" w:space="0"/>
+              <w:left w:val="nil"/>
+              <w:bottom w:val="single" w:sz="4" w:color="C9D3DE" w:space="0"/>
+              <w:right w:val="nil"/>
+            </w:tcBorders>
+            <w:shd w:val="clear" w:color="auto" w:fill="EAF1F8"/>
+          </w:tcPr>
+          <w:p>
+            <w:pPr>
+              <w:spacing w:before="0" w:after="0"/>
+            </w:pPr>
+            <w:r>
+              <w:rPr>
+                <w:b/>
+                <w:caps/>
+                <w:color w:val="1F4E79"/>
+                <w:sz w:val="16"/>
+              </w:rPr>
+              <w:t>Emisijos reitingas</w:t>
+            </w:r>
+          </w:p>
+        </w:tc>
+        <w:tc>
+          <w:tcPr>
+            <w:tcW w:type="dxa" w:w="2353"/>
             <w:tcBorders>
               <w:top w:val="single" w:sz="12" w:color="1F4E79" w:space="0"/>
               <w:left w:val="nil"/>
@@ -1146,7 +1173,7 @@
       <w:tr>
         <w:tc>
           <w:tcPr>
-            <w:tcW w:type="dxa" w:w="1701"/>
+            <w:tcW w:type="dxa" w:w="1513"/>
             <w:tcBorders>
               <w:top w:val="nil"/>
               <w:left w:val="nil"/>
@@ -1169,7 +1196,7 @@
         </w:tc>
         <w:tc>
           <w:tcPr>
-            <w:tcW w:type="dxa" w:w="2608"/>
+            <w:tcW w:type="dxa" w:w="2241"/>
             <w:tcBorders>
               <w:top w:val="nil"/>
               <w:left w:val="nil"/>
@@ -1192,7 +1219,7 @@
         </w:tc>
         <w:tc>
           <w:tcPr>
-            <w:tcW w:type="dxa" w:w="964"/>
+            <w:tcW w:type="dxa" w:w="841"/>
             <w:tcBorders>
               <w:top w:val="nil"/>
               <w:left w:val="nil"/>
@@ -1216,7 +1243,7 @@
         </w:tc>
         <w:tc>
           <w:tcPr>
-            <w:tcW w:type="dxa" w:w="1304"/>
+            <w:tcW w:type="dxa" w:w="1121"/>
             <w:tcBorders>
               <w:top w:val="nil"/>
               <w:left w:val="nil"/>
@@ -1239,7 +1266,30 @@
         </w:tc>
         <w:tc>
           <w:tcPr>
-            <w:tcW w:type="dxa" w:w="3061"/>
+            <w:tcW w:type="dxa" w:w="1569"/>
+            <w:tcBorders>
+              <w:top w:val="nil"/>
+              <w:left w:val="nil"/>
+              <w:bottom w:val="single" w:sz="4" w:color="DDE3EA" w:space="0"/>
+              <w:right w:val="nil"/>
+            </w:tcBorders>
+          </w:tcPr>
+          <w:p>
+            <w:pPr>
+              <w:spacing w:before="0" w:after="0"/>
+            </w:pPr>
+            <w:r>
+              <w:rPr>
+                <w:b w:val="0"/>
+                <w:sz w:val="17"/>
+              </w:rPr>
+              <w:t>Moody's Baa2 (senior unsecured (class rating, 2025-09-01))</w:t>
+            </w:r>
+          </w:p>
+        </w:tc>
+        <w:tc>
+          <w:tcPr>
+            <w:tcW w:type="dxa" w:w="2353"/>
             <w:tcBorders>
               <w:top w:val="nil"/>
               <w:left w:val="nil"/>
@@ -1264,7 +1314,7 @@
       <w:tr>
         <w:tc>
           <w:tcPr>
-            <w:tcW w:type="dxa" w:w="1701"/>
+            <w:tcW w:type="dxa" w:w="1513"/>
             <w:tcBorders>
               <w:top w:val="nil"/>
               <w:left w:val="nil"/>
@@ -1287,7 +1337,7 @@
         </w:tc>
         <w:tc>
           <w:tcPr>
-            <w:tcW w:type="dxa" w:w="2608"/>
+            <w:tcW w:type="dxa" w:w="2241"/>
             <w:tcBorders>
               <w:top w:val="nil"/>
               <w:left w:val="nil"/>
@@ -1310,7 +1360,7 @@
         </w:tc>
         <w:tc>
           <w:tcPr>
-            <w:tcW w:type="dxa" w:w="964"/>
+            <w:tcW w:type="dxa" w:w="841"/>
             <w:tcBorders>
               <w:top w:val="nil"/>
               <w:left w:val="nil"/>
@@ -1334,7 +1384,7 @@
         </w:tc>
         <w:tc>
           <w:tcPr>
-            <w:tcW w:type="dxa" w:w="1304"/>
+            <w:tcW w:type="dxa" w:w="1121"/>
             <w:tcBorders>
               <w:top w:val="nil"/>
               <w:left w:val="nil"/>
@@ -1357,7 +1407,30 @@
         </w:tc>
         <w:tc>
           <w:tcPr>
-            <w:tcW w:type="dxa" w:w="3061"/>
+            <w:tcW w:type="dxa" w:w="1569"/>
+            <w:tcBorders>
+              <w:top w:val="nil"/>
+              <w:left w:val="nil"/>
+              <w:bottom w:val="single" w:sz="4" w:color="DDE3EA" w:space="0"/>
+              <w:right w:val="nil"/>
+            </w:tcBorders>
+          </w:tcPr>
+          <w:p>
+            <w:pPr>
+              <w:spacing w:before="0" w:after="0"/>
+            </w:pPr>
+            <w:r>
+              <w:rPr>
+                <w:b w:val="0"/>
+                <w:sz w:val="17"/>
+              </w:rPr>
+              <w:t>atskiro nerasta</w:t>
+            </w:r>
+          </w:p>
+        </w:tc>
+        <w:tc>
+          <w:tcPr>
+            <w:tcW w:type="dxa" w:w="2353"/>
             <w:tcBorders>
               <w:top w:val="nil"/>
               <w:left w:val="nil"/>
@@ -1382,7 +1455,7 @@
       <w:tr>
         <w:tc>
           <w:tcPr>
-            <w:tcW w:type="dxa" w:w="1701"/>
+            <w:tcW w:type="dxa" w:w="1513"/>
             <w:tcBorders>
               <w:top w:val="nil"/>
               <w:left w:val="nil"/>
@@ -1405,7 +1478,7 @@
         </w:tc>
         <w:tc>
           <w:tcPr>
-            <w:tcW w:type="dxa" w:w="2608"/>
+            <w:tcW w:type="dxa" w:w="2241"/>
             <w:tcBorders>
               <w:top w:val="nil"/>
               <w:left w:val="nil"/>
@@ -1428,7 +1501,7 @@
         </w:tc>
         <w:tc>
           <w:tcPr>
-            <w:tcW w:type="dxa" w:w="964"/>
+            <w:tcW w:type="dxa" w:w="841"/>
             <w:tcBorders>
               <w:top w:val="nil"/>
               <w:left w:val="nil"/>
@@ -1452,7 +1525,7 @@
         </w:tc>
         <w:tc>
           <w:tcPr>
-            <w:tcW w:type="dxa" w:w="1304"/>
+            <w:tcW w:type="dxa" w:w="1121"/>
             <w:tcBorders>
               <w:top w:val="nil"/>
               <w:left w:val="nil"/>
@@ -1475,7 +1548,30 @@
         </w:tc>
         <w:tc>
           <w:tcPr>
-            <w:tcW w:type="dxa" w:w="3061"/>
+            <w:tcW w:type="dxa" w:w="1569"/>
+            <w:tcBorders>
+              <w:top w:val="nil"/>
+              <w:left w:val="nil"/>
+              <w:bottom w:val="single" w:sz="4" w:color="DDE3EA" w:space="0"/>
+              <w:right w:val="nil"/>
+            </w:tcBorders>
+          </w:tcPr>
+          <w:p>
+            <w:pPr>
+              <w:spacing w:before="0" w:after="0"/>
+            </w:pPr>
+            <w:r>
+              <w:rPr>
+                <w:b w:val="0"/>
+                <w:sz w:val="17"/>
+              </w:rPr>
+              <w:t>atskiro nerasta</w:t>
+            </w:r>
+          </w:p>
+        </w:tc>
+        <w:tc>
+          <w:tcPr>
+            <w:tcW w:type="dxa" w:w="2353"/>
             <w:tcBorders>
               <w:top w:val="nil"/>
               <w:left w:val="nil"/>
@@ -1500,7 +1596,7 @@
       <w:tr>
         <w:tc>
           <w:tcPr>
-            <w:tcW w:type="dxa" w:w="1701"/>
+            <w:tcW w:type="dxa" w:w="1513"/>
             <w:tcBorders>
               <w:top w:val="nil"/>
               <w:left w:val="nil"/>
@@ -1523,7 +1619,7 @@
         </w:tc>
         <w:tc>
           <w:tcPr>
-            <w:tcW w:type="dxa" w:w="2608"/>
+            <w:tcW w:type="dxa" w:w="2241"/>
             <w:tcBorders>
               <w:top w:val="nil"/>
               <w:left w:val="nil"/>
@@ -1546,7 +1642,7 @@
         </w:tc>
         <w:tc>
           <w:tcPr>
-            <w:tcW w:type="dxa" w:w="964"/>
+            <w:tcW w:type="dxa" w:w="841"/>
             <w:tcBorders>
               <w:top w:val="nil"/>
               <w:left w:val="nil"/>
@@ -1570,7 +1666,7 @@
         </w:tc>
         <w:tc>
           <w:tcPr>
-            <w:tcW w:type="dxa" w:w="1304"/>
+            <w:tcW w:type="dxa" w:w="1121"/>
             <w:tcBorders>
               <w:top w:val="nil"/>
               <w:left w:val="nil"/>
@@ -1593,7 +1689,30 @@
         </w:tc>
         <w:tc>
           <w:tcPr>
-            <w:tcW w:type="dxa" w:w="3061"/>
+            <w:tcW w:type="dxa" w:w="1569"/>
+            <w:tcBorders>
+              <w:top w:val="nil"/>
+              <w:left w:val="nil"/>
+              <w:bottom w:val="single" w:sz="4" w:color="DDE3EA" w:space="0"/>
+              <w:right w:val="nil"/>
+            </w:tcBorders>
+          </w:tcPr>
+          <w:p>
+            <w:pPr>
+              <w:spacing w:before="0" w:after="0"/>
+            </w:pPr>
+            <w:r>
+              <w:rPr>
+                <w:b w:val="0"/>
+                <w:sz w:val="17"/>
+              </w:rPr>
+              <w:t>Moody's Baa2 (senior unsecured (class rating, 2025-09-01))</w:t>
+            </w:r>
+          </w:p>
+        </w:tc>
+        <w:tc>
+          <w:tcPr>
+            <w:tcW w:type="dxa" w:w="2353"/>
             <w:tcBorders>
               <w:top w:val="nil"/>
               <w:left w:val="nil"/>
@@ -1618,7 +1737,7 @@
       <w:tr>
         <w:tc>
           <w:tcPr>
-            <w:tcW w:type="dxa" w:w="1701"/>
+            <w:tcW w:type="dxa" w:w="1513"/>
             <w:tcBorders>
               <w:top w:val="nil"/>
               <w:left w:val="nil"/>
@@ -1641,7 +1760,7 @@
         </w:tc>
         <w:tc>
           <w:tcPr>
-            <w:tcW w:type="dxa" w:w="2608"/>
+            <w:tcW w:type="dxa" w:w="2241"/>
             <w:tcBorders>
               <w:top w:val="nil"/>
               <w:left w:val="nil"/>
@@ -1664,7 +1783,7 @@
         </w:tc>
         <w:tc>
           <w:tcPr>
-            <w:tcW w:type="dxa" w:w="964"/>
+            <w:tcW w:type="dxa" w:w="841"/>
             <w:tcBorders>
               <w:top w:val="nil"/>
               <w:left w:val="nil"/>
@@ -1688,7 +1807,7 @@
         </w:tc>
         <w:tc>
           <w:tcPr>
-            <w:tcW w:type="dxa" w:w="1304"/>
+            <w:tcW w:type="dxa" w:w="1121"/>
             <w:tcBorders>
               <w:top w:val="nil"/>
               <w:left w:val="nil"/>
@@ -1711,7 +1830,30 @@
         </w:tc>
         <w:tc>
           <w:tcPr>
-            <w:tcW w:type="dxa" w:w="3061"/>
+            <w:tcW w:type="dxa" w:w="1569"/>
+            <w:tcBorders>
+              <w:top w:val="nil"/>
+              <w:left w:val="nil"/>
+              <w:bottom w:val="single" w:sz="4" w:color="DDE3EA" w:space="0"/>
+              <w:right w:val="nil"/>
+            </w:tcBorders>
+          </w:tcPr>
+          <w:p>
+            <w:pPr>
+              <w:spacing w:before="0" w:after="0"/>
+            </w:pPr>
+            <w:r>
+              <w:rPr>
+                <w:b w:val="0"/>
+                <w:sz w:val="17"/>
+              </w:rPr>
+              <w:t>atskiro nerasta</w:t>
+            </w:r>
+          </w:p>
+        </w:tc>
+        <w:tc>
+          <w:tcPr>
+            <w:tcW w:type="dxa" w:w="2353"/>
             <w:tcBorders>
               <w:top w:val="nil"/>
               <w:left w:val="nil"/>
@@ -1736,7 +1878,7 @@
       <w:tr>
         <w:tc>
           <w:tcPr>
-            <w:tcW w:type="dxa" w:w="1701"/>
+            <w:tcW w:type="dxa" w:w="1513"/>
             <w:tcBorders>
               <w:top w:val="nil"/>
               <w:left w:val="nil"/>
@@ -1759,7 +1901,7 @@
         </w:tc>
         <w:tc>
           <w:tcPr>
-            <w:tcW w:type="dxa" w:w="2608"/>
+            <w:tcW w:type="dxa" w:w="2241"/>
             <w:tcBorders>
               <w:top w:val="nil"/>
               <w:left w:val="nil"/>
@@ -1782,7 +1924,7 @@
         </w:tc>
         <w:tc>
           <w:tcPr>
-            <w:tcW w:type="dxa" w:w="964"/>
+            <w:tcW w:type="dxa" w:w="841"/>
             <w:tcBorders>
               <w:top w:val="nil"/>
               <w:left w:val="nil"/>
@@ -1806,7 +1948,7 @@
         </w:tc>
         <w:tc>
           <w:tcPr>
-            <w:tcW w:type="dxa" w:w="1304"/>
+            <w:tcW w:type="dxa" w:w="1121"/>
             <w:tcBorders>
               <w:top w:val="nil"/>
               <w:left w:val="nil"/>
@@ -1829,7 +1971,30 @@
         </w:tc>
         <w:tc>
           <w:tcPr>
-            <w:tcW w:type="dxa" w:w="3061"/>
+            <w:tcW w:type="dxa" w:w="1569"/>
+            <w:tcBorders>
+              <w:top w:val="nil"/>
+              <w:left w:val="nil"/>
+              <w:bottom w:val="single" w:sz="4" w:color="DDE3EA" w:space="0"/>
+              <w:right w:val="nil"/>
+            </w:tcBorders>
+          </w:tcPr>
+          <w:p>
+            <w:pPr>
+              <w:spacing w:before="0" w:after="0"/>
+            </w:pPr>
+            <w:r>
+              <w:rPr>
+                <w:b w:val="0"/>
+                <w:sz w:val="17"/>
+              </w:rPr>
+              <w:t>Moody's Baa2 (senior unsecured (class rating, 2025-09-01))</w:t>
+            </w:r>
+          </w:p>
+        </w:tc>
+        <w:tc>
+          <w:tcPr>
+            <w:tcW w:type="dxa" w:w="2353"/>
             <w:tcBorders>
               <w:top w:val="nil"/>
               <w:left w:val="nil"/>

--- a/docs/files/lhv/lhv_9M2026_lt.docx
+++ b/docs/files/lhv/lhv_9M2026_lt.docx
@@ -2,6 +2,14 @@
 <file path=word/document.xml><?xml version="1.0" encoding="utf-8"?>
 <w:document xmlns:wpc="http://schemas.microsoft.com/office/word/2010/wordprocessingCanvas" xmlns:mo="http://schemas.microsoft.com/office/mac/office/2008/main" xmlns:mc="http://schemas.openxmlformats.org/markup-compatibility/2006" xmlns:mv="urn:schemas-microsoft-com:mac:vml" xmlns:o="urn:schemas-microsoft-com:office:office" xmlns:r="http://schemas.openxmlformats.org/officeDocument/2006/relationships" xmlns:m="http://schemas.openxmlformats.org/officeDocument/2006/math" xmlns:v="urn:schemas-microsoft-com:vml" xmlns:wp14="http://schemas.microsoft.com/office/word/2010/wordprocessingDrawing" xmlns:wp="http://schemas.openxmlformats.org/drawingml/2006/wordprocessingDrawing" xmlns:w10="urn:schemas-microsoft-com:office:word" xmlns:w="http://schemas.openxmlformats.org/wordprocessingml/2006/main" xmlns:w14="http://schemas.microsoft.com/office/word/2010/wordml" xmlns:wpg="http://schemas.microsoft.com/office/word/2010/wordprocessingGroup" xmlns:wpi="http://schemas.microsoft.com/office/word/2010/wordprocessingInk" xmlns:wne="http://schemas.microsoft.com/office/word/2006/wordml" xmlns:wps="http://schemas.microsoft.com/office/word/2010/wordprocessingShape" mc:Ignorable="w14 wp14">
   <w:body>
+    <w:p>
+      <w:pPr>
+        <w:pBdr>
+          <w:top w:val="single" w:sz="24" w:color="12355B" w:space="0"/>
+        </w:pBdr>
+        <w:spacing w:before="0" w:after="200" w:line="120" w:lineRule="auto"/>
+      </w:pPr>
+    </w:p>
     <w:tbl>
       <w:tblPr>
         <w:tblW w:w="9639" w:type="dxa"/>
@@ -15,10 +23,10 @@
         </w:tblBorders>
         <w:tblLayout w:type="fixed"/>
         <w:tblCellMar>
-          <w:top w:w="260" w:type="dxa"/>
-          <w:left w:w="280" w:type="dxa"/>
-          <w:bottom w:w="260" w:type="dxa"/>
-          <w:right w:w="280" w:type="dxa"/>
+          <w:top w:w="0" w:type="dxa"/>
+          <w:left w:w="0" w:type="dxa"/>
+          <w:bottom w:w="0" w:type="dxa"/>
+          <w:right w:w="0" w:type="dxa"/>
         </w:tblCellMar>
         <w:tblLook w:firstColumn="1" w:firstRow="1" w:lastColumn="0" w:lastRow="0" w:noHBand="0" w:noVBand="1" w:val="04A0"/>
       </w:tblPr>
@@ -30,7 +38,6 @@
         <w:tc>
           <w:tcPr>
             <w:tcW w:type="dxa" w:w="7030"/>
-            <w:shd w:val="clear" w:color="auto" w:fill="1F4E79"/>
           </w:tcPr>
           <w:p>
             <w:pPr>
@@ -40,8 +47,8 @@
               <w:rPr>
                 <w:b/>
                 <w:caps/>
-                <w:color w:val="AFC6DD"/>
-                <w:sz w:val="17"/>
+                <w:color w:val="2A78D6"/>
+                <w:sz w:val="16"/>
               </w:rPr>
               <w:t>Emitento apžvalga · 9M2026</w:t>
             </w:r>
@@ -53,28 +60,40 @@
             <w:r>
               <w:rPr>
                 <w:b/>
-                <w:color w:val="FFFFFF"/>
+                <w:color w:val="12355B"/>
                 <w:sz w:val="52"/>
               </w:rPr>
               <w:t>LHV Group</w:t>
+            </w:r>
+          </w:p>
+          <w:p>
+            <w:pPr>
+              <w:spacing w:before="40" w:after="0"/>
+            </w:pPr>
+            <w:r>
+              <w:rPr>
+                <w:b w:val="0"/>
+                <w:color w:val="667085"/>
+                <w:sz w:val="18"/>
+              </w:rPr>
+              <w:t>Estija</w:t>
             </w:r>
           </w:p>
         </w:tc>
         <w:tc>
           <w:tcPr>
             <w:tcW w:type="dxa" w:w="2608"/>
-            <w:shd w:val="clear" w:color="auto" w:fill="1F4E79"/>
           </w:tcPr>
           <w:p>
             <w:pPr>
-              <w:spacing w:before="280" w:after="0"/>
+              <w:spacing w:before="440" w:after="0"/>
               <w:jc w:val="right"/>
             </w:pPr>
             <w:r>
               <w:rPr>
                 <w:b/>
                 <w:color w:val="1B7F3B"/>
-                <w:sz w:val="19"/>
+                <w:sz w:val="18"/>
                 <w:shd w:val="clear" w:color="auto" w:fill="E3F3E8"/>
               </w:rPr>
               <w:t xml:space="preserve">  ●  TVARKINGA  </w:t>
@@ -86,9 +105,9 @@
     <w:p>
       <w:pPr>
         <w:pBdr>
-          <w:top w:val="single" w:sz="12" w:color="2A78D6" w:space="0"/>
+          <w:top w:val="single" w:sz="4" w:color="D5DCE4" w:space="0"/>
         </w:pBdr>
-        <w:spacing w:before="0" w:after="200" w:line="120" w:lineRule="auto"/>
+        <w:spacing w:before="120" w:after="200" w:line="120" w:lineRule="auto"/>
       </w:pPr>
     </w:p>
     <w:tbl>
@@ -104,41 +123,54 @@
         </w:tblBorders>
         <w:tblLayout w:type="fixed"/>
         <w:tblCellMar>
-          <w:top w:w="0" w:type="dxa"/>
-          <w:left w:w="0" w:type="dxa"/>
-          <w:bottom w:w="120" w:type="dxa"/>
-          <w:right w:w="160" w:type="dxa"/>
+          <w:top w:w="160" w:type="dxa"/>
+          <w:left w:w="220" w:type="dxa"/>
+          <w:bottom w:w="160" w:type="dxa"/>
+          <w:right w:w="220" w:type="dxa"/>
         </w:tblCellMar>
         <w:tblLook w:firstColumn="1" w:firstRow="1" w:lastColumn="0" w:lastRow="0" w:noHBand="0" w:noVBand="1" w:val="04A0"/>
       </w:tblPr>
       <w:tblGrid>
-        <w:gridCol w:w="3213"/>
-        <w:gridCol w:w="3213"/>
-        <w:gridCol w:w="3213"/>
+        <w:gridCol w:w="4819"/>
+        <w:gridCol w:w="4819"/>
       </w:tblGrid>
       <w:tr>
         <w:tc>
           <w:tcPr>
-            <w:tcW w:type="dxa" w:w="3213"/>
+            <w:tcW w:type="dxa" w:w="4819"/>
             <w:tcBorders>
-              <w:top w:val="nil"/>
+              <w:top w:val="single" w:sz="12" w:color="12355B" w:space="0"/>
               <w:left w:val="nil"/>
-              <w:bottom w:val="single" w:sz="4" w:color="C9D3DE" w:space="0"/>
+              <w:bottom w:val="nil"/>
               <w:right w:val="nil"/>
             </w:tcBorders>
+            <w:shd w:val="clear" w:color="auto" w:fill="F4F6F9"/>
           </w:tcPr>
           <w:p>
             <w:pPr>
-              <w:spacing w:before="0" w:after="20"/>
+              <w:spacing w:before="0" w:after="40"/>
+            </w:pPr>
+            <w:r>
+              <w:rPr>
+                <w:b/>
+                <w:color w:val="12355B"/>
+                <w:sz w:val="18"/>
+              </w:rPr>
+              <w:t>Pagrindinė informacija</w:t>
+            </w:r>
+          </w:p>
+          <w:p>
+            <w:pPr>
+              <w:spacing w:before="80" w:after="0"/>
             </w:pPr>
             <w:r>
               <w:rPr>
                 <w:b/>
                 <w:caps/>
-                <w:color w:val="5F6B7A"/>
-                <w:sz w:val="15"/>
-              </w:rPr>
-              <w:t>Analizės data</w:t>
+                <w:color w:val="667085"/>
+                <w:sz w:val="14"/>
+              </w:rPr>
+              <w:t>Emitento reitingas</w:t>
             </w:r>
           </w:p>
           <w:p>
@@ -148,34 +180,33 @@
             <w:r>
               <w:rPr>
                 <w:b w:val="0"/>
-                <w:sz w:val="19"/>
-              </w:rPr>
-              <w:t>2026-10-22</w:t>
-            </w:r>
+                <w:sz w:val="18"/>
+              </w:rPr>
+              <w:t>Moody's: LHV Group senior unsecured Baa2 (positive outlook); LHV Pank deposits A3 (positive), updated 2025-09-01</w:t>
+            </w:r>
+            <w:hyperlink r:id="rId12">
+              <w:r>
+                <w:rPr>
+                  <w:color w:val="2A78D6"/>
+                  <w:vertAlign w:val="superscript"/>
+                  <w:sz w:val="15"/>
+                </w:rPr>
+                <w:t xml:space="preserve">1</w:t>
+              </w:r>
+            </w:hyperlink>
           </w:p>
-        </w:tc>
-        <w:tc>
-          <w:tcPr>
-            <w:tcW w:type="dxa" w:w="3213"/>
-            <w:tcBorders>
-              <w:top w:val="nil"/>
-              <w:left w:val="nil"/>
-              <w:bottom w:val="single" w:sz="4" w:color="C9D3DE" w:space="0"/>
-              <w:right w:val="nil"/>
-            </w:tcBorders>
-          </w:tcPr>
           <w:p>
             <w:pPr>
-              <w:spacing w:before="0" w:after="20"/>
+              <w:spacing w:before="80" w:after="0"/>
             </w:pPr>
             <w:r>
               <w:rPr>
                 <w:b/>
                 <w:caps/>
-                <w:color w:val="5F6B7A"/>
-                <w:sz w:val="15"/>
-              </w:rPr>
-              <w:t>Emitento reitingas</w:t>
+                <w:color w:val="667085"/>
+                <w:sz w:val="14"/>
+              </w:rPr>
+              <w:t>Analizės data</w:t>
             </w:r>
           </w:p>
           <w:p>
@@ -185,42 +216,21 @@
             <w:r>
               <w:rPr>
                 <w:b w:val="0"/>
-                <w:sz w:val="19"/>
-              </w:rPr>
-              <w:t>Moody's: LHV Group senior unsecured Baa2 (positive outlook); LHV Pank deposits A3 (positive), updated 2025-09-01</w:t>
-            </w:r>
-            <w:hyperlink r:id="rId12">
-              <w:r>
-                <w:rPr>
-                  <w:color w:val="2A78D6"/>
-                  <w:vertAlign w:val="superscript"/>
-                  <w:sz w:val="16"/>
-                </w:rPr>
-                <w:t xml:space="preserve">1</w:t>
-              </w:r>
-            </w:hyperlink>
+                <w:sz w:val="18"/>
+              </w:rPr>
+              <w:t>2026-10-22</w:t>
+            </w:r>
           </w:p>
-        </w:tc>
-        <w:tc>
-          <w:tcPr>
-            <w:tcW w:type="dxa" w:w="3213"/>
-            <w:tcBorders>
-              <w:top w:val="nil"/>
-              <w:left w:val="nil"/>
-              <w:bottom w:val="single" w:sz="4" w:color="C9D3DE" w:space="0"/>
-              <w:right w:val="nil"/>
-            </w:tcBorders>
-          </w:tcPr>
           <w:p>
             <w:pPr>
-              <w:spacing w:before="0" w:after="20"/>
+              <w:spacing w:before="80" w:after="0"/>
             </w:pPr>
             <w:r>
               <w:rPr>
                 <w:b/>
                 <w:caps/>
-                <w:color w:val="5F6B7A"/>
-                <w:sz w:val="15"/>
+                <w:color w:val="667085"/>
+                <w:sz w:val="14"/>
               </w:rPr>
               <w:t>Kita ataskaita</w:t>
             </w:r>
@@ -232,7 +242,7 @@
             <w:r>
               <w:rPr>
                 <w:b w:val="0"/>
-                <w:sz w:val="19"/>
+                <w:sz w:val="18"/>
               </w:rPr>
               <w:t>October 2026 monthly results - 2026-11-17</w:t>
             </w:r>
@@ -241,18 +251,303 @@
                 <w:rPr>
                   <w:color w:val="2A78D6"/>
                   <w:vertAlign w:val="superscript"/>
-                  <w:sz w:val="16"/>
+                  <w:sz w:val="15"/>
                 </w:rPr>
                 <w:t xml:space="preserve">2</w:t>
               </w:r>
             </w:hyperlink>
+          </w:p>
+          <w:p>
+            <w:pPr>
+              <w:spacing w:before="80" w:after="0"/>
+            </w:pPr>
+            <w:r>
+              <w:rPr>
+                <w:b/>
+                <w:caps/>
+                <w:color w:val="667085"/>
+                <w:sz w:val="14"/>
+              </w:rPr>
+              <w:t>Šalis</w:t>
+            </w:r>
+          </w:p>
+          <w:p>
+            <w:pPr>
+              <w:spacing w:before="0" w:after="0"/>
+            </w:pPr>
+            <w:r>
+              <w:rPr>
+                <w:b w:val="0"/>
+                <w:sz w:val="18"/>
+              </w:rPr>
+              <w:t>Estija</w:t>
+            </w:r>
+          </w:p>
+        </w:tc>
+        <w:tc>
+          <w:tcPr>
+            <w:tcW w:type="dxa" w:w="4819"/>
+            <w:tcBorders>
+              <w:top w:val="single" w:sz="12" w:color="12355B" w:space="0"/>
+              <w:left w:val="nil"/>
+              <w:bottom w:val="nil"/>
+              <w:right w:val="nil"/>
+            </w:tcBorders>
+            <w:shd w:val="clear" w:color="auto" w:fill="F4F6F9"/>
+          </w:tcPr>
+          <w:p>
+            <w:pPr>
+              <w:spacing w:before="0" w:after="40"/>
+            </w:pPr>
+            <w:r>
+              <w:rPr>
+                <w:b/>
+                <w:color w:val="12355B"/>
+                <w:sz w:val="18"/>
+              </w:rPr>
+              <w:t>Turimi vertybiniai popieriai</w:t>
+            </w:r>
+          </w:p>
+          <w:p>
+            <w:pPr>
+              <w:spacing w:before="80" w:after="0"/>
+            </w:pPr>
+            <w:r>
+              <w:rPr>
+                <w:b/>
+                <w:color w:val="1B2430"/>
+                <w:sz w:val="17"/>
+              </w:rPr>
+              <w:t>LHV Group 5.375% senior notes 2028</w:t>
+            </w:r>
+          </w:p>
+          <w:p>
+            <w:pPr>
+              <w:spacing w:before="0" w:after="0"/>
+            </w:pPr>
+            <w:r>
+              <w:rPr>
+                <w:b w:val="0"/>
+                <w:color w:val="667085"/>
+                <w:sz w:val="15"/>
+              </w:rPr>
+              <w:t>XS2822574245  ·  5,375 % · 2028-05-24</w:t>
+            </w:r>
+          </w:p>
+          <w:p>
+            <w:pPr>
+              <w:spacing w:before="0" w:after="0"/>
+            </w:pPr>
+            <w:r>
+              <w:rPr>
+                <w:b w:val="0"/>
+                <w:color w:val="12355B"/>
+                <w:sz w:val="15"/>
+              </w:rPr>
+              <w:t>Moody's Baa2</w:t>
+            </w:r>
+          </w:p>
+          <w:p>
+            <w:pPr>
+              <w:spacing w:before="80" w:after="0"/>
+            </w:pPr>
+            <w:r>
+              <w:rPr>
+                <w:b/>
+                <w:color w:val="1B2430"/>
+                <w:sz w:val="17"/>
+              </w:rPr>
+              <w:t>LHV Group 5.5% Tier 2 2035</w:t>
+            </w:r>
+          </w:p>
+          <w:p>
+            <w:pPr>
+              <w:spacing w:before="0" w:after="0"/>
+            </w:pPr>
+            <w:r>
+              <w:rPr>
+                <w:b w:val="0"/>
+                <w:color w:val="667085"/>
+                <w:sz w:val="15"/>
+              </w:rPr>
+              <w:t>XS3153067288  ·  5,5 % · 2035-09-16</w:t>
+            </w:r>
+          </w:p>
+          <w:p>
+            <w:pPr>
+              <w:spacing w:before="0" w:after="0"/>
+            </w:pPr>
+            <w:r>
+              <w:rPr>
+                <w:b w:val="0"/>
+                <w:color w:val="12355B"/>
+                <w:sz w:val="15"/>
+              </w:rPr>
+              <w:t>atskiro nerasta</w:t>
+            </w:r>
+          </w:p>
+          <w:p>
+            <w:pPr>
+              <w:spacing w:before="80" w:after="0"/>
+            </w:pPr>
+            <w:r>
+              <w:rPr>
+                <w:b/>
+                <w:color w:val="1B2430"/>
+                <w:sz w:val="17"/>
+              </w:rPr>
+              <w:t>LHV Group 6.0% Tier 2 2034</w:t>
+            </w:r>
+          </w:p>
+          <w:p>
+            <w:pPr>
+              <w:spacing w:before="0" w:after="0"/>
+            </w:pPr>
+            <w:r>
+              <w:rPr>
+                <w:b w:val="0"/>
+                <w:color w:val="667085"/>
+                <w:sz w:val="15"/>
+              </w:rPr>
+              <w:t>EE3300004993  ·  6,0 % · 2034-11-15</w:t>
+            </w:r>
+          </w:p>
+          <w:p>
+            <w:pPr>
+              <w:spacing w:before="0" w:after="0"/>
+            </w:pPr>
+            <w:r>
+              <w:rPr>
+                <w:b w:val="0"/>
+                <w:color w:val="12355B"/>
+                <w:sz w:val="15"/>
+              </w:rPr>
+              <w:t>atskiro nerasta</w:t>
+            </w:r>
+          </w:p>
+          <w:p>
+            <w:pPr>
+              <w:spacing w:before="80" w:after="0"/>
+            </w:pPr>
+            <w:r>
+              <w:rPr>
+                <w:b/>
+                <w:color w:val="1B2430"/>
+                <w:sz w:val="17"/>
+              </w:rPr>
+              <w:t>LHV Group senior FRN 2027</w:t>
+            </w:r>
+          </w:p>
+          <w:p>
+            <w:pPr>
+              <w:spacing w:before="0" w:after="0"/>
+            </w:pPr>
+            <w:r>
+              <w:rPr>
+                <w:b w:val="0"/>
+                <w:color w:val="667085"/>
+                <w:sz w:val="15"/>
+              </w:rPr>
+              <w:t>XS2693753704  ·  2027-10-03</w:t>
+            </w:r>
+          </w:p>
+          <w:p>
+            <w:pPr>
+              <w:spacing w:before="0" w:after="0"/>
+            </w:pPr>
+            <w:r>
+              <w:rPr>
+                <w:b w:val="0"/>
+                <w:color w:val="12355B"/>
+                <w:sz w:val="15"/>
+              </w:rPr>
+              <w:t>Moody's Baa2</w:t>
+            </w:r>
+          </w:p>
+          <w:p>
+            <w:pPr>
+              <w:spacing w:before="80" w:after="0"/>
+            </w:pPr>
+            <w:r>
+              <w:rPr>
+                <w:b/>
+                <w:color w:val="1B2430"/>
+                <w:sz w:val="17"/>
+              </w:rPr>
+              <w:t>LHV Group 9.5% AT1 perpetual</w:t>
+            </w:r>
+          </w:p>
+          <w:p>
+            <w:pPr>
+              <w:spacing w:before="0" w:after="0"/>
+            </w:pPr>
+            <w:r>
+              <w:rPr>
+                <w:b w:val="0"/>
+                <w:color w:val="667085"/>
+                <w:sz w:val="15"/>
+              </w:rPr>
+              <w:t>XS3042781024  ·  9,5 % · neterminuota</w:t>
+            </w:r>
+          </w:p>
+          <w:p>
+            <w:pPr>
+              <w:spacing w:before="0" w:after="0"/>
+            </w:pPr>
+            <w:r>
+              <w:rPr>
+                <w:b w:val="0"/>
+                <w:color w:val="12355B"/>
+                <w:sz w:val="15"/>
+              </w:rPr>
+              <w:t>atskiro nerasta</w:t>
+            </w:r>
+          </w:p>
+          <w:p>
+            <w:pPr>
+              <w:spacing w:before="80" w:after="0"/>
+            </w:pPr>
+            <w:r>
+              <w:rPr>
+                <w:b/>
+                <w:color w:val="1B2430"/>
+                <w:sz w:val="17"/>
+              </w:rPr>
+              <w:t>LHV Group 4.125% senior notes 2029</w:t>
+            </w:r>
+          </w:p>
+          <w:p>
+            <w:pPr>
+              <w:spacing w:before="0" w:after="0"/>
+            </w:pPr>
+            <w:r>
+              <w:rPr>
+                <w:b w:val="0"/>
+                <w:color w:val="667085"/>
+                <w:sz w:val="15"/>
+              </w:rPr>
+              <w:t>XS3090105829  ·  4,125 % · 2029-06-18</w:t>
+            </w:r>
+          </w:p>
+          <w:p>
+            <w:pPr>
+              <w:spacing w:before="0" w:after="0"/>
+            </w:pPr>
+            <w:r>
+              <w:rPr>
+                <w:b w:val="0"/>
+                <w:color w:val="12355B"/>
+                <w:sz w:val="15"/>
+              </w:rPr>
+              <w:t>Moody's Baa2</w:t>
+            </w:r>
           </w:p>
         </w:tc>
       </w:tr>
     </w:tbl>
     <w:p>
       <w:pPr>
-        <w:spacing w:before="0" w:after="80"/>
+        <w:spacing w:before="0" w:after="120"/>
       </w:pPr>
     </w:p>
     <w:tbl>
@@ -297,7 +592,7 @@
             <w:r>
               <w:rPr>
                 <w:b/>
-                <w:color w:val="1A1A1A"/>
+                <w:color w:val="1B2430"/>
                 <w:sz w:val="21"/>
               </w:rPr>
               <w:t>Pozicija tvarkinga.</w:t>
@@ -305,7 +600,7 @@
             <w:r>
               <w:rPr>
                 <w:b w:val="0"/>
-                <w:color w:val="1A1A1A"/>
+                <w:color w:val="1B2430"/>
                 <w:sz w:val="21"/>
               </w:rPr>
               <w:t xml:space="preserve"> III ketv. pelnas buvo rekordinis (37,5 mln. EUR, prieš metus 26,3 mln.), ir bankas sako, kad finansinio plano tikslus pasieks</w:t>
@@ -323,7 +618,7 @@
             <w:r>
               <w:rPr>
                 <w:b w:val="0"/>
-                <w:color w:val="1A1A1A"/>
+                <w:color w:val="1B2430"/>
                 <w:sz w:val="21"/>
               </w:rPr>
               <w:t>. Kapitalo atsarga sumažėjo: bendras kapitalas 20,25 %, kai vidinis tikslas 20,0 %</w:t>
@@ -341,7 +636,7 @@
             <w:r>
               <w:rPr>
                 <w:b w:val="0"/>
-                <w:color w:val="1A1A1A"/>
+                <w:color w:val="1B2430"/>
                 <w:sz w:val="21"/>
               </w:rPr>
               <w:t>. Tai svarbiausia turimoms Tier 2 ir AT1 obligacijoms.</w:t>
@@ -390,9 +685,9 @@
             <w:tcW w:type="dxa" w:w="2261"/>
             <w:tcBorders>
               <w:top w:val="single" w:sz="18" w:color="2A78D6" w:space="0"/>
-              <w:left w:val="single" w:sz="4" w:color="C9D3DE" w:space="0"/>
-              <w:bottom w:val="single" w:sz="4" w:color="C9D3DE" w:space="0"/>
-              <w:right w:val="single" w:sz="4" w:color="C9D3DE" w:space="0"/>
+              <w:left w:val="single" w:sz="4" w:color="D5DCE4" w:space="0"/>
+              <w:bottom w:val="single" w:sz="4" w:color="D5DCE4" w:space="0"/>
+              <w:right w:val="single" w:sz="4" w:color="D5DCE4" w:space="0"/>
             </w:tcBorders>
           </w:tcPr>
           <w:p>
@@ -403,7 +698,7 @@
               <w:rPr>
                 <w:b/>
                 <w:caps/>
-                <w:color w:val="5F6B7A"/>
+                <w:color w:val="667085"/>
                 <w:sz w:val="14"/>
               </w:rPr>
               <w:t>Grynasis pelnas</w:t>
@@ -411,7 +706,7 @@
             <w:r>
               <w:rPr>
                 <w:b w:val="0"/>
-                <w:color w:val="5F6B7A"/>
+                <w:color w:val="667085"/>
                 <w:sz w:val="14"/>
               </w:rPr>
               <w:t xml:space="preserve">  ·  9M2026</w:t>
@@ -424,7 +719,7 @@
             <w:r>
               <w:rPr>
                 <w:b/>
-                <w:color w:val="1F4E79"/>
+                <w:color w:val="12355B"/>
                 <w:sz w:val="34"/>
               </w:rPr>
               <w:t>81,91</w:t>
@@ -432,7 +727,7 @@
             <w:r>
               <w:rPr>
                 <w:b w:val="0"/>
-                <w:color w:val="5F6B7A"/>
+                <w:color w:val="667085"/>
                 <w:sz w:val="18"/>
               </w:rPr>
               <w:t xml:space="preserve"> mln. EUR</w:t>
@@ -445,7 +740,7 @@
             <w:r>
               <w:rPr>
                 <w:b w:val="0"/>
-                <w:color w:val="5F6B7A"/>
+                <w:color w:val="667085"/>
                 <w:sz w:val="15"/>
               </w:rPr>
               <w:t>▼ 5,0 % vs 9M2025</w:t>
@@ -463,9 +758,9 @@
             <w:tcW w:type="dxa" w:w="2261"/>
             <w:tcBorders>
               <w:top w:val="single" w:sz="18" w:color="2A78D6" w:space="0"/>
-              <w:left w:val="single" w:sz="4" w:color="C9D3DE" w:space="0"/>
-              <w:bottom w:val="single" w:sz="4" w:color="C9D3DE" w:space="0"/>
-              <w:right w:val="single" w:sz="4" w:color="C9D3DE" w:space="0"/>
+              <w:left w:val="single" w:sz="4" w:color="D5DCE4" w:space="0"/>
+              <w:bottom w:val="single" w:sz="4" w:color="D5DCE4" w:space="0"/>
+              <w:right w:val="single" w:sz="4" w:color="D5DCE4" w:space="0"/>
             </w:tcBorders>
           </w:tcPr>
           <w:p>
@@ -476,7 +771,7 @@
               <w:rPr>
                 <w:b/>
                 <w:caps/>
-                <w:color w:val="5F6B7A"/>
+                <w:color w:val="667085"/>
                 <w:sz w:val="14"/>
               </w:rPr>
               <w:t>ROE</w:t>
@@ -484,7 +779,7 @@
             <w:r>
               <w:rPr>
                 <w:b w:val="0"/>
-                <w:color w:val="5F6B7A"/>
+                <w:color w:val="667085"/>
                 <w:sz w:val="14"/>
               </w:rPr>
               <w:t xml:space="preserve">  ·  9M2026</w:t>
@@ -497,7 +792,7 @@
             <w:r>
               <w:rPr>
                 <w:b/>
-                <w:color w:val="1F4E79"/>
+                <w:color w:val="12355B"/>
                 <w:sz w:val="34"/>
               </w:rPr>
               <w:t>14,0</w:t>
@@ -505,7 +800,7 @@
             <w:r>
               <w:rPr>
                 <w:b w:val="0"/>
-                <w:color w:val="5F6B7A"/>
+                <w:color w:val="667085"/>
                 <w:sz w:val="18"/>
               </w:rPr>
               <w:t xml:space="preserve"> %</w:t>
@@ -518,7 +813,7 @@
             <w:r>
               <w:rPr>
                 <w:b w:val="0"/>
-                <w:color w:val="5F6B7A"/>
+                <w:color w:val="667085"/>
                 <w:sz w:val="15"/>
               </w:rPr>
               <w:t>▼ 2,1 p. p. vs 9M2025</w:t>
@@ -536,9 +831,9 @@
             <w:tcW w:type="dxa" w:w="2261"/>
             <w:tcBorders>
               <w:top w:val="single" w:sz="18" w:color="2A78D6" w:space="0"/>
-              <w:left w:val="single" w:sz="4" w:color="C9D3DE" w:space="0"/>
-              <w:bottom w:val="single" w:sz="4" w:color="C9D3DE" w:space="0"/>
-              <w:right w:val="single" w:sz="4" w:color="C9D3DE" w:space="0"/>
+              <w:left w:val="single" w:sz="4" w:color="D5DCE4" w:space="0"/>
+              <w:bottom w:val="single" w:sz="4" w:color="D5DCE4" w:space="0"/>
+              <w:right w:val="single" w:sz="4" w:color="D5DCE4" w:space="0"/>
             </w:tcBorders>
           </w:tcPr>
           <w:p>
@@ -549,7 +844,7 @@
               <w:rPr>
                 <w:b/>
                 <w:caps/>
-                <w:color w:val="5F6B7A"/>
+                <w:color w:val="667085"/>
                 <w:sz w:val="14"/>
               </w:rPr>
               <w:t>CET1 rodiklis</w:t>
@@ -557,7 +852,7 @@
             <w:r>
               <w:rPr>
                 <w:b w:val="0"/>
-                <w:color w:val="5F6B7A"/>
+                <w:color w:val="667085"/>
                 <w:sz w:val="14"/>
               </w:rPr>
               <w:t xml:space="preserve">  ·  9M2026</w:t>
@@ -570,7 +865,7 @@
             <w:r>
               <w:rPr>
                 <w:b/>
-                <w:color w:val="1F4E79"/>
+                <w:color w:val="12355B"/>
                 <w:sz w:val="34"/>
               </w:rPr>
               <w:t>15,28</w:t>
@@ -578,7 +873,7 @@
             <w:r>
               <w:rPr>
                 <w:b w:val="0"/>
-                <w:color w:val="5F6B7A"/>
+                <w:color w:val="667085"/>
                 <w:sz w:val="18"/>
               </w:rPr>
               <w:t xml:space="preserve"> %</w:t>
@@ -591,7 +886,7 @@
             <w:r>
               <w:rPr>
                 <w:b w:val="0"/>
-                <w:color w:val="5F6B7A"/>
+                <w:color w:val="667085"/>
                 <w:sz w:val="15"/>
               </w:rPr>
               <w:t>▼ 1,76 p. p. vs FY2025</w:t>
@@ -609,9 +904,9 @@
             <w:tcW w:type="dxa" w:w="2261"/>
             <w:tcBorders>
               <w:top w:val="single" w:sz="18" w:color="2A78D6" w:space="0"/>
-              <w:left w:val="single" w:sz="4" w:color="C9D3DE" w:space="0"/>
-              <w:bottom w:val="single" w:sz="4" w:color="C9D3DE" w:space="0"/>
-              <w:right w:val="single" w:sz="4" w:color="C9D3DE" w:space="0"/>
+              <w:left w:val="single" w:sz="4" w:color="D5DCE4" w:space="0"/>
+              <w:bottom w:val="single" w:sz="4" w:color="D5DCE4" w:space="0"/>
+              <w:right w:val="single" w:sz="4" w:color="D5DCE4" w:space="0"/>
             </w:tcBorders>
           </w:tcPr>
           <w:p>
@@ -622,7 +917,7 @@
               <w:rPr>
                 <w:b/>
                 <w:caps/>
-                <w:color w:val="5F6B7A"/>
+                <w:color w:val="667085"/>
                 <w:sz w:val="14"/>
               </w:rPr>
               <w:t>Bendrasis kapitalo rodiklis</w:t>
@@ -630,7 +925,7 @@
             <w:r>
               <w:rPr>
                 <w:b w:val="0"/>
-                <w:color w:val="5F6B7A"/>
+                <w:color w:val="667085"/>
                 <w:sz w:val="14"/>
               </w:rPr>
               <w:t xml:space="preserve">  ·  9M2026</w:t>
@@ -643,7 +938,7 @@
             <w:r>
               <w:rPr>
                 <w:b/>
-                <w:color w:val="1F4E79"/>
+                <w:color w:val="12355B"/>
                 <w:sz w:val="34"/>
               </w:rPr>
               <w:t>20,25</w:t>
@@ -651,7 +946,7 @@
             <w:r>
               <w:rPr>
                 <w:b w:val="0"/>
-                <w:color w:val="5F6B7A"/>
+                <w:color w:val="667085"/>
                 <w:sz w:val="18"/>
               </w:rPr>
               <w:t xml:space="preserve"> %</w:t>
@@ -664,7 +959,7 @@
             <w:r>
               <w:rPr>
                 <w:b w:val="0"/>
-                <w:color w:val="5F6B7A"/>
+                <w:color w:val="667085"/>
                 <w:sz w:val="15"/>
               </w:rPr>
               <w:t>▼ 3,05 p. p. vs 9M2025</w:t>
@@ -681,28 +976,13 @@
     <w:p>
       <w:pPr>
         <w:keepNext/>
-        <w:pBdr>
-          <w:bottom w:val="single" w:sz="8" w:color="1F4E79" w:space="4"/>
-        </w:pBdr>
-        <w:tabs>
-          <w:tab w:pos="482" w:val="left"/>
-        </w:tabs>
-        <w:spacing w:before="360" w:after="160"/>
+        <w:spacing w:before="200" w:after="100"/>
       </w:pPr>
       <w:r>
         <w:rPr>
           <w:b/>
-          <w:color w:val="2A78D6"/>
-          <w:sz w:val="18"/>
-        </w:rPr>
-        <w:t>01</w:t>
-        <w:tab/>
-      </w:r>
-      <w:r>
-        <w:rPr>
-          <w:b/>
-          <w:color w:val="1F4E79"/>
-          <w:sz w:val="28"/>
+          <w:color w:val="12355B"/>
+          <w:sz w:val="26"/>
         </w:rPr>
         <w:t>Trumpa santrauka</w:t>
       </w:r>
@@ -958,7 +1238,1069 @@
       <w:pPr>
         <w:keepNext/>
         <w:pBdr>
-          <w:bottom w:val="single" w:sz="8" w:color="1F4E79" w:space="4"/>
+          <w:bottom w:val="single" w:sz="8" w:color="12355B" w:space="4"/>
+        </w:pBdr>
+        <w:tabs>
+          <w:tab w:pos="482" w:val="left"/>
+        </w:tabs>
+        <w:spacing w:before="360" w:after="160"/>
+      </w:pPr>
+      <w:r>
+        <w:rPr>
+          <w:b/>
+          <w:color w:val="2A78D6"/>
+          <w:sz w:val="18"/>
+        </w:rPr>
+        <w:t>01</w:t>
+        <w:tab/>
+      </w:r>
+      <w:r>
+        <w:rPr>
+          <w:b/>
+          <w:color w:val="12355B"/>
+          <w:sz w:val="28"/>
+        </w:rPr>
+        <w:t>Turimos priemonės ir ISIN</w:t>
+      </w:r>
+    </w:p>
+    <w:tbl>
+      <w:tblPr>
+        <w:tblW w:w="9639" w:type="dxa"/>
+        <w:tblBorders>
+          <w:top w:val="nil"/>
+          <w:left w:val="nil"/>
+          <w:bottom w:val="nil"/>
+          <w:right w:val="nil"/>
+          <w:insideH w:val="nil"/>
+          <w:insideV w:val="nil"/>
+        </w:tblBorders>
+        <w:tblLayout w:type="fixed"/>
+        <w:tblCellMar>
+          <w:top w:w="70" w:type="dxa"/>
+          <w:left w:w="100" w:type="dxa"/>
+          <w:bottom w:w="70" w:type="dxa"/>
+          <w:right w:w="100" w:type="dxa"/>
+        </w:tblCellMar>
+        <w:tblLook w:firstColumn="1" w:firstRow="1" w:lastColumn="0" w:lastRow="0" w:noHBand="0" w:noVBand="1" w:val="04A0"/>
+      </w:tblPr>
+      <w:tblGrid>
+        <w:gridCol w:w="1457"/>
+        <w:gridCol w:w="2241"/>
+        <w:gridCol w:w="1064"/>
+        <w:gridCol w:w="1120"/>
+        <w:gridCol w:w="1569"/>
+        <w:gridCol w:w="2185"/>
+      </w:tblGrid>
+      <w:tr>
+        <w:tc>
+          <w:tcPr>
+            <w:tcW w:type="dxa" w:w="1457"/>
+            <w:tcBorders>
+              <w:top w:val="nil"/>
+              <w:left w:val="nil"/>
+              <w:bottom w:val="single" w:sz="8" w:color="12355B" w:space="0"/>
+              <w:right w:val="nil"/>
+            </w:tcBorders>
+          </w:tcPr>
+          <w:p>
+            <w:pPr>
+              <w:spacing w:before="0" w:after="0"/>
+            </w:pPr>
+            <w:r>
+              <w:rPr>
+                <w:b/>
+                <w:caps/>
+                <w:color w:val="667085"/>
+                <w:sz w:val="14"/>
+              </w:rPr>
+              <w:t>ISIN</w:t>
+            </w:r>
+          </w:p>
+        </w:tc>
+        <w:tc>
+          <w:tcPr>
+            <w:tcW w:type="dxa" w:w="2241"/>
+            <w:tcBorders>
+              <w:top w:val="nil"/>
+              <w:left w:val="nil"/>
+              <w:bottom w:val="single" w:sz="8" w:color="12355B" w:space="0"/>
+              <w:right w:val="nil"/>
+            </w:tcBorders>
+          </w:tcPr>
+          <w:p>
+            <w:pPr>
+              <w:spacing w:before="0" w:after="0"/>
+            </w:pPr>
+            <w:r>
+              <w:rPr>
+                <w:b/>
+                <w:caps/>
+                <w:color w:val="667085"/>
+                <w:sz w:val="14"/>
+              </w:rPr>
+              <w:t>Priemonė</w:t>
+            </w:r>
+          </w:p>
+        </w:tc>
+        <w:tc>
+          <w:tcPr>
+            <w:tcW w:type="dxa" w:w="1065"/>
+            <w:tcBorders>
+              <w:top w:val="nil"/>
+              <w:left w:val="nil"/>
+              <w:bottom w:val="single" w:sz="8" w:color="12355B" w:space="0"/>
+              <w:right w:val="nil"/>
+            </w:tcBorders>
+          </w:tcPr>
+          <w:p>
+            <w:pPr>
+              <w:spacing w:before="0" w:after="0"/>
+              <w:jc w:val="right"/>
+            </w:pPr>
+            <w:r>
+              <w:rPr>
+                <w:b/>
+                <w:caps/>
+                <w:color w:val="667085"/>
+                <w:sz w:val="14"/>
+              </w:rPr>
+              <w:t>Kuponas</w:t>
+            </w:r>
+          </w:p>
+        </w:tc>
+        <w:tc>
+          <w:tcPr>
+            <w:tcW w:type="dxa" w:w="1121"/>
+            <w:tcBorders>
+              <w:top w:val="nil"/>
+              <w:left w:val="nil"/>
+              <w:bottom w:val="single" w:sz="8" w:color="12355B" w:space="0"/>
+              <w:right w:val="nil"/>
+            </w:tcBorders>
+          </w:tcPr>
+          <w:p>
+            <w:pPr>
+              <w:spacing w:before="0" w:after="0"/>
+            </w:pPr>
+            <w:r>
+              <w:rPr>
+                <w:b/>
+                <w:caps/>
+                <w:color w:val="667085"/>
+                <w:sz w:val="14"/>
+              </w:rPr>
+              <w:t>Išpirkimas</w:t>
+            </w:r>
+          </w:p>
+        </w:tc>
+        <w:tc>
+          <w:tcPr>
+            <w:tcW w:type="dxa" w:w="1569"/>
+            <w:tcBorders>
+              <w:top w:val="nil"/>
+              <w:left w:val="nil"/>
+              <w:bottom w:val="single" w:sz="8" w:color="12355B" w:space="0"/>
+              <w:right w:val="nil"/>
+            </w:tcBorders>
+          </w:tcPr>
+          <w:p>
+            <w:pPr>
+              <w:spacing w:before="0" w:after="0"/>
+            </w:pPr>
+            <w:r>
+              <w:rPr>
+                <w:b/>
+                <w:caps/>
+                <w:color w:val="667085"/>
+                <w:sz w:val="14"/>
+              </w:rPr>
+              <w:t>Emisijos reitingas</w:t>
+            </w:r>
+          </w:p>
+        </w:tc>
+        <w:tc>
+          <w:tcPr>
+            <w:tcW w:type="dxa" w:w="2185"/>
+            <w:tcBorders>
+              <w:top w:val="nil"/>
+              <w:left w:val="nil"/>
+              <w:bottom w:val="single" w:sz="8" w:color="12355B" w:space="0"/>
+              <w:right w:val="nil"/>
+            </w:tcBorders>
+          </w:tcPr>
+          <w:p>
+            <w:pPr>
+              <w:spacing w:before="0" w:after="0"/>
+            </w:pPr>
+            <w:r>
+              <w:rPr>
+                <w:b/>
+                <w:caps/>
+                <w:color w:val="667085"/>
+                <w:sz w:val="14"/>
+              </w:rPr>
+              <w:t>Pastaba</w:t>
+            </w:r>
+          </w:p>
+        </w:tc>
+      </w:tr>
+      <w:tr>
+        <w:tc>
+          <w:tcPr>
+            <w:tcW w:type="dxa" w:w="1457"/>
+            <w:tcBorders>
+              <w:top w:val="nil"/>
+              <w:left w:val="nil"/>
+              <w:bottom w:val="single" w:sz="4" w:color="E6EAF0" w:space="0"/>
+              <w:right w:val="nil"/>
+            </w:tcBorders>
+          </w:tcPr>
+          <w:p>
+            <w:pPr>
+              <w:spacing w:before="0" w:after="0"/>
+            </w:pPr>
+            <w:r>
+              <w:rPr>
+                <w:b w:val="0"/>
+                <w:sz w:val="17"/>
+              </w:rPr>
+              <w:t>XS2822574245</w:t>
+            </w:r>
+          </w:p>
+        </w:tc>
+        <w:tc>
+          <w:tcPr>
+            <w:tcW w:type="dxa" w:w="2241"/>
+            <w:tcBorders>
+              <w:top w:val="nil"/>
+              <w:left w:val="nil"/>
+              <w:bottom w:val="single" w:sz="4" w:color="E6EAF0" w:space="0"/>
+              <w:right w:val="nil"/>
+            </w:tcBorders>
+          </w:tcPr>
+          <w:p>
+            <w:pPr>
+              <w:spacing w:before="0" w:after="0"/>
+            </w:pPr>
+            <w:r>
+              <w:rPr>
+                <w:b w:val="0"/>
+                <w:sz w:val="17"/>
+              </w:rPr>
+              <w:t>LHV Group 5.375% senior notes 2028</w:t>
+            </w:r>
+          </w:p>
+        </w:tc>
+        <w:tc>
+          <w:tcPr>
+            <w:tcW w:type="dxa" w:w="1065"/>
+            <w:tcBorders>
+              <w:top w:val="nil"/>
+              <w:left w:val="nil"/>
+              <w:bottom w:val="single" w:sz="4" w:color="E6EAF0" w:space="0"/>
+              <w:right w:val="nil"/>
+            </w:tcBorders>
+          </w:tcPr>
+          <w:p>
+            <w:pPr>
+              <w:spacing w:before="0" w:after="0"/>
+              <w:jc w:val="right"/>
+            </w:pPr>
+            <w:r>
+              <w:rPr>
+                <w:b w:val="0"/>
+                <w:sz w:val="17"/>
+              </w:rPr>
+              <w:t>5,375 %</w:t>
+            </w:r>
+          </w:p>
+        </w:tc>
+        <w:tc>
+          <w:tcPr>
+            <w:tcW w:type="dxa" w:w="1121"/>
+            <w:tcBorders>
+              <w:top w:val="nil"/>
+              <w:left w:val="nil"/>
+              <w:bottom w:val="single" w:sz="4" w:color="E6EAF0" w:space="0"/>
+              <w:right w:val="nil"/>
+            </w:tcBorders>
+          </w:tcPr>
+          <w:p>
+            <w:pPr>
+              <w:spacing w:before="0" w:after="0"/>
+            </w:pPr>
+            <w:r>
+              <w:rPr>
+                <w:b w:val="0"/>
+                <w:sz w:val="17"/>
+              </w:rPr>
+              <w:t>2028-05-24</w:t>
+            </w:r>
+          </w:p>
+        </w:tc>
+        <w:tc>
+          <w:tcPr>
+            <w:tcW w:type="dxa" w:w="1569"/>
+            <w:tcBorders>
+              <w:top w:val="nil"/>
+              <w:left w:val="nil"/>
+              <w:bottom w:val="single" w:sz="4" w:color="E6EAF0" w:space="0"/>
+              <w:right w:val="nil"/>
+            </w:tcBorders>
+          </w:tcPr>
+          <w:p>
+            <w:pPr>
+              <w:spacing w:before="0" w:after="0"/>
+            </w:pPr>
+            <w:r>
+              <w:rPr>
+                <w:b w:val="0"/>
+                <w:sz w:val="17"/>
+              </w:rPr>
+              <w:t>Moody's Baa2 (senior unsecured (class rating, 2025-09-01))</w:t>
+            </w:r>
+          </w:p>
+        </w:tc>
+        <w:tc>
+          <w:tcPr>
+            <w:tcW w:type="dxa" w:w="2185"/>
+            <w:tcBorders>
+              <w:top w:val="nil"/>
+              <w:left w:val="nil"/>
+              <w:bottom w:val="single" w:sz="4" w:color="E6EAF0" w:space="0"/>
+              <w:right w:val="nil"/>
+            </w:tcBorders>
+          </w:tcPr>
+          <w:p>
+            <w:pPr>
+              <w:spacing w:before="0" w:after="0"/>
+            </w:pPr>
+            <w:r>
+              <w:rPr>
+                <w:b w:val="0"/>
+                <w:sz w:val="17"/>
+              </w:rPr>
+              <w:t>Senior unsecured (holding company); callable 2027-05-24</w:t>
+            </w:r>
+          </w:p>
+        </w:tc>
+      </w:tr>
+      <w:tr>
+        <w:tc>
+          <w:tcPr>
+            <w:tcW w:type="dxa" w:w="1457"/>
+            <w:tcBorders>
+              <w:top w:val="nil"/>
+              <w:left w:val="nil"/>
+              <w:bottom w:val="single" w:sz="4" w:color="E6EAF0" w:space="0"/>
+              <w:right w:val="nil"/>
+            </w:tcBorders>
+          </w:tcPr>
+          <w:p>
+            <w:pPr>
+              <w:spacing w:before="0" w:after="0"/>
+            </w:pPr>
+            <w:r>
+              <w:rPr>
+                <w:b w:val="0"/>
+                <w:sz w:val="17"/>
+              </w:rPr>
+              <w:t>XS3153067288</w:t>
+            </w:r>
+          </w:p>
+        </w:tc>
+        <w:tc>
+          <w:tcPr>
+            <w:tcW w:type="dxa" w:w="2241"/>
+            <w:tcBorders>
+              <w:top w:val="nil"/>
+              <w:left w:val="nil"/>
+              <w:bottom w:val="single" w:sz="4" w:color="E6EAF0" w:space="0"/>
+              <w:right w:val="nil"/>
+            </w:tcBorders>
+          </w:tcPr>
+          <w:p>
+            <w:pPr>
+              <w:spacing w:before="0" w:after="0"/>
+            </w:pPr>
+            <w:r>
+              <w:rPr>
+                <w:b w:val="0"/>
+                <w:sz w:val="17"/>
+              </w:rPr>
+              <w:t>LHV Group 5.5% Tier 2 2035</w:t>
+            </w:r>
+          </w:p>
+        </w:tc>
+        <w:tc>
+          <w:tcPr>
+            <w:tcW w:type="dxa" w:w="1065"/>
+            <w:tcBorders>
+              <w:top w:val="nil"/>
+              <w:left w:val="nil"/>
+              <w:bottom w:val="single" w:sz="4" w:color="E6EAF0" w:space="0"/>
+              <w:right w:val="nil"/>
+            </w:tcBorders>
+          </w:tcPr>
+          <w:p>
+            <w:pPr>
+              <w:spacing w:before="0" w:after="0"/>
+              <w:jc w:val="right"/>
+            </w:pPr>
+            <w:r>
+              <w:rPr>
+                <w:b w:val="0"/>
+                <w:sz w:val="17"/>
+              </w:rPr>
+              <w:t>5,5 %</w:t>
+            </w:r>
+          </w:p>
+        </w:tc>
+        <w:tc>
+          <w:tcPr>
+            <w:tcW w:type="dxa" w:w="1121"/>
+            <w:tcBorders>
+              <w:top w:val="nil"/>
+              <w:left w:val="nil"/>
+              <w:bottom w:val="single" w:sz="4" w:color="E6EAF0" w:space="0"/>
+              <w:right w:val="nil"/>
+            </w:tcBorders>
+          </w:tcPr>
+          <w:p>
+            <w:pPr>
+              <w:spacing w:before="0" w:after="0"/>
+            </w:pPr>
+            <w:r>
+              <w:rPr>
+                <w:b w:val="0"/>
+                <w:sz w:val="17"/>
+              </w:rPr>
+              <w:t>2035-09-16</w:t>
+            </w:r>
+          </w:p>
+        </w:tc>
+        <w:tc>
+          <w:tcPr>
+            <w:tcW w:type="dxa" w:w="1569"/>
+            <w:tcBorders>
+              <w:top w:val="nil"/>
+              <w:left w:val="nil"/>
+              <w:bottom w:val="single" w:sz="4" w:color="E6EAF0" w:space="0"/>
+              <w:right w:val="nil"/>
+            </w:tcBorders>
+          </w:tcPr>
+          <w:p>
+            <w:pPr>
+              <w:spacing w:before="0" w:after="0"/>
+            </w:pPr>
+            <w:r>
+              <w:rPr>
+                <w:b w:val="0"/>
+                <w:sz w:val="17"/>
+              </w:rPr>
+              <w:t>atskiro nerasta</w:t>
+            </w:r>
+          </w:p>
+        </w:tc>
+        <w:tc>
+          <w:tcPr>
+            <w:tcW w:type="dxa" w:w="2185"/>
+            <w:tcBorders>
+              <w:top w:val="nil"/>
+              <w:left w:val="nil"/>
+              <w:bottom w:val="single" w:sz="4" w:color="E6EAF0" w:space="0"/>
+              <w:right w:val="nil"/>
+            </w:tcBorders>
+          </w:tcPr>
+          <w:p>
+            <w:pPr>
+              <w:spacing w:before="0" w:after="0"/>
+            </w:pPr>
+            <w:r>
+              <w:rPr>
+                <w:b w:val="0"/>
+                <w:sz w:val="17"/>
+              </w:rPr>
+              <w:t>Subordinated Tier 2</w:t>
+            </w:r>
+          </w:p>
+        </w:tc>
+      </w:tr>
+      <w:tr>
+        <w:tc>
+          <w:tcPr>
+            <w:tcW w:type="dxa" w:w="1457"/>
+            <w:tcBorders>
+              <w:top w:val="nil"/>
+              <w:left w:val="nil"/>
+              <w:bottom w:val="single" w:sz="4" w:color="E6EAF0" w:space="0"/>
+              <w:right w:val="nil"/>
+            </w:tcBorders>
+          </w:tcPr>
+          <w:p>
+            <w:pPr>
+              <w:spacing w:before="0" w:after="0"/>
+            </w:pPr>
+            <w:r>
+              <w:rPr>
+                <w:b w:val="0"/>
+                <w:sz w:val="17"/>
+              </w:rPr>
+              <w:t>EE3300004993</w:t>
+            </w:r>
+          </w:p>
+        </w:tc>
+        <w:tc>
+          <w:tcPr>
+            <w:tcW w:type="dxa" w:w="2241"/>
+            <w:tcBorders>
+              <w:top w:val="nil"/>
+              <w:left w:val="nil"/>
+              <w:bottom w:val="single" w:sz="4" w:color="E6EAF0" w:space="0"/>
+              <w:right w:val="nil"/>
+            </w:tcBorders>
+          </w:tcPr>
+          <w:p>
+            <w:pPr>
+              <w:spacing w:before="0" w:after="0"/>
+            </w:pPr>
+            <w:r>
+              <w:rPr>
+                <w:b w:val="0"/>
+                <w:sz w:val="17"/>
+              </w:rPr>
+              <w:t>LHV Group 6.0% Tier 2 2034</w:t>
+            </w:r>
+          </w:p>
+        </w:tc>
+        <w:tc>
+          <w:tcPr>
+            <w:tcW w:type="dxa" w:w="1065"/>
+            <w:tcBorders>
+              <w:top w:val="nil"/>
+              <w:left w:val="nil"/>
+              <w:bottom w:val="single" w:sz="4" w:color="E6EAF0" w:space="0"/>
+              <w:right w:val="nil"/>
+            </w:tcBorders>
+          </w:tcPr>
+          <w:p>
+            <w:pPr>
+              <w:spacing w:before="0" w:after="0"/>
+              <w:jc w:val="right"/>
+            </w:pPr>
+            <w:r>
+              <w:rPr>
+                <w:b w:val="0"/>
+                <w:sz w:val="17"/>
+              </w:rPr>
+              <w:t>6,0 %</w:t>
+            </w:r>
+          </w:p>
+        </w:tc>
+        <w:tc>
+          <w:tcPr>
+            <w:tcW w:type="dxa" w:w="1121"/>
+            <w:tcBorders>
+              <w:top w:val="nil"/>
+              <w:left w:val="nil"/>
+              <w:bottom w:val="single" w:sz="4" w:color="E6EAF0" w:space="0"/>
+              <w:right w:val="nil"/>
+            </w:tcBorders>
+          </w:tcPr>
+          <w:p>
+            <w:pPr>
+              <w:spacing w:before="0" w:after="0"/>
+            </w:pPr>
+            <w:r>
+              <w:rPr>
+                <w:b w:val="0"/>
+                <w:sz w:val="17"/>
+              </w:rPr>
+              <w:t>2034-11-15</w:t>
+            </w:r>
+          </w:p>
+        </w:tc>
+        <w:tc>
+          <w:tcPr>
+            <w:tcW w:type="dxa" w:w="1569"/>
+            <w:tcBorders>
+              <w:top w:val="nil"/>
+              <w:left w:val="nil"/>
+              <w:bottom w:val="single" w:sz="4" w:color="E6EAF0" w:space="0"/>
+              <w:right w:val="nil"/>
+            </w:tcBorders>
+          </w:tcPr>
+          <w:p>
+            <w:pPr>
+              <w:spacing w:before="0" w:after="0"/>
+            </w:pPr>
+            <w:r>
+              <w:rPr>
+                <w:b w:val="0"/>
+                <w:sz w:val="17"/>
+              </w:rPr>
+              <w:t>atskiro nerasta</w:t>
+            </w:r>
+          </w:p>
+        </w:tc>
+        <w:tc>
+          <w:tcPr>
+            <w:tcW w:type="dxa" w:w="2185"/>
+            <w:tcBorders>
+              <w:top w:val="nil"/>
+              <w:left w:val="nil"/>
+              <w:bottom w:val="single" w:sz="4" w:color="E6EAF0" w:space="0"/>
+              <w:right w:val="nil"/>
+            </w:tcBorders>
+          </w:tcPr>
+          <w:p>
+            <w:pPr>
+              <w:spacing w:before="0" w:after="0"/>
+            </w:pPr>
+            <w:r>
+              <w:rPr>
+                <w:b w:val="0"/>
+                <w:sz w:val="17"/>
+              </w:rPr>
+              <w:t>Subordinated Tier 2</w:t>
+            </w:r>
+          </w:p>
+        </w:tc>
+      </w:tr>
+      <w:tr>
+        <w:tc>
+          <w:tcPr>
+            <w:tcW w:type="dxa" w:w="1457"/>
+            <w:tcBorders>
+              <w:top w:val="nil"/>
+              <w:left w:val="nil"/>
+              <w:bottom w:val="single" w:sz="4" w:color="E6EAF0" w:space="0"/>
+              <w:right w:val="nil"/>
+            </w:tcBorders>
+          </w:tcPr>
+          <w:p>
+            <w:pPr>
+              <w:spacing w:before="0" w:after="0"/>
+            </w:pPr>
+            <w:r>
+              <w:rPr>
+                <w:b w:val="0"/>
+                <w:sz w:val="17"/>
+              </w:rPr>
+              <w:t>XS2693753704</w:t>
+            </w:r>
+          </w:p>
+        </w:tc>
+        <w:tc>
+          <w:tcPr>
+            <w:tcW w:type="dxa" w:w="2241"/>
+            <w:tcBorders>
+              <w:top w:val="nil"/>
+              <w:left w:val="nil"/>
+              <w:bottom w:val="single" w:sz="4" w:color="E6EAF0" w:space="0"/>
+              <w:right w:val="nil"/>
+            </w:tcBorders>
+          </w:tcPr>
+          <w:p>
+            <w:pPr>
+              <w:spacing w:before="0" w:after="0"/>
+            </w:pPr>
+            <w:r>
+              <w:rPr>
+                <w:b w:val="0"/>
+                <w:sz w:val="17"/>
+              </w:rPr>
+              <w:t>LHV Group senior FRN 2027</w:t>
+            </w:r>
+          </w:p>
+        </w:tc>
+        <w:tc>
+          <w:tcPr>
+            <w:tcW w:type="dxa" w:w="1065"/>
+            <w:tcBorders>
+              <w:top w:val="nil"/>
+              <w:left w:val="nil"/>
+              <w:bottom w:val="single" w:sz="4" w:color="E6EAF0" w:space="0"/>
+              <w:right w:val="nil"/>
+            </w:tcBorders>
+          </w:tcPr>
+          <w:p>
+            <w:pPr>
+              <w:spacing w:before="0" w:after="0"/>
+              <w:jc w:val="right"/>
+            </w:pPr>
+            <w:r>
+              <w:rPr>
+                <w:b w:val="0"/>
+                <w:sz w:val="17"/>
+              </w:rPr>
+              <w:t>–</w:t>
+            </w:r>
+          </w:p>
+        </w:tc>
+        <w:tc>
+          <w:tcPr>
+            <w:tcW w:type="dxa" w:w="1121"/>
+            <w:tcBorders>
+              <w:top w:val="nil"/>
+              <w:left w:val="nil"/>
+              <w:bottom w:val="single" w:sz="4" w:color="E6EAF0" w:space="0"/>
+              <w:right w:val="nil"/>
+            </w:tcBorders>
+          </w:tcPr>
+          <w:p>
+            <w:pPr>
+              <w:spacing w:before="0" w:after="0"/>
+            </w:pPr>
+            <w:r>
+              <w:rPr>
+                <w:b w:val="0"/>
+                <w:sz w:val="17"/>
+              </w:rPr>
+              <w:t>2027-10-03</w:t>
+            </w:r>
+          </w:p>
+        </w:tc>
+        <w:tc>
+          <w:tcPr>
+            <w:tcW w:type="dxa" w:w="1569"/>
+            <w:tcBorders>
+              <w:top w:val="nil"/>
+              <w:left w:val="nil"/>
+              <w:bottom w:val="single" w:sz="4" w:color="E6EAF0" w:space="0"/>
+              <w:right w:val="nil"/>
+            </w:tcBorders>
+          </w:tcPr>
+          <w:p>
+            <w:pPr>
+              <w:spacing w:before="0" w:after="0"/>
+            </w:pPr>
+            <w:r>
+              <w:rPr>
+                <w:b w:val="0"/>
+                <w:sz w:val="17"/>
+              </w:rPr>
+              <w:t>Moody's Baa2 (senior unsecured (class rating, 2025-09-01))</w:t>
+            </w:r>
+          </w:p>
+        </w:tc>
+        <w:tc>
+          <w:tcPr>
+            <w:tcW w:type="dxa" w:w="2185"/>
+            <w:tcBorders>
+              <w:top w:val="nil"/>
+              <w:left w:val="nil"/>
+              <w:bottom w:val="single" w:sz="4" w:color="E6EAF0" w:space="0"/>
+              <w:right w:val="nil"/>
+            </w:tcBorders>
+          </w:tcPr>
+          <w:p>
+            <w:pPr>
+              <w:spacing w:before="0" w:after="0"/>
+            </w:pPr>
+            <w:r>
+              <w:rPr>
+                <w:b w:val="0"/>
+                <w:sz w:val="17"/>
+              </w:rPr>
+              <w:t>Senior unsecured (holding company), floating rate; coupon not found in public sources read</w:t>
+            </w:r>
+          </w:p>
+        </w:tc>
+      </w:tr>
+      <w:tr>
+        <w:tc>
+          <w:tcPr>
+            <w:tcW w:type="dxa" w:w="1457"/>
+            <w:tcBorders>
+              <w:top w:val="nil"/>
+              <w:left w:val="nil"/>
+              <w:bottom w:val="single" w:sz="4" w:color="E6EAF0" w:space="0"/>
+              <w:right w:val="nil"/>
+            </w:tcBorders>
+          </w:tcPr>
+          <w:p>
+            <w:pPr>
+              <w:spacing w:before="0" w:after="0"/>
+            </w:pPr>
+            <w:r>
+              <w:rPr>
+                <w:b w:val="0"/>
+                <w:sz w:val="17"/>
+              </w:rPr>
+              <w:t>XS3042781024</w:t>
+            </w:r>
+          </w:p>
+        </w:tc>
+        <w:tc>
+          <w:tcPr>
+            <w:tcW w:type="dxa" w:w="2241"/>
+            <w:tcBorders>
+              <w:top w:val="nil"/>
+              <w:left w:val="nil"/>
+              <w:bottom w:val="single" w:sz="4" w:color="E6EAF0" w:space="0"/>
+              <w:right w:val="nil"/>
+            </w:tcBorders>
+          </w:tcPr>
+          <w:p>
+            <w:pPr>
+              <w:spacing w:before="0" w:after="0"/>
+            </w:pPr>
+            <w:r>
+              <w:rPr>
+                <w:b w:val="0"/>
+                <w:sz w:val="17"/>
+              </w:rPr>
+              <w:t>LHV Group 9.5% AT1 perpetual</w:t>
+            </w:r>
+          </w:p>
+        </w:tc>
+        <w:tc>
+          <w:tcPr>
+            <w:tcW w:type="dxa" w:w="1065"/>
+            <w:tcBorders>
+              <w:top w:val="nil"/>
+              <w:left w:val="nil"/>
+              <w:bottom w:val="single" w:sz="4" w:color="E6EAF0" w:space="0"/>
+              <w:right w:val="nil"/>
+            </w:tcBorders>
+          </w:tcPr>
+          <w:p>
+            <w:pPr>
+              <w:spacing w:before="0" w:after="0"/>
+              <w:jc w:val="right"/>
+            </w:pPr>
+            <w:r>
+              <w:rPr>
+                <w:b w:val="0"/>
+                <w:sz w:val="17"/>
+              </w:rPr>
+              <w:t>9,5 %</w:t>
+            </w:r>
+          </w:p>
+        </w:tc>
+        <w:tc>
+          <w:tcPr>
+            <w:tcW w:type="dxa" w:w="1121"/>
+            <w:tcBorders>
+              <w:top w:val="nil"/>
+              <w:left w:val="nil"/>
+              <w:bottom w:val="single" w:sz="4" w:color="E6EAF0" w:space="0"/>
+              <w:right w:val="nil"/>
+            </w:tcBorders>
+          </w:tcPr>
+          <w:p>
+            <w:pPr>
+              <w:spacing w:before="0" w:after="0"/>
+            </w:pPr>
+            <w:r>
+              <w:rPr>
+                <w:b w:val="0"/>
+                <w:sz w:val="17"/>
+              </w:rPr>
+              <w:t>neterminuota</w:t>
+            </w:r>
+          </w:p>
+        </w:tc>
+        <w:tc>
+          <w:tcPr>
+            <w:tcW w:type="dxa" w:w="1569"/>
+            <w:tcBorders>
+              <w:top w:val="nil"/>
+              <w:left w:val="nil"/>
+              <w:bottom w:val="single" w:sz="4" w:color="E6EAF0" w:space="0"/>
+              <w:right w:val="nil"/>
+            </w:tcBorders>
+          </w:tcPr>
+          <w:p>
+            <w:pPr>
+              <w:spacing w:before="0" w:after="0"/>
+            </w:pPr>
+            <w:r>
+              <w:rPr>
+                <w:b w:val="0"/>
+                <w:sz w:val="17"/>
+              </w:rPr>
+              <w:t>atskiro nerasta</w:t>
+            </w:r>
+          </w:p>
+        </w:tc>
+        <w:tc>
+          <w:tcPr>
+            <w:tcW w:type="dxa" w:w="2185"/>
+            <w:tcBorders>
+              <w:top w:val="nil"/>
+              <w:left w:val="nil"/>
+              <w:bottom w:val="single" w:sz="4" w:color="E6EAF0" w:space="0"/>
+              <w:right w:val="nil"/>
+            </w:tcBorders>
+          </w:tcPr>
+          <w:p>
+            <w:pPr>
+              <w:spacing w:before="0" w:after="0"/>
+            </w:pPr>
+            <w:r>
+              <w:rPr>
+                <w:b w:val="0"/>
+                <w:sz w:val="17"/>
+              </w:rPr>
+              <w:t>Additional Tier 1, perpetual; call date not found</w:t>
+            </w:r>
+          </w:p>
+        </w:tc>
+      </w:tr>
+      <w:tr>
+        <w:tc>
+          <w:tcPr>
+            <w:tcW w:type="dxa" w:w="1457"/>
+            <w:tcBorders>
+              <w:top w:val="nil"/>
+              <w:left w:val="nil"/>
+              <w:bottom w:val="single" w:sz="4" w:color="E6EAF0" w:space="0"/>
+              <w:right w:val="nil"/>
+            </w:tcBorders>
+          </w:tcPr>
+          <w:p>
+            <w:pPr>
+              <w:spacing w:before="0" w:after="0"/>
+            </w:pPr>
+            <w:r>
+              <w:rPr>
+                <w:b w:val="0"/>
+                <w:sz w:val="17"/>
+              </w:rPr>
+              <w:t>XS3090105829</w:t>
+            </w:r>
+          </w:p>
+        </w:tc>
+        <w:tc>
+          <w:tcPr>
+            <w:tcW w:type="dxa" w:w="2241"/>
+            <w:tcBorders>
+              <w:top w:val="nil"/>
+              <w:left w:val="nil"/>
+              <w:bottom w:val="single" w:sz="4" w:color="E6EAF0" w:space="0"/>
+              <w:right w:val="nil"/>
+            </w:tcBorders>
+          </w:tcPr>
+          <w:p>
+            <w:pPr>
+              <w:spacing w:before="0" w:after="0"/>
+            </w:pPr>
+            <w:r>
+              <w:rPr>
+                <w:b w:val="0"/>
+                <w:sz w:val="17"/>
+              </w:rPr>
+              <w:t>LHV Group 4.125% senior notes 2029</w:t>
+            </w:r>
+          </w:p>
+        </w:tc>
+        <w:tc>
+          <w:tcPr>
+            <w:tcW w:type="dxa" w:w="1065"/>
+            <w:tcBorders>
+              <w:top w:val="nil"/>
+              <w:left w:val="nil"/>
+              <w:bottom w:val="single" w:sz="4" w:color="E6EAF0" w:space="0"/>
+              <w:right w:val="nil"/>
+            </w:tcBorders>
+          </w:tcPr>
+          <w:p>
+            <w:pPr>
+              <w:spacing w:before="0" w:after="0"/>
+              <w:jc w:val="right"/>
+            </w:pPr>
+            <w:r>
+              <w:rPr>
+                <w:b w:val="0"/>
+                <w:sz w:val="17"/>
+              </w:rPr>
+              <w:t>4,125 %</w:t>
+            </w:r>
+          </w:p>
+        </w:tc>
+        <w:tc>
+          <w:tcPr>
+            <w:tcW w:type="dxa" w:w="1121"/>
+            <w:tcBorders>
+              <w:top w:val="nil"/>
+              <w:left w:val="nil"/>
+              <w:bottom w:val="single" w:sz="4" w:color="E6EAF0" w:space="0"/>
+              <w:right w:val="nil"/>
+            </w:tcBorders>
+          </w:tcPr>
+          <w:p>
+            <w:pPr>
+              <w:spacing w:before="0" w:after="0"/>
+            </w:pPr>
+            <w:r>
+              <w:rPr>
+                <w:b w:val="0"/>
+                <w:sz w:val="17"/>
+              </w:rPr>
+              <w:t>2029-06-18</w:t>
+            </w:r>
+          </w:p>
+        </w:tc>
+        <w:tc>
+          <w:tcPr>
+            <w:tcW w:type="dxa" w:w="1569"/>
+            <w:tcBorders>
+              <w:top w:val="nil"/>
+              <w:left w:val="nil"/>
+              <w:bottom w:val="single" w:sz="4" w:color="E6EAF0" w:space="0"/>
+              <w:right w:val="nil"/>
+            </w:tcBorders>
+          </w:tcPr>
+          <w:p>
+            <w:pPr>
+              <w:spacing w:before="0" w:after="0"/>
+            </w:pPr>
+            <w:r>
+              <w:rPr>
+                <w:b w:val="0"/>
+                <w:sz w:val="17"/>
+              </w:rPr>
+              <w:t>Moody's Baa2 (senior unsecured (class rating, 2025-09-01))</w:t>
+            </w:r>
+          </w:p>
+        </w:tc>
+        <w:tc>
+          <w:tcPr>
+            <w:tcW w:type="dxa" w:w="2185"/>
+            <w:tcBorders>
+              <w:top w:val="nil"/>
+              <w:left w:val="nil"/>
+              <w:bottom w:val="single" w:sz="4" w:color="E6EAF0" w:space="0"/>
+              <w:right w:val="nil"/>
+            </w:tcBorders>
+          </w:tcPr>
+          <w:p>
+            <w:pPr>
+              <w:spacing w:before="0" w:after="0"/>
+            </w:pPr>
+            <w:r>
+              <w:rPr>
+                <w:b w:val="0"/>
+                <w:sz w:val="17"/>
+              </w:rPr>
+              <w:t>Senior unsecured (holding company); callable 2028-06-18</w:t>
+            </w:r>
+          </w:p>
+        </w:tc>
+      </w:tr>
+    </w:tbl>
+    <w:p>
+      <w:pPr>
+        <w:spacing w:before="0" w:after="40"/>
+      </w:pPr>
+    </w:p>
+    <w:p>
+      <w:pPr>
+        <w:keepNext/>
+        <w:pBdr>
+          <w:bottom w:val="single" w:sz="8" w:color="12355B" w:space="4"/>
         </w:pBdr>
         <w:tabs>
           <w:tab w:pos="482" w:val="left"/>
@@ -977,1075 +2319,7 @@
       <w:r>
         <w:rPr>
           <w:b/>
-          <w:color w:val="1F4E79"/>
-          <w:sz w:val="28"/>
-        </w:rPr>
-        <w:t>Turimos priemonės ir ISIN</w:t>
-      </w:r>
-    </w:p>
-    <w:tbl>
-      <w:tblPr>
-        <w:tblW w:w="9639" w:type="dxa"/>
-        <w:tblBorders>
-          <w:top w:val="nil"/>
-          <w:left w:val="nil"/>
-          <w:bottom w:val="nil"/>
-          <w:right w:val="nil"/>
-          <w:insideH w:val="nil"/>
-          <w:insideV w:val="nil"/>
-        </w:tblBorders>
-        <w:tblLayout w:type="fixed"/>
-        <w:tblCellMar>
-          <w:top w:w="70" w:type="dxa"/>
-          <w:left w:w="100" w:type="dxa"/>
-          <w:bottom w:w="70" w:type="dxa"/>
-          <w:right w:w="100" w:type="dxa"/>
-        </w:tblCellMar>
-        <w:tblLook w:firstColumn="1" w:firstRow="1" w:lastColumn="0" w:lastRow="0" w:noHBand="0" w:noVBand="1" w:val="04A0"/>
-      </w:tblPr>
-      <w:tblGrid>
-        <w:gridCol w:w="1513"/>
-        <w:gridCol w:w="2241"/>
-        <w:gridCol w:w="840"/>
-        <w:gridCol w:w="1120"/>
-        <w:gridCol w:w="1569"/>
-        <w:gridCol w:w="2353"/>
-      </w:tblGrid>
-      <w:tr>
-        <w:tc>
-          <w:tcPr>
-            <w:tcW w:type="dxa" w:w="1513"/>
-            <w:tcBorders>
-              <w:top w:val="single" w:sz="12" w:color="1F4E79" w:space="0"/>
-              <w:left w:val="nil"/>
-              <w:bottom w:val="single" w:sz="4" w:color="C9D3DE" w:space="0"/>
-              <w:right w:val="nil"/>
-            </w:tcBorders>
-            <w:shd w:val="clear" w:color="auto" w:fill="EAF1F8"/>
-          </w:tcPr>
-          <w:p>
-            <w:pPr>
-              <w:spacing w:before="0" w:after="0"/>
-            </w:pPr>
-            <w:r>
-              <w:rPr>
-                <w:b/>
-                <w:caps/>
-                <w:color w:val="1F4E79"/>
-                <w:sz w:val="16"/>
-              </w:rPr>
-              <w:t>ISIN</w:t>
-            </w:r>
-          </w:p>
-        </w:tc>
-        <w:tc>
-          <w:tcPr>
-            <w:tcW w:type="dxa" w:w="2241"/>
-            <w:tcBorders>
-              <w:top w:val="single" w:sz="12" w:color="1F4E79" w:space="0"/>
-              <w:left w:val="nil"/>
-              <w:bottom w:val="single" w:sz="4" w:color="C9D3DE" w:space="0"/>
-              <w:right w:val="nil"/>
-            </w:tcBorders>
-            <w:shd w:val="clear" w:color="auto" w:fill="EAF1F8"/>
-          </w:tcPr>
-          <w:p>
-            <w:pPr>
-              <w:spacing w:before="0" w:after="0"/>
-            </w:pPr>
-            <w:r>
-              <w:rPr>
-                <w:b/>
-                <w:caps/>
-                <w:color w:val="1F4E79"/>
-                <w:sz w:val="16"/>
-              </w:rPr>
-              <w:t>Priemonė</w:t>
-            </w:r>
-          </w:p>
-        </w:tc>
-        <w:tc>
-          <w:tcPr>
-            <w:tcW w:type="dxa" w:w="841"/>
-            <w:tcBorders>
-              <w:top w:val="single" w:sz="12" w:color="1F4E79" w:space="0"/>
-              <w:left w:val="nil"/>
-              <w:bottom w:val="single" w:sz="4" w:color="C9D3DE" w:space="0"/>
-              <w:right w:val="nil"/>
-            </w:tcBorders>
-            <w:shd w:val="clear" w:color="auto" w:fill="EAF1F8"/>
-          </w:tcPr>
-          <w:p>
-            <w:pPr>
-              <w:spacing w:before="0" w:after="0"/>
-              <w:jc w:val="right"/>
-            </w:pPr>
-            <w:r>
-              <w:rPr>
-                <w:b/>
-                <w:caps/>
-                <w:color w:val="1F4E79"/>
-                <w:sz w:val="16"/>
-              </w:rPr>
-              <w:t>Kuponas</w:t>
-            </w:r>
-          </w:p>
-        </w:tc>
-        <w:tc>
-          <w:tcPr>
-            <w:tcW w:type="dxa" w:w="1121"/>
-            <w:tcBorders>
-              <w:top w:val="single" w:sz="12" w:color="1F4E79" w:space="0"/>
-              <w:left w:val="nil"/>
-              <w:bottom w:val="single" w:sz="4" w:color="C9D3DE" w:space="0"/>
-              <w:right w:val="nil"/>
-            </w:tcBorders>
-            <w:shd w:val="clear" w:color="auto" w:fill="EAF1F8"/>
-          </w:tcPr>
-          <w:p>
-            <w:pPr>
-              <w:spacing w:before="0" w:after="0"/>
-            </w:pPr>
-            <w:r>
-              <w:rPr>
-                <w:b/>
-                <w:caps/>
-                <w:color w:val="1F4E79"/>
-                <w:sz w:val="16"/>
-              </w:rPr>
-              <w:t>Išpirkimas</w:t>
-            </w:r>
-          </w:p>
-        </w:tc>
-        <w:tc>
-          <w:tcPr>
-            <w:tcW w:type="dxa" w:w="1569"/>
-            <w:tcBorders>
-              <w:top w:val="single" w:sz="12" w:color="1F4E79" w:space="0"/>
-              <w:left w:val="nil"/>
-              <w:bottom w:val="single" w:sz="4" w:color="C9D3DE" w:space="0"/>
-              <w:right w:val="nil"/>
-            </w:tcBorders>
-            <w:shd w:val="clear" w:color="auto" w:fill="EAF1F8"/>
-          </w:tcPr>
-          <w:p>
-            <w:pPr>
-              <w:spacing w:before="0" w:after="0"/>
-            </w:pPr>
-            <w:r>
-              <w:rPr>
-                <w:b/>
-                <w:caps/>
-                <w:color w:val="1F4E79"/>
-                <w:sz w:val="16"/>
-              </w:rPr>
-              <w:t>Emisijos reitingas</w:t>
-            </w:r>
-          </w:p>
-        </w:tc>
-        <w:tc>
-          <w:tcPr>
-            <w:tcW w:type="dxa" w:w="2353"/>
-            <w:tcBorders>
-              <w:top w:val="single" w:sz="12" w:color="1F4E79" w:space="0"/>
-              <w:left w:val="nil"/>
-              <w:bottom w:val="single" w:sz="4" w:color="C9D3DE" w:space="0"/>
-              <w:right w:val="nil"/>
-            </w:tcBorders>
-            <w:shd w:val="clear" w:color="auto" w:fill="EAF1F8"/>
-          </w:tcPr>
-          <w:p>
-            <w:pPr>
-              <w:spacing w:before="0" w:after="0"/>
-            </w:pPr>
-            <w:r>
-              <w:rPr>
-                <w:b/>
-                <w:caps/>
-                <w:color w:val="1F4E79"/>
-                <w:sz w:val="16"/>
-              </w:rPr>
-              <w:t>Pastaba</w:t>
-            </w:r>
-          </w:p>
-        </w:tc>
-      </w:tr>
-      <w:tr>
-        <w:tc>
-          <w:tcPr>
-            <w:tcW w:type="dxa" w:w="1513"/>
-            <w:tcBorders>
-              <w:top w:val="nil"/>
-              <w:left w:val="nil"/>
-              <w:bottom w:val="single" w:sz="4" w:color="DDE3EA" w:space="0"/>
-              <w:right w:val="nil"/>
-            </w:tcBorders>
-          </w:tcPr>
-          <w:p>
-            <w:pPr>
-              <w:spacing w:before="0" w:after="0"/>
-            </w:pPr>
-            <w:r>
-              <w:rPr>
-                <w:b w:val="0"/>
-                <w:sz w:val="17"/>
-              </w:rPr>
-              <w:t>XS2822574245</w:t>
-            </w:r>
-          </w:p>
-        </w:tc>
-        <w:tc>
-          <w:tcPr>
-            <w:tcW w:type="dxa" w:w="2241"/>
-            <w:tcBorders>
-              <w:top w:val="nil"/>
-              <w:left w:val="nil"/>
-              <w:bottom w:val="single" w:sz="4" w:color="DDE3EA" w:space="0"/>
-              <w:right w:val="nil"/>
-            </w:tcBorders>
-          </w:tcPr>
-          <w:p>
-            <w:pPr>
-              <w:spacing w:before="0" w:after="0"/>
-            </w:pPr>
-            <w:r>
-              <w:rPr>
-                <w:b w:val="0"/>
-                <w:sz w:val="17"/>
-              </w:rPr>
-              <w:t>LHV Group 5.375% senior notes 2028</w:t>
-            </w:r>
-          </w:p>
-        </w:tc>
-        <w:tc>
-          <w:tcPr>
-            <w:tcW w:type="dxa" w:w="841"/>
-            <w:tcBorders>
-              <w:top w:val="nil"/>
-              <w:left w:val="nil"/>
-              <w:bottom w:val="single" w:sz="4" w:color="DDE3EA" w:space="0"/>
-              <w:right w:val="nil"/>
-            </w:tcBorders>
-          </w:tcPr>
-          <w:p>
-            <w:pPr>
-              <w:spacing w:before="0" w:after="0"/>
-              <w:jc w:val="right"/>
-            </w:pPr>
-            <w:r>
-              <w:rPr>
-                <w:b w:val="0"/>
-                <w:sz w:val="17"/>
-              </w:rPr>
-              <w:t>5,375 %</w:t>
-            </w:r>
-          </w:p>
-        </w:tc>
-        <w:tc>
-          <w:tcPr>
-            <w:tcW w:type="dxa" w:w="1121"/>
-            <w:tcBorders>
-              <w:top w:val="nil"/>
-              <w:left w:val="nil"/>
-              <w:bottom w:val="single" w:sz="4" w:color="DDE3EA" w:space="0"/>
-              <w:right w:val="nil"/>
-            </w:tcBorders>
-          </w:tcPr>
-          <w:p>
-            <w:pPr>
-              <w:spacing w:before="0" w:after="0"/>
-            </w:pPr>
-            <w:r>
-              <w:rPr>
-                <w:b w:val="0"/>
-                <w:sz w:val="17"/>
-              </w:rPr>
-              <w:t>2028-05-24</w:t>
-            </w:r>
-          </w:p>
-        </w:tc>
-        <w:tc>
-          <w:tcPr>
-            <w:tcW w:type="dxa" w:w="1569"/>
-            <w:tcBorders>
-              <w:top w:val="nil"/>
-              <w:left w:val="nil"/>
-              <w:bottom w:val="single" w:sz="4" w:color="DDE3EA" w:space="0"/>
-              <w:right w:val="nil"/>
-            </w:tcBorders>
-          </w:tcPr>
-          <w:p>
-            <w:pPr>
-              <w:spacing w:before="0" w:after="0"/>
-            </w:pPr>
-            <w:r>
-              <w:rPr>
-                <w:b w:val="0"/>
-                <w:sz w:val="17"/>
-              </w:rPr>
-              <w:t>Moody's Baa2 (senior unsecured (class rating, 2025-09-01))</w:t>
-            </w:r>
-          </w:p>
-        </w:tc>
-        <w:tc>
-          <w:tcPr>
-            <w:tcW w:type="dxa" w:w="2353"/>
-            <w:tcBorders>
-              <w:top w:val="nil"/>
-              <w:left w:val="nil"/>
-              <w:bottom w:val="single" w:sz="4" w:color="DDE3EA" w:space="0"/>
-              <w:right w:val="nil"/>
-            </w:tcBorders>
-          </w:tcPr>
-          <w:p>
-            <w:pPr>
-              <w:spacing w:before="0" w:after="0"/>
-            </w:pPr>
-            <w:r>
-              <w:rPr>
-                <w:b w:val="0"/>
-                <w:sz w:val="17"/>
-              </w:rPr>
-              <w:t>Senior unsecured (holding company); callable 2027-05-24</w:t>
-            </w:r>
-          </w:p>
-        </w:tc>
-      </w:tr>
-      <w:tr>
-        <w:tc>
-          <w:tcPr>
-            <w:tcW w:type="dxa" w:w="1513"/>
-            <w:tcBorders>
-              <w:top w:val="nil"/>
-              <w:left w:val="nil"/>
-              <w:bottom w:val="single" w:sz="4" w:color="DDE3EA" w:space="0"/>
-              <w:right w:val="nil"/>
-            </w:tcBorders>
-          </w:tcPr>
-          <w:p>
-            <w:pPr>
-              <w:spacing w:before="0" w:after="0"/>
-            </w:pPr>
-            <w:r>
-              <w:rPr>
-                <w:b w:val="0"/>
-                <w:sz w:val="17"/>
-              </w:rPr>
-              <w:t>XS3153067288</w:t>
-            </w:r>
-          </w:p>
-        </w:tc>
-        <w:tc>
-          <w:tcPr>
-            <w:tcW w:type="dxa" w:w="2241"/>
-            <w:tcBorders>
-              <w:top w:val="nil"/>
-              <w:left w:val="nil"/>
-              <w:bottom w:val="single" w:sz="4" w:color="DDE3EA" w:space="0"/>
-              <w:right w:val="nil"/>
-            </w:tcBorders>
-          </w:tcPr>
-          <w:p>
-            <w:pPr>
-              <w:spacing w:before="0" w:after="0"/>
-            </w:pPr>
-            <w:r>
-              <w:rPr>
-                <w:b w:val="0"/>
-                <w:sz w:val="17"/>
-              </w:rPr>
-              <w:t>LHV Group 5.5% Tier 2 2035</w:t>
-            </w:r>
-          </w:p>
-        </w:tc>
-        <w:tc>
-          <w:tcPr>
-            <w:tcW w:type="dxa" w:w="841"/>
-            <w:tcBorders>
-              <w:top w:val="nil"/>
-              <w:left w:val="nil"/>
-              <w:bottom w:val="single" w:sz="4" w:color="DDE3EA" w:space="0"/>
-              <w:right w:val="nil"/>
-            </w:tcBorders>
-          </w:tcPr>
-          <w:p>
-            <w:pPr>
-              <w:spacing w:before="0" w:after="0"/>
-              <w:jc w:val="right"/>
-            </w:pPr>
-            <w:r>
-              <w:rPr>
-                <w:b w:val="0"/>
-                <w:sz w:val="17"/>
-              </w:rPr>
-              <w:t>5,5 %</w:t>
-            </w:r>
-          </w:p>
-        </w:tc>
-        <w:tc>
-          <w:tcPr>
-            <w:tcW w:type="dxa" w:w="1121"/>
-            <w:tcBorders>
-              <w:top w:val="nil"/>
-              <w:left w:val="nil"/>
-              <w:bottom w:val="single" w:sz="4" w:color="DDE3EA" w:space="0"/>
-              <w:right w:val="nil"/>
-            </w:tcBorders>
-          </w:tcPr>
-          <w:p>
-            <w:pPr>
-              <w:spacing w:before="0" w:after="0"/>
-            </w:pPr>
-            <w:r>
-              <w:rPr>
-                <w:b w:val="0"/>
-                <w:sz w:val="17"/>
-              </w:rPr>
-              <w:t>2035-09-16</w:t>
-            </w:r>
-          </w:p>
-        </w:tc>
-        <w:tc>
-          <w:tcPr>
-            <w:tcW w:type="dxa" w:w="1569"/>
-            <w:tcBorders>
-              <w:top w:val="nil"/>
-              <w:left w:val="nil"/>
-              <w:bottom w:val="single" w:sz="4" w:color="DDE3EA" w:space="0"/>
-              <w:right w:val="nil"/>
-            </w:tcBorders>
-          </w:tcPr>
-          <w:p>
-            <w:pPr>
-              <w:spacing w:before="0" w:after="0"/>
-            </w:pPr>
-            <w:r>
-              <w:rPr>
-                <w:b w:val="0"/>
-                <w:sz w:val="17"/>
-              </w:rPr>
-              <w:t>atskiro nerasta</w:t>
-            </w:r>
-          </w:p>
-        </w:tc>
-        <w:tc>
-          <w:tcPr>
-            <w:tcW w:type="dxa" w:w="2353"/>
-            <w:tcBorders>
-              <w:top w:val="nil"/>
-              <w:left w:val="nil"/>
-              <w:bottom w:val="single" w:sz="4" w:color="DDE3EA" w:space="0"/>
-              <w:right w:val="nil"/>
-            </w:tcBorders>
-          </w:tcPr>
-          <w:p>
-            <w:pPr>
-              <w:spacing w:before="0" w:after="0"/>
-            </w:pPr>
-            <w:r>
-              <w:rPr>
-                <w:b w:val="0"/>
-                <w:sz w:val="17"/>
-              </w:rPr>
-              <w:t>Subordinated Tier 2</w:t>
-            </w:r>
-          </w:p>
-        </w:tc>
-      </w:tr>
-      <w:tr>
-        <w:tc>
-          <w:tcPr>
-            <w:tcW w:type="dxa" w:w="1513"/>
-            <w:tcBorders>
-              <w:top w:val="nil"/>
-              <w:left w:val="nil"/>
-              <w:bottom w:val="single" w:sz="4" w:color="DDE3EA" w:space="0"/>
-              <w:right w:val="nil"/>
-            </w:tcBorders>
-          </w:tcPr>
-          <w:p>
-            <w:pPr>
-              <w:spacing w:before="0" w:after="0"/>
-            </w:pPr>
-            <w:r>
-              <w:rPr>
-                <w:b w:val="0"/>
-                <w:sz w:val="17"/>
-              </w:rPr>
-              <w:t>EE3300004993</w:t>
-            </w:r>
-          </w:p>
-        </w:tc>
-        <w:tc>
-          <w:tcPr>
-            <w:tcW w:type="dxa" w:w="2241"/>
-            <w:tcBorders>
-              <w:top w:val="nil"/>
-              <w:left w:val="nil"/>
-              <w:bottom w:val="single" w:sz="4" w:color="DDE3EA" w:space="0"/>
-              <w:right w:val="nil"/>
-            </w:tcBorders>
-          </w:tcPr>
-          <w:p>
-            <w:pPr>
-              <w:spacing w:before="0" w:after="0"/>
-            </w:pPr>
-            <w:r>
-              <w:rPr>
-                <w:b w:val="0"/>
-                <w:sz w:val="17"/>
-              </w:rPr>
-              <w:t>LHV Group 6.0% Tier 2 2034</w:t>
-            </w:r>
-          </w:p>
-        </w:tc>
-        <w:tc>
-          <w:tcPr>
-            <w:tcW w:type="dxa" w:w="841"/>
-            <w:tcBorders>
-              <w:top w:val="nil"/>
-              <w:left w:val="nil"/>
-              <w:bottom w:val="single" w:sz="4" w:color="DDE3EA" w:space="0"/>
-              <w:right w:val="nil"/>
-            </w:tcBorders>
-          </w:tcPr>
-          <w:p>
-            <w:pPr>
-              <w:spacing w:before="0" w:after="0"/>
-              <w:jc w:val="right"/>
-            </w:pPr>
-            <w:r>
-              <w:rPr>
-                <w:b w:val="0"/>
-                <w:sz w:val="17"/>
-              </w:rPr>
-              <w:t>6,0 %</w:t>
-            </w:r>
-          </w:p>
-        </w:tc>
-        <w:tc>
-          <w:tcPr>
-            <w:tcW w:type="dxa" w:w="1121"/>
-            <w:tcBorders>
-              <w:top w:val="nil"/>
-              <w:left w:val="nil"/>
-              <w:bottom w:val="single" w:sz="4" w:color="DDE3EA" w:space="0"/>
-              <w:right w:val="nil"/>
-            </w:tcBorders>
-          </w:tcPr>
-          <w:p>
-            <w:pPr>
-              <w:spacing w:before="0" w:after="0"/>
-            </w:pPr>
-            <w:r>
-              <w:rPr>
-                <w:b w:val="0"/>
-                <w:sz w:val="17"/>
-              </w:rPr>
-              <w:t>2034-11-15</w:t>
-            </w:r>
-          </w:p>
-        </w:tc>
-        <w:tc>
-          <w:tcPr>
-            <w:tcW w:type="dxa" w:w="1569"/>
-            <w:tcBorders>
-              <w:top w:val="nil"/>
-              <w:left w:val="nil"/>
-              <w:bottom w:val="single" w:sz="4" w:color="DDE3EA" w:space="0"/>
-              <w:right w:val="nil"/>
-            </w:tcBorders>
-          </w:tcPr>
-          <w:p>
-            <w:pPr>
-              <w:spacing w:before="0" w:after="0"/>
-            </w:pPr>
-            <w:r>
-              <w:rPr>
-                <w:b w:val="0"/>
-                <w:sz w:val="17"/>
-              </w:rPr>
-              <w:t>atskiro nerasta</w:t>
-            </w:r>
-          </w:p>
-        </w:tc>
-        <w:tc>
-          <w:tcPr>
-            <w:tcW w:type="dxa" w:w="2353"/>
-            <w:tcBorders>
-              <w:top w:val="nil"/>
-              <w:left w:val="nil"/>
-              <w:bottom w:val="single" w:sz="4" w:color="DDE3EA" w:space="0"/>
-              <w:right w:val="nil"/>
-            </w:tcBorders>
-          </w:tcPr>
-          <w:p>
-            <w:pPr>
-              <w:spacing w:before="0" w:after="0"/>
-            </w:pPr>
-            <w:r>
-              <w:rPr>
-                <w:b w:val="0"/>
-                <w:sz w:val="17"/>
-              </w:rPr>
-              <w:t>Subordinated Tier 2</w:t>
-            </w:r>
-          </w:p>
-        </w:tc>
-      </w:tr>
-      <w:tr>
-        <w:tc>
-          <w:tcPr>
-            <w:tcW w:type="dxa" w:w="1513"/>
-            <w:tcBorders>
-              <w:top w:val="nil"/>
-              <w:left w:val="nil"/>
-              <w:bottom w:val="single" w:sz="4" w:color="DDE3EA" w:space="0"/>
-              <w:right w:val="nil"/>
-            </w:tcBorders>
-          </w:tcPr>
-          <w:p>
-            <w:pPr>
-              <w:spacing w:before="0" w:after="0"/>
-            </w:pPr>
-            <w:r>
-              <w:rPr>
-                <w:b w:val="0"/>
-                <w:sz w:val="17"/>
-              </w:rPr>
-              <w:t>XS2693753704</w:t>
-            </w:r>
-          </w:p>
-        </w:tc>
-        <w:tc>
-          <w:tcPr>
-            <w:tcW w:type="dxa" w:w="2241"/>
-            <w:tcBorders>
-              <w:top w:val="nil"/>
-              <w:left w:val="nil"/>
-              <w:bottom w:val="single" w:sz="4" w:color="DDE3EA" w:space="0"/>
-              <w:right w:val="nil"/>
-            </w:tcBorders>
-          </w:tcPr>
-          <w:p>
-            <w:pPr>
-              <w:spacing w:before="0" w:after="0"/>
-            </w:pPr>
-            <w:r>
-              <w:rPr>
-                <w:b w:val="0"/>
-                <w:sz w:val="17"/>
-              </w:rPr>
-              <w:t>LHV Group senior FRN 2027</w:t>
-            </w:r>
-          </w:p>
-        </w:tc>
-        <w:tc>
-          <w:tcPr>
-            <w:tcW w:type="dxa" w:w="841"/>
-            <w:tcBorders>
-              <w:top w:val="nil"/>
-              <w:left w:val="nil"/>
-              <w:bottom w:val="single" w:sz="4" w:color="DDE3EA" w:space="0"/>
-              <w:right w:val="nil"/>
-            </w:tcBorders>
-          </w:tcPr>
-          <w:p>
-            <w:pPr>
-              <w:spacing w:before="0" w:after="0"/>
-              <w:jc w:val="right"/>
-            </w:pPr>
-            <w:r>
-              <w:rPr>
-                <w:b w:val="0"/>
-                <w:sz w:val="17"/>
-              </w:rPr>
-              <w:t>–</w:t>
-            </w:r>
-          </w:p>
-        </w:tc>
-        <w:tc>
-          <w:tcPr>
-            <w:tcW w:type="dxa" w:w="1121"/>
-            <w:tcBorders>
-              <w:top w:val="nil"/>
-              <w:left w:val="nil"/>
-              <w:bottom w:val="single" w:sz="4" w:color="DDE3EA" w:space="0"/>
-              <w:right w:val="nil"/>
-            </w:tcBorders>
-          </w:tcPr>
-          <w:p>
-            <w:pPr>
-              <w:spacing w:before="0" w:after="0"/>
-            </w:pPr>
-            <w:r>
-              <w:rPr>
-                <w:b w:val="0"/>
-                <w:sz w:val="17"/>
-              </w:rPr>
-              <w:t>2027-10-03</w:t>
-            </w:r>
-          </w:p>
-        </w:tc>
-        <w:tc>
-          <w:tcPr>
-            <w:tcW w:type="dxa" w:w="1569"/>
-            <w:tcBorders>
-              <w:top w:val="nil"/>
-              <w:left w:val="nil"/>
-              <w:bottom w:val="single" w:sz="4" w:color="DDE3EA" w:space="0"/>
-              <w:right w:val="nil"/>
-            </w:tcBorders>
-          </w:tcPr>
-          <w:p>
-            <w:pPr>
-              <w:spacing w:before="0" w:after="0"/>
-            </w:pPr>
-            <w:r>
-              <w:rPr>
-                <w:b w:val="0"/>
-                <w:sz w:val="17"/>
-              </w:rPr>
-              <w:t>Moody's Baa2 (senior unsecured (class rating, 2025-09-01))</w:t>
-            </w:r>
-          </w:p>
-        </w:tc>
-        <w:tc>
-          <w:tcPr>
-            <w:tcW w:type="dxa" w:w="2353"/>
-            <w:tcBorders>
-              <w:top w:val="nil"/>
-              <w:left w:val="nil"/>
-              <w:bottom w:val="single" w:sz="4" w:color="DDE3EA" w:space="0"/>
-              <w:right w:val="nil"/>
-            </w:tcBorders>
-          </w:tcPr>
-          <w:p>
-            <w:pPr>
-              <w:spacing w:before="0" w:after="0"/>
-            </w:pPr>
-            <w:r>
-              <w:rPr>
-                <w:b w:val="0"/>
-                <w:sz w:val="17"/>
-              </w:rPr>
-              <w:t>Senior unsecured (holding company), floating rate; coupon not found in public sources read</w:t>
-            </w:r>
-          </w:p>
-        </w:tc>
-      </w:tr>
-      <w:tr>
-        <w:tc>
-          <w:tcPr>
-            <w:tcW w:type="dxa" w:w="1513"/>
-            <w:tcBorders>
-              <w:top w:val="nil"/>
-              <w:left w:val="nil"/>
-              <w:bottom w:val="single" w:sz="4" w:color="DDE3EA" w:space="0"/>
-              <w:right w:val="nil"/>
-            </w:tcBorders>
-          </w:tcPr>
-          <w:p>
-            <w:pPr>
-              <w:spacing w:before="0" w:after="0"/>
-            </w:pPr>
-            <w:r>
-              <w:rPr>
-                <w:b w:val="0"/>
-                <w:sz w:val="17"/>
-              </w:rPr>
-              <w:t>XS3042781024</w:t>
-            </w:r>
-          </w:p>
-        </w:tc>
-        <w:tc>
-          <w:tcPr>
-            <w:tcW w:type="dxa" w:w="2241"/>
-            <w:tcBorders>
-              <w:top w:val="nil"/>
-              <w:left w:val="nil"/>
-              <w:bottom w:val="single" w:sz="4" w:color="DDE3EA" w:space="0"/>
-              <w:right w:val="nil"/>
-            </w:tcBorders>
-          </w:tcPr>
-          <w:p>
-            <w:pPr>
-              <w:spacing w:before="0" w:after="0"/>
-            </w:pPr>
-            <w:r>
-              <w:rPr>
-                <w:b w:val="0"/>
-                <w:sz w:val="17"/>
-              </w:rPr>
-              <w:t>LHV Group 9.5% AT1 perpetual</w:t>
-            </w:r>
-          </w:p>
-        </w:tc>
-        <w:tc>
-          <w:tcPr>
-            <w:tcW w:type="dxa" w:w="841"/>
-            <w:tcBorders>
-              <w:top w:val="nil"/>
-              <w:left w:val="nil"/>
-              <w:bottom w:val="single" w:sz="4" w:color="DDE3EA" w:space="0"/>
-              <w:right w:val="nil"/>
-            </w:tcBorders>
-          </w:tcPr>
-          <w:p>
-            <w:pPr>
-              <w:spacing w:before="0" w:after="0"/>
-              <w:jc w:val="right"/>
-            </w:pPr>
-            <w:r>
-              <w:rPr>
-                <w:b w:val="0"/>
-                <w:sz w:val="17"/>
-              </w:rPr>
-              <w:t>9,5 %</w:t>
-            </w:r>
-          </w:p>
-        </w:tc>
-        <w:tc>
-          <w:tcPr>
-            <w:tcW w:type="dxa" w:w="1121"/>
-            <w:tcBorders>
-              <w:top w:val="nil"/>
-              <w:left w:val="nil"/>
-              <w:bottom w:val="single" w:sz="4" w:color="DDE3EA" w:space="0"/>
-              <w:right w:val="nil"/>
-            </w:tcBorders>
-          </w:tcPr>
-          <w:p>
-            <w:pPr>
-              <w:spacing w:before="0" w:after="0"/>
-            </w:pPr>
-            <w:r>
-              <w:rPr>
-                <w:b w:val="0"/>
-                <w:sz w:val="17"/>
-              </w:rPr>
-              <w:t>neterminuota</w:t>
-            </w:r>
-          </w:p>
-        </w:tc>
-        <w:tc>
-          <w:tcPr>
-            <w:tcW w:type="dxa" w:w="1569"/>
-            <w:tcBorders>
-              <w:top w:val="nil"/>
-              <w:left w:val="nil"/>
-              <w:bottom w:val="single" w:sz="4" w:color="DDE3EA" w:space="0"/>
-              <w:right w:val="nil"/>
-            </w:tcBorders>
-          </w:tcPr>
-          <w:p>
-            <w:pPr>
-              <w:spacing w:before="0" w:after="0"/>
-            </w:pPr>
-            <w:r>
-              <w:rPr>
-                <w:b w:val="0"/>
-                <w:sz w:val="17"/>
-              </w:rPr>
-              <w:t>atskiro nerasta</w:t>
-            </w:r>
-          </w:p>
-        </w:tc>
-        <w:tc>
-          <w:tcPr>
-            <w:tcW w:type="dxa" w:w="2353"/>
-            <w:tcBorders>
-              <w:top w:val="nil"/>
-              <w:left w:val="nil"/>
-              <w:bottom w:val="single" w:sz="4" w:color="DDE3EA" w:space="0"/>
-              <w:right w:val="nil"/>
-            </w:tcBorders>
-          </w:tcPr>
-          <w:p>
-            <w:pPr>
-              <w:spacing w:before="0" w:after="0"/>
-            </w:pPr>
-            <w:r>
-              <w:rPr>
-                <w:b w:val="0"/>
-                <w:sz w:val="17"/>
-              </w:rPr>
-              <w:t>Additional Tier 1, perpetual; call date not found</w:t>
-            </w:r>
-          </w:p>
-        </w:tc>
-      </w:tr>
-      <w:tr>
-        <w:tc>
-          <w:tcPr>
-            <w:tcW w:type="dxa" w:w="1513"/>
-            <w:tcBorders>
-              <w:top w:val="nil"/>
-              <w:left w:val="nil"/>
-              <w:bottom w:val="single" w:sz="4" w:color="DDE3EA" w:space="0"/>
-              <w:right w:val="nil"/>
-            </w:tcBorders>
-          </w:tcPr>
-          <w:p>
-            <w:pPr>
-              <w:spacing w:before="0" w:after="0"/>
-            </w:pPr>
-            <w:r>
-              <w:rPr>
-                <w:b w:val="0"/>
-                <w:sz w:val="17"/>
-              </w:rPr>
-              <w:t>XS3090105829</w:t>
-            </w:r>
-          </w:p>
-        </w:tc>
-        <w:tc>
-          <w:tcPr>
-            <w:tcW w:type="dxa" w:w="2241"/>
-            <w:tcBorders>
-              <w:top w:val="nil"/>
-              <w:left w:val="nil"/>
-              <w:bottom w:val="single" w:sz="4" w:color="DDE3EA" w:space="0"/>
-              <w:right w:val="nil"/>
-            </w:tcBorders>
-          </w:tcPr>
-          <w:p>
-            <w:pPr>
-              <w:spacing w:before="0" w:after="0"/>
-            </w:pPr>
-            <w:r>
-              <w:rPr>
-                <w:b w:val="0"/>
-                <w:sz w:val="17"/>
-              </w:rPr>
-              <w:t>LHV Group 4.125% senior notes 2029</w:t>
-            </w:r>
-          </w:p>
-        </w:tc>
-        <w:tc>
-          <w:tcPr>
-            <w:tcW w:type="dxa" w:w="841"/>
-            <w:tcBorders>
-              <w:top w:val="nil"/>
-              <w:left w:val="nil"/>
-              <w:bottom w:val="single" w:sz="4" w:color="DDE3EA" w:space="0"/>
-              <w:right w:val="nil"/>
-            </w:tcBorders>
-          </w:tcPr>
-          <w:p>
-            <w:pPr>
-              <w:spacing w:before="0" w:after="0"/>
-              <w:jc w:val="right"/>
-            </w:pPr>
-            <w:r>
-              <w:rPr>
-                <w:b w:val="0"/>
-                <w:sz w:val="17"/>
-              </w:rPr>
-              <w:t>4,125 %</w:t>
-            </w:r>
-          </w:p>
-        </w:tc>
-        <w:tc>
-          <w:tcPr>
-            <w:tcW w:type="dxa" w:w="1121"/>
-            <w:tcBorders>
-              <w:top w:val="nil"/>
-              <w:left w:val="nil"/>
-              <w:bottom w:val="single" w:sz="4" w:color="DDE3EA" w:space="0"/>
-              <w:right w:val="nil"/>
-            </w:tcBorders>
-          </w:tcPr>
-          <w:p>
-            <w:pPr>
-              <w:spacing w:before="0" w:after="0"/>
-            </w:pPr>
-            <w:r>
-              <w:rPr>
-                <w:b w:val="0"/>
-                <w:sz w:val="17"/>
-              </w:rPr>
-              <w:t>2029-06-18</w:t>
-            </w:r>
-          </w:p>
-        </w:tc>
-        <w:tc>
-          <w:tcPr>
-            <w:tcW w:type="dxa" w:w="1569"/>
-            <w:tcBorders>
-              <w:top w:val="nil"/>
-              <w:left w:val="nil"/>
-              <w:bottom w:val="single" w:sz="4" w:color="DDE3EA" w:space="0"/>
-              <w:right w:val="nil"/>
-            </w:tcBorders>
-          </w:tcPr>
-          <w:p>
-            <w:pPr>
-              <w:spacing w:before="0" w:after="0"/>
-            </w:pPr>
-            <w:r>
-              <w:rPr>
-                <w:b w:val="0"/>
-                <w:sz w:val="17"/>
-              </w:rPr>
-              <w:t>Moody's Baa2 (senior unsecured (class rating, 2025-09-01))</w:t>
-            </w:r>
-          </w:p>
-        </w:tc>
-        <w:tc>
-          <w:tcPr>
-            <w:tcW w:type="dxa" w:w="2353"/>
-            <w:tcBorders>
-              <w:top w:val="nil"/>
-              <w:left w:val="nil"/>
-              <w:bottom w:val="single" w:sz="4" w:color="DDE3EA" w:space="0"/>
-              <w:right w:val="nil"/>
-            </w:tcBorders>
-          </w:tcPr>
-          <w:p>
-            <w:pPr>
-              <w:spacing w:before="0" w:after="0"/>
-            </w:pPr>
-            <w:r>
-              <w:rPr>
-                <w:b w:val="0"/>
-                <w:sz w:val="17"/>
-              </w:rPr>
-              <w:t>Senior unsecured (holding company); callable 2028-06-18</w:t>
-            </w:r>
-          </w:p>
-        </w:tc>
-      </w:tr>
-    </w:tbl>
-    <w:p>
-      <w:pPr>
-        <w:spacing w:before="0" w:after="40"/>
-      </w:pPr>
-    </w:p>
-    <w:p>
-      <w:pPr>
-        <w:keepNext/>
-        <w:pBdr>
-          <w:bottom w:val="single" w:sz="8" w:color="1F4E79" w:space="4"/>
-        </w:pBdr>
-        <w:tabs>
-          <w:tab w:pos="482" w:val="left"/>
-        </w:tabs>
-        <w:spacing w:before="360" w:after="160"/>
-      </w:pPr>
-      <w:r>
-        <w:rPr>
-          <w:b/>
-          <w:color w:val="2A78D6"/>
-          <w:sz w:val="18"/>
-        </w:rPr>
-        <w:t>03</w:t>
-        <w:tab/>
-      </w:r>
-      <w:r>
-        <w:rPr>
-          <w:b/>
-          <w:color w:val="1F4E79"/>
+          <w:color w:val="12355B"/>
           <w:sz w:val="28"/>
         </w:rPr>
         <w:t>Pagrindiniai rodikliai</w:t>
@@ -2084,12 +2358,11 @@
           <w:tcPr>
             <w:tcW w:type="dxa" w:w="2864"/>
             <w:tcBorders>
-              <w:top w:val="single" w:sz="12" w:color="1F4E79" w:space="0"/>
+              <w:top w:val="nil"/>
               <w:left w:val="nil"/>
-              <w:bottom w:val="single" w:sz="4" w:color="C9D3DE" w:space="0"/>
+              <w:bottom w:val="single" w:sz="8" w:color="12355B" w:space="0"/>
               <w:right w:val="nil"/>
             </w:tcBorders>
-            <w:shd w:val="clear" w:color="auto" w:fill="EAF1F8"/>
           </w:tcPr>
           <w:p>
             <w:pPr>
@@ -2099,8 +2372,8 @@
               <w:rPr>
                 <w:b/>
                 <w:caps/>
-                <w:color w:val="1F4E79"/>
-                <w:sz w:val="16"/>
+                <w:color w:val="667085"/>
+                <w:sz w:val="14"/>
               </w:rPr>
               <w:t>Rodiklis</w:t>
             </w:r>
@@ -2110,12 +2383,11 @@
           <w:tcPr>
             <w:tcW w:type="dxa" w:w="1157"/>
             <w:tcBorders>
-              <w:top w:val="single" w:sz="12" w:color="1F4E79" w:space="0"/>
+              <w:top w:val="nil"/>
               <w:left w:val="nil"/>
-              <w:bottom w:val="single" w:sz="4" w:color="C9D3DE" w:space="0"/>
+              <w:bottom w:val="single" w:sz="8" w:color="12355B" w:space="0"/>
               <w:right w:val="nil"/>
             </w:tcBorders>
-            <w:shd w:val="clear" w:color="auto" w:fill="EAF1F8"/>
           </w:tcPr>
           <w:p>
             <w:pPr>
@@ -2126,8 +2398,8 @@
               <w:rPr>
                 <w:b/>
                 <w:caps/>
-                <w:color w:val="1F4E79"/>
-                <w:sz w:val="16"/>
+                <w:color w:val="667085"/>
+                <w:sz w:val="14"/>
               </w:rPr>
               <w:t>FY2024</w:t>
             </w:r>
@@ -2137,12 +2409,11 @@
           <w:tcPr>
             <w:tcW w:type="dxa" w:w="1157"/>
             <w:tcBorders>
-              <w:top w:val="single" w:sz="12" w:color="1F4E79" w:space="0"/>
+              <w:top w:val="nil"/>
               <w:left w:val="nil"/>
-              <w:bottom w:val="single" w:sz="4" w:color="C9D3DE" w:space="0"/>
+              <w:bottom w:val="single" w:sz="8" w:color="12355B" w:space="0"/>
               <w:right w:val="nil"/>
             </w:tcBorders>
-            <w:shd w:val="clear" w:color="auto" w:fill="EAF1F8"/>
           </w:tcPr>
           <w:p>
             <w:pPr>
@@ -2153,8 +2424,8 @@
               <w:rPr>
                 <w:b/>
                 <w:caps/>
-                <w:color w:val="1F4E79"/>
-                <w:sz w:val="16"/>
+                <w:color w:val="667085"/>
+                <w:sz w:val="14"/>
               </w:rPr>
               <w:t>FY2025</w:t>
             </w:r>
@@ -2164,12 +2435,11 @@
           <w:tcPr>
             <w:tcW w:type="dxa" w:w="1157"/>
             <w:tcBorders>
-              <w:top w:val="single" w:sz="12" w:color="1F4E79" w:space="0"/>
+              <w:top w:val="nil"/>
               <w:left w:val="nil"/>
-              <w:bottom w:val="single" w:sz="4" w:color="C9D3DE" w:space="0"/>
+              <w:bottom w:val="single" w:sz="8" w:color="12355B" w:space="0"/>
               <w:right w:val="nil"/>
             </w:tcBorders>
-            <w:shd w:val="clear" w:color="auto" w:fill="EAF1F8"/>
           </w:tcPr>
           <w:p>
             <w:pPr>
@@ -2180,8 +2450,8 @@
               <w:rPr>
                 <w:b/>
                 <w:caps/>
-                <w:color w:val="1F4E79"/>
-                <w:sz w:val="16"/>
+                <w:color w:val="667085"/>
+                <w:sz w:val="14"/>
               </w:rPr>
               <w:t>9M2025</w:t>
             </w:r>
@@ -2191,12 +2461,11 @@
           <w:tcPr>
             <w:tcW w:type="dxa" w:w="1157"/>
             <w:tcBorders>
-              <w:top w:val="single" w:sz="12" w:color="1F4E79" w:space="0"/>
+              <w:top w:val="nil"/>
               <w:left w:val="nil"/>
-              <w:bottom w:val="single" w:sz="4" w:color="C9D3DE" w:space="0"/>
+              <w:bottom w:val="single" w:sz="8" w:color="12355B" w:space="0"/>
               <w:right w:val="nil"/>
             </w:tcBorders>
-            <w:shd w:val="clear" w:color="auto" w:fill="EAF1F8"/>
           </w:tcPr>
           <w:p>
             <w:pPr>
@@ -2207,8 +2476,8 @@
               <w:rPr>
                 <w:b/>
                 <w:caps/>
-                <w:color w:val="1F4E79"/>
-                <w:sz w:val="16"/>
+                <w:color w:val="667085"/>
+                <w:sz w:val="14"/>
               </w:rPr>
               <w:t>9M2026</w:t>
             </w:r>
@@ -2218,12 +2487,11 @@
           <w:tcPr>
             <w:tcW w:type="dxa" w:w="2148"/>
             <w:tcBorders>
-              <w:top w:val="single" w:sz="12" w:color="1F4E79" w:space="0"/>
+              <w:top w:val="nil"/>
               <w:left w:val="nil"/>
-              <w:bottom w:val="single" w:sz="4" w:color="C9D3DE" w:space="0"/>
+              <w:bottom w:val="single" w:sz="8" w:color="12355B" w:space="0"/>
               <w:right w:val="nil"/>
             </w:tcBorders>
-            <w:shd w:val="clear" w:color="auto" w:fill="EAF1F8"/>
           </w:tcPr>
           <w:p>
             <w:pPr>
@@ -2234,8 +2502,8 @@
               <w:rPr>
                 <w:b/>
                 <w:caps/>
-                <w:color w:val="1F4E79"/>
-                <w:sz w:val="16"/>
+                <w:color w:val="667085"/>
+                <w:sz w:val="14"/>
               </w:rPr>
               <w:t>Pokytis</w:t>
             </w:r>
@@ -2249,7 +2517,7 @@
             <w:tcBorders>
               <w:top w:val="nil"/>
               <w:left w:val="nil"/>
-              <w:bottom w:val="single" w:sz="4" w:color="DDE3EA" w:space="0"/>
+              <w:bottom w:val="single" w:sz="4" w:color="E6EAF0" w:space="0"/>
               <w:right w:val="nil"/>
             </w:tcBorders>
           </w:tcPr>
@@ -2316,7 +2584,7 @@
             <w:tcBorders>
               <w:top w:val="nil"/>
               <w:left w:val="nil"/>
-              <w:bottom w:val="single" w:sz="4" w:color="DDE3EA" w:space="0"/>
+              <w:bottom w:val="single" w:sz="4" w:color="E6EAF0" w:space="0"/>
               <w:right w:val="nil"/>
             </w:tcBorders>
           </w:tcPr>
@@ -2340,7 +2608,7 @@
             <w:tcBorders>
               <w:top w:val="nil"/>
               <w:left w:val="nil"/>
-              <w:bottom w:val="single" w:sz="4" w:color="DDE3EA" w:space="0"/>
+              <w:bottom w:val="single" w:sz="4" w:color="E6EAF0" w:space="0"/>
               <w:right w:val="nil"/>
             </w:tcBorders>
           </w:tcPr>
@@ -2364,7 +2632,7 @@
             <w:tcBorders>
               <w:top w:val="nil"/>
               <w:left w:val="nil"/>
-              <w:bottom w:val="single" w:sz="4" w:color="DDE3EA" w:space="0"/>
+              <w:bottom w:val="single" w:sz="4" w:color="E6EAF0" w:space="0"/>
               <w:right w:val="nil"/>
             </w:tcBorders>
           </w:tcPr>
@@ -2388,7 +2656,7 @@
             <w:tcBorders>
               <w:top w:val="nil"/>
               <w:left w:val="nil"/>
-              <w:bottom w:val="single" w:sz="4" w:color="DDE3EA" w:space="0"/>
+              <w:bottom w:val="single" w:sz="4" w:color="E6EAF0" w:space="0"/>
               <w:right w:val="nil"/>
             </w:tcBorders>
           </w:tcPr>
@@ -2412,7 +2680,7 @@
             <w:tcBorders>
               <w:top w:val="nil"/>
               <w:left w:val="nil"/>
-              <w:bottom w:val="single" w:sz="4" w:color="DDE3EA" w:space="0"/>
+              <w:bottom w:val="single" w:sz="4" w:color="E6EAF0" w:space="0"/>
               <w:right w:val="nil"/>
             </w:tcBorders>
           </w:tcPr>
@@ -2439,7 +2707,7 @@
             <w:tcBorders>
               <w:top w:val="nil"/>
               <w:left w:val="nil"/>
-              <w:bottom w:val="single" w:sz="4" w:color="DDE3EA" w:space="0"/>
+              <w:bottom w:val="single" w:sz="4" w:color="E6EAF0" w:space="0"/>
               <w:right w:val="nil"/>
             </w:tcBorders>
           </w:tcPr>
@@ -2489,7 +2757,7 @@
             <w:tcBorders>
               <w:top w:val="nil"/>
               <w:left w:val="nil"/>
-              <w:bottom w:val="single" w:sz="4" w:color="DDE3EA" w:space="0"/>
+              <w:bottom w:val="single" w:sz="4" w:color="E6EAF0" w:space="0"/>
               <w:right w:val="nil"/>
             </w:tcBorders>
           </w:tcPr>
@@ -2513,7 +2781,7 @@
             <w:tcBorders>
               <w:top w:val="nil"/>
               <w:left w:val="nil"/>
-              <w:bottom w:val="single" w:sz="4" w:color="DDE3EA" w:space="0"/>
+              <w:bottom w:val="single" w:sz="4" w:color="E6EAF0" w:space="0"/>
               <w:right w:val="nil"/>
             </w:tcBorders>
           </w:tcPr>
@@ -2537,7 +2805,7 @@
             <w:tcBorders>
               <w:top w:val="nil"/>
               <w:left w:val="nil"/>
-              <w:bottom w:val="single" w:sz="4" w:color="DDE3EA" w:space="0"/>
+              <w:bottom w:val="single" w:sz="4" w:color="E6EAF0" w:space="0"/>
               <w:right w:val="nil"/>
             </w:tcBorders>
           </w:tcPr>
@@ -2561,7 +2829,7 @@
             <w:tcBorders>
               <w:top w:val="nil"/>
               <w:left w:val="nil"/>
-              <w:bottom w:val="single" w:sz="4" w:color="DDE3EA" w:space="0"/>
+              <w:bottom w:val="single" w:sz="4" w:color="E6EAF0" w:space="0"/>
               <w:right w:val="nil"/>
             </w:tcBorders>
           </w:tcPr>
@@ -2585,7 +2853,7 @@
             <w:tcBorders>
               <w:top w:val="nil"/>
               <w:left w:val="nil"/>
-              <w:bottom w:val="single" w:sz="4" w:color="DDE3EA" w:space="0"/>
+              <w:bottom w:val="single" w:sz="4" w:color="E6EAF0" w:space="0"/>
               <w:right w:val="nil"/>
             </w:tcBorders>
           </w:tcPr>
@@ -2612,7 +2880,7 @@
             <w:tcBorders>
               <w:top w:val="nil"/>
               <w:left w:val="nil"/>
-              <w:bottom w:val="single" w:sz="4" w:color="DDE3EA" w:space="0"/>
+              <w:bottom w:val="single" w:sz="4" w:color="E6EAF0" w:space="0"/>
               <w:right w:val="nil"/>
             </w:tcBorders>
           </w:tcPr>
@@ -2662,7 +2930,7 @@
             <w:tcBorders>
               <w:top w:val="nil"/>
               <w:left w:val="nil"/>
-              <w:bottom w:val="single" w:sz="4" w:color="DDE3EA" w:space="0"/>
+              <w:bottom w:val="single" w:sz="4" w:color="E6EAF0" w:space="0"/>
               <w:right w:val="nil"/>
             </w:tcBorders>
           </w:tcPr>
@@ -2686,7 +2954,7 @@
             <w:tcBorders>
               <w:top w:val="nil"/>
               <w:left w:val="nil"/>
-              <w:bottom w:val="single" w:sz="4" w:color="DDE3EA" w:space="0"/>
+              <w:bottom w:val="single" w:sz="4" w:color="E6EAF0" w:space="0"/>
               <w:right w:val="nil"/>
             </w:tcBorders>
           </w:tcPr>
@@ -2710,7 +2978,7 @@
             <w:tcBorders>
               <w:top w:val="nil"/>
               <w:left w:val="nil"/>
-              <w:bottom w:val="single" w:sz="4" w:color="DDE3EA" w:space="0"/>
+              <w:bottom w:val="single" w:sz="4" w:color="E6EAF0" w:space="0"/>
               <w:right w:val="nil"/>
             </w:tcBorders>
           </w:tcPr>
@@ -2734,7 +3002,7 @@
             <w:tcBorders>
               <w:top w:val="nil"/>
               <w:left w:val="nil"/>
-              <w:bottom w:val="single" w:sz="4" w:color="DDE3EA" w:space="0"/>
+              <w:bottom w:val="single" w:sz="4" w:color="E6EAF0" w:space="0"/>
               <w:right w:val="nil"/>
             </w:tcBorders>
           </w:tcPr>
@@ -2758,7 +3026,7 @@
             <w:tcBorders>
               <w:top w:val="nil"/>
               <w:left w:val="nil"/>
-              <w:bottom w:val="single" w:sz="4" w:color="DDE3EA" w:space="0"/>
+              <w:bottom w:val="single" w:sz="4" w:color="E6EAF0" w:space="0"/>
               <w:right w:val="nil"/>
             </w:tcBorders>
           </w:tcPr>
@@ -2785,7 +3053,7 @@
             <w:tcBorders>
               <w:top w:val="nil"/>
               <w:left w:val="nil"/>
-              <w:bottom w:val="single" w:sz="4" w:color="DDE3EA" w:space="0"/>
+              <w:bottom w:val="single" w:sz="4" w:color="E6EAF0" w:space="0"/>
               <w:right w:val="nil"/>
             </w:tcBorders>
           </w:tcPr>
@@ -2835,7 +3103,7 @@
             <w:tcBorders>
               <w:top w:val="nil"/>
               <w:left w:val="nil"/>
-              <w:bottom w:val="single" w:sz="4" w:color="DDE3EA" w:space="0"/>
+              <w:bottom w:val="single" w:sz="4" w:color="E6EAF0" w:space="0"/>
               <w:right w:val="nil"/>
             </w:tcBorders>
           </w:tcPr>
@@ -2859,7 +3127,7 @@
             <w:tcBorders>
               <w:top w:val="nil"/>
               <w:left w:val="nil"/>
-              <w:bottom w:val="single" w:sz="4" w:color="DDE3EA" w:space="0"/>
+              <w:bottom w:val="single" w:sz="4" w:color="E6EAF0" w:space="0"/>
               <w:right w:val="nil"/>
             </w:tcBorders>
           </w:tcPr>
@@ -2883,7 +3151,7 @@
             <w:tcBorders>
               <w:top w:val="nil"/>
               <w:left w:val="nil"/>
-              <w:bottom w:val="single" w:sz="4" w:color="DDE3EA" w:space="0"/>
+              <w:bottom w:val="single" w:sz="4" w:color="E6EAF0" w:space="0"/>
               <w:right w:val="nil"/>
             </w:tcBorders>
           </w:tcPr>
@@ -2907,7 +3175,7 @@
             <w:tcBorders>
               <w:top w:val="nil"/>
               <w:left w:val="nil"/>
-              <w:bottom w:val="single" w:sz="4" w:color="DDE3EA" w:space="0"/>
+              <w:bottom w:val="single" w:sz="4" w:color="E6EAF0" w:space="0"/>
               <w:right w:val="nil"/>
             </w:tcBorders>
             <w:shd w:val="clear" w:color="auto" w:fill="FDF1D8"/>
@@ -2932,7 +3200,7 @@
             <w:tcBorders>
               <w:top w:val="nil"/>
               <w:left w:val="nil"/>
-              <w:bottom w:val="single" w:sz="4" w:color="DDE3EA" w:space="0"/>
+              <w:bottom w:val="single" w:sz="4" w:color="E6EAF0" w:space="0"/>
               <w:right w:val="nil"/>
             </w:tcBorders>
           </w:tcPr>
@@ -2959,7 +3227,7 @@
             <w:tcBorders>
               <w:top w:val="nil"/>
               <w:left w:val="nil"/>
-              <w:bottom w:val="single" w:sz="4" w:color="DDE3EA" w:space="0"/>
+              <w:bottom w:val="single" w:sz="4" w:color="E6EAF0" w:space="0"/>
               <w:right w:val="nil"/>
             </w:tcBorders>
           </w:tcPr>
@@ -3009,7 +3277,7 @@
             <w:tcBorders>
               <w:top w:val="nil"/>
               <w:left w:val="nil"/>
-              <w:bottom w:val="single" w:sz="4" w:color="DDE3EA" w:space="0"/>
+              <w:bottom w:val="single" w:sz="4" w:color="E6EAF0" w:space="0"/>
               <w:right w:val="nil"/>
             </w:tcBorders>
           </w:tcPr>
@@ -3033,7 +3301,7 @@
             <w:tcBorders>
               <w:top w:val="nil"/>
               <w:left w:val="nil"/>
-              <w:bottom w:val="single" w:sz="4" w:color="DDE3EA" w:space="0"/>
+              <w:bottom w:val="single" w:sz="4" w:color="E6EAF0" w:space="0"/>
               <w:right w:val="nil"/>
             </w:tcBorders>
           </w:tcPr>
@@ -3057,7 +3325,7 @@
             <w:tcBorders>
               <w:top w:val="nil"/>
               <w:left w:val="nil"/>
-              <w:bottom w:val="single" w:sz="4" w:color="DDE3EA" w:space="0"/>
+              <w:bottom w:val="single" w:sz="4" w:color="E6EAF0" w:space="0"/>
               <w:right w:val="nil"/>
             </w:tcBorders>
           </w:tcPr>
@@ -3081,7 +3349,7 @@
             <w:tcBorders>
               <w:top w:val="nil"/>
               <w:left w:val="nil"/>
-              <w:bottom w:val="single" w:sz="4" w:color="DDE3EA" w:space="0"/>
+              <w:bottom w:val="single" w:sz="4" w:color="E6EAF0" w:space="0"/>
               <w:right w:val="nil"/>
             </w:tcBorders>
             <w:shd w:val="clear" w:color="auto" w:fill="E3F3E8"/>
@@ -3106,7 +3374,7 @@
             <w:tcBorders>
               <w:top w:val="nil"/>
               <w:left w:val="nil"/>
-              <w:bottom w:val="single" w:sz="4" w:color="DDE3EA" w:space="0"/>
+              <w:bottom w:val="single" w:sz="4" w:color="E6EAF0" w:space="0"/>
               <w:right w:val="nil"/>
             </w:tcBorders>
           </w:tcPr>
@@ -3133,7 +3401,7 @@
             <w:tcBorders>
               <w:top w:val="nil"/>
               <w:left w:val="nil"/>
-              <w:bottom w:val="single" w:sz="4" w:color="DDE3EA" w:space="0"/>
+              <w:bottom w:val="single" w:sz="4" w:color="E6EAF0" w:space="0"/>
               <w:right w:val="nil"/>
             </w:tcBorders>
           </w:tcPr>
@@ -3183,7 +3451,7 @@
             <w:tcBorders>
               <w:top w:val="nil"/>
               <w:left w:val="nil"/>
-              <w:bottom w:val="single" w:sz="4" w:color="DDE3EA" w:space="0"/>
+              <w:bottom w:val="single" w:sz="4" w:color="E6EAF0" w:space="0"/>
               <w:right w:val="nil"/>
             </w:tcBorders>
           </w:tcPr>
@@ -3207,7 +3475,7 @@
             <w:tcBorders>
               <w:top w:val="nil"/>
               <w:left w:val="nil"/>
-              <w:bottom w:val="single" w:sz="4" w:color="DDE3EA" w:space="0"/>
+              <w:bottom w:val="single" w:sz="4" w:color="E6EAF0" w:space="0"/>
               <w:right w:val="nil"/>
             </w:tcBorders>
           </w:tcPr>
@@ -3231,7 +3499,7 @@
             <w:tcBorders>
               <w:top w:val="nil"/>
               <w:left w:val="nil"/>
-              <w:bottom w:val="single" w:sz="4" w:color="DDE3EA" w:space="0"/>
+              <w:bottom w:val="single" w:sz="4" w:color="E6EAF0" w:space="0"/>
               <w:right w:val="nil"/>
             </w:tcBorders>
           </w:tcPr>
@@ -3255,7 +3523,7 @@
             <w:tcBorders>
               <w:top w:val="nil"/>
               <w:left w:val="nil"/>
-              <w:bottom w:val="single" w:sz="4" w:color="DDE3EA" w:space="0"/>
+              <w:bottom w:val="single" w:sz="4" w:color="E6EAF0" w:space="0"/>
               <w:right w:val="nil"/>
             </w:tcBorders>
           </w:tcPr>
@@ -3279,7 +3547,7 @@
             <w:tcBorders>
               <w:top w:val="nil"/>
               <w:left w:val="nil"/>
-              <w:bottom w:val="single" w:sz="4" w:color="DDE3EA" w:space="0"/>
+              <w:bottom w:val="single" w:sz="4" w:color="E6EAF0" w:space="0"/>
               <w:right w:val="nil"/>
             </w:tcBorders>
           </w:tcPr>
@@ -3306,7 +3574,7 @@
             <w:tcBorders>
               <w:top w:val="nil"/>
               <w:left w:val="nil"/>
-              <w:bottom w:val="single" w:sz="4" w:color="DDE3EA" w:space="0"/>
+              <w:bottom w:val="single" w:sz="4" w:color="E6EAF0" w:space="0"/>
               <w:right w:val="nil"/>
             </w:tcBorders>
           </w:tcPr>
@@ -3373,7 +3641,7 @@
             <w:tcBorders>
               <w:top w:val="nil"/>
               <w:left w:val="nil"/>
-              <w:bottom w:val="single" w:sz="4" w:color="DDE3EA" w:space="0"/>
+              <w:bottom w:val="single" w:sz="4" w:color="E6EAF0" w:space="0"/>
               <w:right w:val="nil"/>
             </w:tcBorders>
           </w:tcPr>
@@ -3397,7 +3665,7 @@
             <w:tcBorders>
               <w:top w:val="nil"/>
               <w:left w:val="nil"/>
-              <w:bottom w:val="single" w:sz="4" w:color="DDE3EA" w:space="0"/>
+              <w:bottom w:val="single" w:sz="4" w:color="E6EAF0" w:space="0"/>
               <w:right w:val="nil"/>
             </w:tcBorders>
           </w:tcPr>
@@ -3421,7 +3689,7 @@
             <w:tcBorders>
               <w:top w:val="nil"/>
               <w:left w:val="nil"/>
-              <w:bottom w:val="single" w:sz="4" w:color="DDE3EA" w:space="0"/>
+              <w:bottom w:val="single" w:sz="4" w:color="E6EAF0" w:space="0"/>
               <w:right w:val="nil"/>
             </w:tcBorders>
           </w:tcPr>
@@ -3445,7 +3713,7 @@
             <w:tcBorders>
               <w:top w:val="nil"/>
               <w:left w:val="nil"/>
-              <w:bottom w:val="single" w:sz="4" w:color="DDE3EA" w:space="0"/>
+              <w:bottom w:val="single" w:sz="4" w:color="E6EAF0" w:space="0"/>
               <w:right w:val="nil"/>
             </w:tcBorders>
           </w:tcPr>
@@ -3469,7 +3737,7 @@
             <w:tcBorders>
               <w:top w:val="nil"/>
               <w:left w:val="nil"/>
-              <w:bottom w:val="single" w:sz="4" w:color="DDE3EA" w:space="0"/>
+              <w:bottom w:val="single" w:sz="4" w:color="E6EAF0" w:space="0"/>
               <w:right w:val="nil"/>
             </w:tcBorders>
           </w:tcPr>
@@ -3496,7 +3764,7 @@
             <w:tcBorders>
               <w:top w:val="nil"/>
               <w:left w:val="nil"/>
-              <w:bottom w:val="single" w:sz="4" w:color="DDE3EA" w:space="0"/>
+              <w:bottom w:val="single" w:sz="4" w:color="E6EAF0" w:space="0"/>
               <w:right w:val="nil"/>
             </w:tcBorders>
           </w:tcPr>
@@ -3563,7 +3831,7 @@
             <w:tcBorders>
               <w:top w:val="nil"/>
               <w:left w:val="nil"/>
-              <w:bottom w:val="single" w:sz="4" w:color="DDE3EA" w:space="0"/>
+              <w:bottom w:val="single" w:sz="4" w:color="E6EAF0" w:space="0"/>
               <w:right w:val="nil"/>
             </w:tcBorders>
           </w:tcPr>
@@ -3587,7 +3855,7 @@
             <w:tcBorders>
               <w:top w:val="nil"/>
               <w:left w:val="nil"/>
-              <w:bottom w:val="single" w:sz="4" w:color="DDE3EA" w:space="0"/>
+              <w:bottom w:val="single" w:sz="4" w:color="E6EAF0" w:space="0"/>
               <w:right w:val="nil"/>
             </w:tcBorders>
           </w:tcPr>
@@ -3611,7 +3879,7 @@
             <w:tcBorders>
               <w:top w:val="nil"/>
               <w:left w:val="nil"/>
-              <w:bottom w:val="single" w:sz="4" w:color="DDE3EA" w:space="0"/>
+              <w:bottom w:val="single" w:sz="4" w:color="E6EAF0" w:space="0"/>
               <w:right w:val="nil"/>
             </w:tcBorders>
           </w:tcPr>
@@ -3635,7 +3903,7 @@
             <w:tcBorders>
               <w:top w:val="nil"/>
               <w:left w:val="nil"/>
-              <w:bottom w:val="single" w:sz="4" w:color="DDE3EA" w:space="0"/>
+              <w:bottom w:val="single" w:sz="4" w:color="E6EAF0" w:space="0"/>
               <w:right w:val="nil"/>
             </w:tcBorders>
           </w:tcPr>
@@ -3659,7 +3927,7 @@
             <w:tcBorders>
               <w:top w:val="nil"/>
               <w:left w:val="nil"/>
-              <w:bottom w:val="single" w:sz="4" w:color="DDE3EA" w:space="0"/>
+              <w:bottom w:val="single" w:sz="4" w:color="E6EAF0" w:space="0"/>
               <w:right w:val="nil"/>
             </w:tcBorders>
           </w:tcPr>
@@ -3686,7 +3954,7 @@
             <w:tcBorders>
               <w:top w:val="nil"/>
               <w:left w:val="nil"/>
-              <w:bottom w:val="single" w:sz="4" w:color="DDE3EA" w:space="0"/>
+              <w:bottom w:val="single" w:sz="4" w:color="E6EAF0" w:space="0"/>
               <w:right w:val="nil"/>
             </w:tcBorders>
           </w:tcPr>
@@ -3753,7 +4021,7 @@
             <w:tcBorders>
               <w:top w:val="nil"/>
               <w:left w:val="nil"/>
-              <w:bottom w:val="single" w:sz="4" w:color="DDE3EA" w:space="0"/>
+              <w:bottom w:val="single" w:sz="4" w:color="E6EAF0" w:space="0"/>
               <w:right w:val="nil"/>
             </w:tcBorders>
           </w:tcPr>
@@ -3777,7 +4045,7 @@
             <w:tcBorders>
               <w:top w:val="nil"/>
               <w:left w:val="nil"/>
-              <w:bottom w:val="single" w:sz="4" w:color="DDE3EA" w:space="0"/>
+              <w:bottom w:val="single" w:sz="4" w:color="E6EAF0" w:space="0"/>
               <w:right w:val="nil"/>
             </w:tcBorders>
           </w:tcPr>
@@ -3801,7 +4069,7 @@
             <w:tcBorders>
               <w:top w:val="nil"/>
               <w:left w:val="nil"/>
-              <w:bottom w:val="single" w:sz="4" w:color="DDE3EA" w:space="0"/>
+              <w:bottom w:val="single" w:sz="4" w:color="E6EAF0" w:space="0"/>
               <w:right w:val="nil"/>
             </w:tcBorders>
           </w:tcPr>
@@ -3825,7 +4093,7 @@
             <w:tcBorders>
               <w:top w:val="nil"/>
               <w:left w:val="nil"/>
-              <w:bottom w:val="single" w:sz="4" w:color="DDE3EA" w:space="0"/>
+              <w:bottom w:val="single" w:sz="4" w:color="E6EAF0" w:space="0"/>
               <w:right w:val="nil"/>
             </w:tcBorders>
             <w:shd w:val="clear" w:color="auto" w:fill="E3F3E8"/>
@@ -3850,7 +4118,7 @@
             <w:tcBorders>
               <w:top w:val="nil"/>
               <w:left w:val="nil"/>
-              <w:bottom w:val="single" w:sz="4" w:color="DDE3EA" w:space="0"/>
+              <w:bottom w:val="single" w:sz="4" w:color="E6EAF0" w:space="0"/>
               <w:right w:val="nil"/>
             </w:tcBorders>
           </w:tcPr>
@@ -3877,7 +4145,7 @@
             <w:tcBorders>
               <w:top w:val="nil"/>
               <w:left w:val="nil"/>
-              <w:bottom w:val="single" w:sz="4" w:color="DDE3EA" w:space="0"/>
+              <w:bottom w:val="single" w:sz="4" w:color="E6EAF0" w:space="0"/>
               <w:right w:val="nil"/>
             </w:tcBorders>
           </w:tcPr>
@@ -3944,7 +4212,7 @@
             <w:tcBorders>
               <w:top w:val="nil"/>
               <w:left w:val="nil"/>
-              <w:bottom w:val="single" w:sz="4" w:color="DDE3EA" w:space="0"/>
+              <w:bottom w:val="single" w:sz="4" w:color="E6EAF0" w:space="0"/>
               <w:right w:val="nil"/>
             </w:tcBorders>
           </w:tcPr>
@@ -3968,7 +4236,7 @@
             <w:tcBorders>
               <w:top w:val="nil"/>
               <w:left w:val="nil"/>
-              <w:bottom w:val="single" w:sz="4" w:color="DDE3EA" w:space="0"/>
+              <w:bottom w:val="single" w:sz="4" w:color="E6EAF0" w:space="0"/>
               <w:right w:val="nil"/>
             </w:tcBorders>
           </w:tcPr>
@@ -3992,7 +4260,7 @@
             <w:tcBorders>
               <w:top w:val="nil"/>
               <w:left w:val="nil"/>
-              <w:bottom w:val="single" w:sz="4" w:color="DDE3EA" w:space="0"/>
+              <w:bottom w:val="single" w:sz="4" w:color="E6EAF0" w:space="0"/>
               <w:right w:val="nil"/>
             </w:tcBorders>
           </w:tcPr>
@@ -4016,7 +4284,7 @@
             <w:tcBorders>
               <w:top w:val="nil"/>
               <w:left w:val="nil"/>
-              <w:bottom w:val="single" w:sz="4" w:color="DDE3EA" w:space="0"/>
+              <w:bottom w:val="single" w:sz="4" w:color="E6EAF0" w:space="0"/>
               <w:right w:val="nil"/>
             </w:tcBorders>
             <w:shd w:val="clear" w:color="auto" w:fill="E3F3E8"/>
@@ -4041,7 +4309,7 @@
             <w:tcBorders>
               <w:top w:val="nil"/>
               <w:left w:val="nil"/>
-              <w:bottom w:val="single" w:sz="4" w:color="DDE3EA" w:space="0"/>
+              <w:bottom w:val="single" w:sz="4" w:color="E6EAF0" w:space="0"/>
               <w:right w:val="nil"/>
             </w:tcBorders>
           </w:tcPr>
@@ -4068,7 +4336,7 @@
             <w:tcBorders>
               <w:top w:val="nil"/>
               <w:left w:val="nil"/>
-              <w:bottom w:val="single" w:sz="4" w:color="DDE3EA" w:space="0"/>
+              <w:bottom w:val="single" w:sz="4" w:color="E6EAF0" w:space="0"/>
               <w:right w:val="nil"/>
             </w:tcBorders>
           </w:tcPr>
@@ -4101,7 +4369,7 @@
             <w:tcBorders>
               <w:top w:val="nil"/>
               <w:left w:val="nil"/>
-              <w:bottom w:val="single" w:sz="4" w:color="DDE3EA" w:space="0"/>
+              <w:bottom w:val="single" w:sz="4" w:color="E6EAF0" w:space="0"/>
               <w:right w:val="nil"/>
             </w:tcBorders>
           </w:tcPr>
@@ -4125,7 +4393,7 @@
             <w:tcBorders>
               <w:top w:val="nil"/>
               <w:left w:val="nil"/>
-              <w:bottom w:val="single" w:sz="4" w:color="DDE3EA" w:space="0"/>
+              <w:bottom w:val="single" w:sz="4" w:color="E6EAF0" w:space="0"/>
               <w:right w:val="nil"/>
             </w:tcBorders>
             <w:shd w:val="clear" w:color="auto" w:fill="E3F3E8"/>
@@ -4150,7 +4418,7 @@
             <w:tcBorders>
               <w:top w:val="nil"/>
               <w:left w:val="nil"/>
-              <w:bottom w:val="single" w:sz="4" w:color="DDE3EA" w:space="0"/>
+              <w:bottom w:val="single" w:sz="4" w:color="E6EAF0" w:space="0"/>
               <w:right w:val="nil"/>
             </w:tcBorders>
           </w:tcPr>
@@ -4174,7 +4442,7 @@
             <w:tcBorders>
               <w:top w:val="nil"/>
               <w:left w:val="nil"/>
-              <w:bottom w:val="single" w:sz="4" w:color="DDE3EA" w:space="0"/>
+              <w:bottom w:val="single" w:sz="4" w:color="E6EAF0" w:space="0"/>
               <w:right w:val="nil"/>
             </w:tcBorders>
           </w:tcPr>
@@ -4198,7 +4466,7 @@
             <w:tcBorders>
               <w:top w:val="nil"/>
               <w:left w:val="nil"/>
-              <w:bottom w:val="single" w:sz="4" w:color="DDE3EA" w:space="0"/>
+              <w:bottom w:val="single" w:sz="4" w:color="E6EAF0" w:space="0"/>
               <w:right w:val="nil"/>
             </w:tcBorders>
           </w:tcPr>
@@ -4225,7 +4493,7 @@
             <w:tcBorders>
               <w:top w:val="nil"/>
               <w:left w:val="nil"/>
-              <w:bottom w:val="single" w:sz="4" w:color="DDE3EA" w:space="0"/>
+              <w:bottom w:val="single" w:sz="4" w:color="E6EAF0" w:space="0"/>
               <w:right w:val="nil"/>
             </w:tcBorders>
           </w:tcPr>
@@ -4275,7 +4543,7 @@
             <w:tcBorders>
               <w:top w:val="nil"/>
               <w:left w:val="nil"/>
-              <w:bottom w:val="single" w:sz="4" w:color="DDE3EA" w:space="0"/>
+              <w:bottom w:val="single" w:sz="4" w:color="E6EAF0" w:space="0"/>
               <w:right w:val="nil"/>
             </w:tcBorders>
           </w:tcPr>
@@ -4299,7 +4567,7 @@
             <w:tcBorders>
               <w:top w:val="nil"/>
               <w:left w:val="nil"/>
-              <w:bottom w:val="single" w:sz="4" w:color="DDE3EA" w:space="0"/>
+              <w:bottom w:val="single" w:sz="4" w:color="E6EAF0" w:space="0"/>
               <w:right w:val="nil"/>
             </w:tcBorders>
           </w:tcPr>
@@ -4323,7 +4591,7 @@
             <w:tcBorders>
               <w:top w:val="nil"/>
               <w:left w:val="nil"/>
-              <w:bottom w:val="single" w:sz="4" w:color="DDE3EA" w:space="0"/>
+              <w:bottom w:val="single" w:sz="4" w:color="E6EAF0" w:space="0"/>
               <w:right w:val="nil"/>
             </w:tcBorders>
           </w:tcPr>
@@ -4347,7 +4615,7 @@
             <w:tcBorders>
               <w:top w:val="nil"/>
               <w:left w:val="nil"/>
-              <w:bottom w:val="single" w:sz="4" w:color="DDE3EA" w:space="0"/>
+              <w:bottom w:val="single" w:sz="4" w:color="E6EAF0" w:space="0"/>
               <w:right w:val="nil"/>
             </w:tcBorders>
           </w:tcPr>
@@ -4371,7 +4639,7 @@
             <w:tcBorders>
               <w:top w:val="nil"/>
               <w:left w:val="nil"/>
-              <w:bottom w:val="single" w:sz="4" w:color="DDE3EA" w:space="0"/>
+              <w:bottom w:val="single" w:sz="4" w:color="E6EAF0" w:space="0"/>
               <w:right w:val="nil"/>
             </w:tcBorders>
           </w:tcPr>
@@ -4398,7 +4666,7 @@
             <w:tcBorders>
               <w:top w:val="nil"/>
               <w:left w:val="nil"/>
-              <w:bottom w:val="single" w:sz="4" w:color="DDE3EA" w:space="0"/>
+              <w:bottom w:val="single" w:sz="4" w:color="E6EAF0" w:space="0"/>
               <w:right w:val="nil"/>
             </w:tcBorders>
           </w:tcPr>
@@ -4448,7 +4716,7 @@
             <w:tcBorders>
               <w:top w:val="nil"/>
               <w:left w:val="nil"/>
-              <w:bottom w:val="single" w:sz="4" w:color="DDE3EA" w:space="0"/>
+              <w:bottom w:val="single" w:sz="4" w:color="E6EAF0" w:space="0"/>
               <w:right w:val="nil"/>
             </w:tcBorders>
           </w:tcPr>
@@ -4472,7 +4740,7 @@
             <w:tcBorders>
               <w:top w:val="nil"/>
               <w:left w:val="nil"/>
-              <w:bottom w:val="single" w:sz="4" w:color="DDE3EA" w:space="0"/>
+              <w:bottom w:val="single" w:sz="4" w:color="E6EAF0" w:space="0"/>
               <w:right w:val="nil"/>
             </w:tcBorders>
           </w:tcPr>
@@ -4496,7 +4764,7 @@
             <w:tcBorders>
               <w:top w:val="nil"/>
               <w:left w:val="nil"/>
-              <w:bottom w:val="single" w:sz="4" w:color="DDE3EA" w:space="0"/>
+              <w:bottom w:val="single" w:sz="4" w:color="E6EAF0" w:space="0"/>
               <w:right w:val="nil"/>
             </w:tcBorders>
           </w:tcPr>
@@ -4520,7 +4788,7 @@
             <w:tcBorders>
               <w:top w:val="nil"/>
               <w:left w:val="nil"/>
-              <w:bottom w:val="single" w:sz="4" w:color="DDE3EA" w:space="0"/>
+              <w:bottom w:val="single" w:sz="4" w:color="E6EAF0" w:space="0"/>
               <w:right w:val="nil"/>
             </w:tcBorders>
             <w:shd w:val="clear" w:color="auto" w:fill="E3F3E8"/>
@@ -4545,7 +4813,7 @@
             <w:tcBorders>
               <w:top w:val="nil"/>
               <w:left w:val="nil"/>
-              <w:bottom w:val="single" w:sz="4" w:color="DDE3EA" w:space="0"/>
+              <w:bottom w:val="single" w:sz="4" w:color="E6EAF0" w:space="0"/>
               <w:right w:val="nil"/>
             </w:tcBorders>
           </w:tcPr>
@@ -4572,7 +4840,7 @@
             <w:tcBorders>
               <w:top w:val="nil"/>
               <w:left w:val="nil"/>
-              <w:bottom w:val="single" w:sz="4" w:color="DDE3EA" w:space="0"/>
+              <w:bottom w:val="single" w:sz="4" w:color="E6EAF0" w:space="0"/>
               <w:right w:val="nil"/>
             </w:tcBorders>
           </w:tcPr>
@@ -4605,7 +4873,7 @@
             <w:tcBorders>
               <w:top w:val="nil"/>
               <w:left w:val="nil"/>
-              <w:bottom w:val="single" w:sz="4" w:color="DDE3EA" w:space="0"/>
+              <w:bottom w:val="single" w:sz="4" w:color="E6EAF0" w:space="0"/>
               <w:right w:val="nil"/>
             </w:tcBorders>
           </w:tcPr>
@@ -4629,7 +4897,7 @@
             <w:tcBorders>
               <w:top w:val="nil"/>
               <w:left w:val="nil"/>
-              <w:bottom w:val="single" w:sz="4" w:color="DDE3EA" w:space="0"/>
+              <w:bottom w:val="single" w:sz="4" w:color="E6EAF0" w:space="0"/>
               <w:right w:val="nil"/>
             </w:tcBorders>
             <w:shd w:val="clear" w:color="auto" w:fill="E3F3E8"/>
@@ -4654,7 +4922,7 @@
             <w:tcBorders>
               <w:top w:val="nil"/>
               <w:left w:val="nil"/>
-              <w:bottom w:val="single" w:sz="4" w:color="DDE3EA" w:space="0"/>
+              <w:bottom w:val="single" w:sz="4" w:color="E6EAF0" w:space="0"/>
               <w:right w:val="nil"/>
             </w:tcBorders>
           </w:tcPr>
@@ -4678,7 +4946,7 @@
             <w:tcBorders>
               <w:top w:val="nil"/>
               <w:left w:val="nil"/>
-              <w:bottom w:val="single" w:sz="4" w:color="DDE3EA" w:space="0"/>
+              <w:bottom w:val="single" w:sz="4" w:color="E6EAF0" w:space="0"/>
               <w:right w:val="nil"/>
             </w:tcBorders>
           </w:tcPr>
@@ -4702,7 +4970,7 @@
             <w:tcBorders>
               <w:top w:val="nil"/>
               <w:left w:val="nil"/>
-              <w:bottom w:val="single" w:sz="4" w:color="DDE3EA" w:space="0"/>
+              <w:bottom w:val="single" w:sz="4" w:color="E6EAF0" w:space="0"/>
               <w:right w:val="nil"/>
             </w:tcBorders>
           </w:tcPr>
@@ -4729,7 +4997,7 @@
             <w:tcBorders>
               <w:top w:val="nil"/>
               <w:left w:val="nil"/>
-              <w:bottom w:val="single" w:sz="4" w:color="DDE3EA" w:space="0"/>
+              <w:bottom w:val="single" w:sz="4" w:color="E6EAF0" w:space="0"/>
               <w:right w:val="nil"/>
             </w:tcBorders>
           </w:tcPr>
@@ -4762,7 +5030,7 @@
             <w:tcBorders>
               <w:top w:val="nil"/>
               <w:left w:val="nil"/>
-              <w:bottom w:val="single" w:sz="4" w:color="DDE3EA" w:space="0"/>
+              <w:bottom w:val="single" w:sz="4" w:color="E6EAF0" w:space="0"/>
               <w:right w:val="nil"/>
             </w:tcBorders>
           </w:tcPr>
@@ -4786,7 +5054,7 @@
             <w:tcBorders>
               <w:top w:val="nil"/>
               <w:left w:val="nil"/>
-              <w:bottom w:val="single" w:sz="4" w:color="DDE3EA" w:space="0"/>
+              <w:bottom w:val="single" w:sz="4" w:color="E6EAF0" w:space="0"/>
               <w:right w:val="nil"/>
             </w:tcBorders>
           </w:tcPr>
@@ -4810,7 +5078,7 @@
             <w:tcBorders>
               <w:top w:val="nil"/>
               <w:left w:val="nil"/>
-              <w:bottom w:val="single" w:sz="4" w:color="DDE3EA" w:space="0"/>
+              <w:bottom w:val="single" w:sz="4" w:color="E6EAF0" w:space="0"/>
               <w:right w:val="nil"/>
             </w:tcBorders>
           </w:tcPr>
@@ -4834,7 +5102,7 @@
             <w:tcBorders>
               <w:top w:val="nil"/>
               <w:left w:val="nil"/>
-              <w:bottom w:val="single" w:sz="4" w:color="DDE3EA" w:space="0"/>
+              <w:bottom w:val="single" w:sz="4" w:color="E6EAF0" w:space="0"/>
               <w:right w:val="nil"/>
             </w:tcBorders>
             <w:shd w:val="clear" w:color="auto" w:fill="E3F3E8"/>
@@ -4859,7 +5127,7 @@
             <w:tcBorders>
               <w:top w:val="nil"/>
               <w:left w:val="nil"/>
-              <w:bottom w:val="single" w:sz="4" w:color="DDE3EA" w:space="0"/>
+              <w:bottom w:val="single" w:sz="4" w:color="E6EAF0" w:space="0"/>
               <w:right w:val="nil"/>
             </w:tcBorders>
           </w:tcPr>
@@ -4892,7 +5160,7 @@
       <w:r>
         <w:rPr>
           <w:b w:val="0"/>
-          <w:color w:val="5F6B7A"/>
+          <w:color w:val="667085"/>
           <w:sz w:val="16"/>
         </w:rPr>
         <w:t>Spalvos: žalias pokytis – rodiklis gerėja, raudonas – blogėja. Paskutinio laikotarpio langelio fonas: žalias – geras lygis, geltonas – vidutinis, raudonas – silpnas (įrankio orientyrai, config/metric_rules.yaml).</w:t>
@@ -4905,7 +5173,7 @@
       <w:r>
         <w:rPr>
           <w:b w:val="0"/>
-          <w:color w:val="5F6B7A"/>
+          <w:color w:val="667085"/>
           <w:sz w:val="16"/>
         </w:rPr>
         <w:t>* – paimta iš ataskaitos santraukos;  ᶜ – apskaičiuota įrankio. Mažas numeris prie teksto – nuoroda į šaltinį (paspaudus atsidaro dokumentas reikiamame puslapyje).</w:t>
@@ -4951,7 +5219,7 @@
       <w:pPr>
         <w:keepNext/>
         <w:pBdr>
-          <w:bottom w:val="single" w:sz="8" w:color="1F4E79" w:space="4"/>
+          <w:bottom w:val="single" w:sz="8" w:color="12355B" w:space="4"/>
         </w:pBdr>
         <w:tabs>
           <w:tab w:pos="482" w:val="left"/>
@@ -4964,13 +5232,13 @@
           <w:color w:val="2A78D6"/>
           <w:sz w:val="18"/>
         </w:rPr>
-        <w:t>04</w:t>
+        <w:t>03</w:t>
         <w:tab/>
       </w:r>
       <w:r>
         <w:rPr>
           <w:b/>
-          <w:color w:val="1F4E79"/>
+          <w:color w:val="12355B"/>
           <w:sz w:val="28"/>
         </w:rPr>
         <w:t>Veiklos apžvalga</w:t>
@@ -5146,7 +5414,7 @@
       <w:pPr>
         <w:keepNext/>
         <w:pBdr>
-          <w:bottom w:val="single" w:sz="8" w:color="1F4E79" w:space="4"/>
+          <w:bottom w:val="single" w:sz="8" w:color="12355B" w:space="4"/>
         </w:pBdr>
         <w:tabs>
           <w:tab w:pos="482" w:val="left"/>
@@ -5159,13 +5427,13 @@
           <w:color w:val="2A78D6"/>
           <w:sz w:val="18"/>
         </w:rPr>
-        <w:t>05</w:t>
+        <w:t>04</w:t>
         <w:tab/>
       </w:r>
       <w:r>
         <w:rPr>
           <w:b/>
-          <w:color w:val="1F4E79"/>
+          <w:color w:val="12355B"/>
           <w:sz w:val="28"/>
         </w:rPr>
         <w:t>Finansai</w:t>
@@ -5335,7 +5603,7 @@
       <w:pPr>
         <w:keepNext/>
         <w:pBdr>
-          <w:bottom w:val="single" w:sz="8" w:color="1F4E79" w:space="4"/>
+          <w:bottom w:val="single" w:sz="8" w:color="12355B" w:space="4"/>
         </w:pBdr>
         <w:tabs>
           <w:tab w:pos="482" w:val="left"/>
@@ -5348,13 +5616,13 @@
           <w:color w:val="2A78D6"/>
           <w:sz w:val="18"/>
         </w:rPr>
-        <w:t>06</w:t>
+        <w:t>05</w:t>
         <w:tab/>
       </w:r>
       <w:r>
         <w:rPr>
           <w:b/>
-          <w:color w:val="1F4E79"/>
+          <w:color w:val="12355B"/>
           <w:sz w:val="28"/>
         </w:rPr>
         <w:t>Ankstesni planai ir rezultatai</w:t>
@@ -5391,12 +5659,11 @@
           <w:tcPr>
             <w:tcW w:type="dxa" w:w="2578"/>
             <w:tcBorders>
-              <w:top w:val="single" w:sz="12" w:color="1F4E79" w:space="0"/>
+              <w:top w:val="nil"/>
               <w:left w:val="nil"/>
-              <w:bottom w:val="single" w:sz="4" w:color="C9D3DE" w:space="0"/>
+              <w:bottom w:val="single" w:sz="8" w:color="12355B" w:space="0"/>
               <w:right w:val="nil"/>
             </w:tcBorders>
-            <w:shd w:val="clear" w:color="auto" w:fill="EAF1F8"/>
           </w:tcPr>
           <w:p>
             <w:pPr>
@@ -5406,8 +5673,8 @@
               <w:rPr>
                 <w:b/>
                 <w:caps/>
-                <w:color w:val="1F4E79"/>
-                <w:sz w:val="16"/>
+                <w:color w:val="667085"/>
+                <w:sz w:val="14"/>
               </w:rPr>
               <w:t>Planas / tikslas</w:t>
             </w:r>
@@ -5417,12 +5684,11 @@
           <w:tcPr>
             <w:tcW w:type="dxa" w:w="2578"/>
             <w:tcBorders>
-              <w:top w:val="single" w:sz="12" w:color="1F4E79" w:space="0"/>
+              <w:top w:val="nil"/>
               <w:left w:val="nil"/>
-              <w:bottom w:val="single" w:sz="4" w:color="C9D3DE" w:space="0"/>
+              <w:bottom w:val="single" w:sz="8" w:color="12355B" w:space="0"/>
               <w:right w:val="nil"/>
             </w:tcBorders>
-            <w:shd w:val="clear" w:color="auto" w:fill="EAF1F8"/>
           </w:tcPr>
           <w:p>
             <w:pPr>
@@ -5432,8 +5698,8 @@
               <w:rPr>
                 <w:b/>
                 <w:caps/>
-                <w:color w:val="1F4E79"/>
-                <w:sz w:val="16"/>
+                <w:color w:val="667085"/>
+                <w:sz w:val="14"/>
               </w:rPr>
               <w:t>Rezultatas</w:t>
             </w:r>
@@ -5443,12 +5709,11 @@
           <w:tcPr>
             <w:tcW w:type="dxa" w:w="3138"/>
             <w:tcBorders>
-              <w:top w:val="single" w:sz="12" w:color="1F4E79" w:space="0"/>
+              <w:top w:val="nil"/>
               <w:left w:val="nil"/>
-              <w:bottom w:val="single" w:sz="4" w:color="C9D3DE" w:space="0"/>
+              <w:bottom w:val="single" w:sz="8" w:color="12355B" w:space="0"/>
               <w:right w:val="nil"/>
             </w:tcBorders>
-            <w:shd w:val="clear" w:color="auto" w:fill="EAF1F8"/>
           </w:tcPr>
           <w:p>
             <w:pPr>
@@ -5458,8 +5723,8 @@
               <w:rPr>
                 <w:b/>
                 <w:caps/>
-                <w:color w:val="1F4E79"/>
-                <w:sz w:val="16"/>
+                <w:color w:val="667085"/>
+                <w:sz w:val="14"/>
               </w:rPr>
               <w:t>Kas pasikeitė ir kodėl</w:t>
             </w:r>
@@ -5469,12 +5734,11 @@
           <w:tcPr>
             <w:tcW w:type="dxa" w:w="1345"/>
             <w:tcBorders>
-              <w:top w:val="single" w:sz="12" w:color="1F4E79" w:space="0"/>
+              <w:top w:val="nil"/>
               <w:left w:val="nil"/>
-              <w:bottom w:val="single" w:sz="4" w:color="C9D3DE" w:space="0"/>
+              <w:bottom w:val="single" w:sz="8" w:color="12355B" w:space="0"/>
               <w:right w:val="nil"/>
             </w:tcBorders>
-            <w:shd w:val="clear" w:color="auto" w:fill="EAF1F8"/>
           </w:tcPr>
           <w:p>
             <w:pPr>
@@ -5484,8 +5748,8 @@
               <w:rPr>
                 <w:b/>
                 <w:caps/>
-                <w:color w:val="1F4E79"/>
-                <w:sz w:val="16"/>
+                <w:color w:val="667085"/>
+                <w:sz w:val="14"/>
               </w:rPr>
               <w:t>Būsena</w:t>
             </w:r>
@@ -5499,7 +5763,7 @@
             <w:tcBorders>
               <w:top w:val="nil"/>
               <w:left w:val="nil"/>
-              <w:bottom w:val="single" w:sz="4" w:color="DDE3EA" w:space="0"/>
+              <w:bottom w:val="single" w:sz="4" w:color="E6EAF0" w:space="0"/>
               <w:right w:val="nil"/>
             </w:tcBorders>
           </w:tcPr>
@@ -5522,7 +5786,7 @@
             <w:tcBorders>
               <w:top w:val="nil"/>
               <w:left w:val="nil"/>
-              <w:bottom w:val="single" w:sz="4" w:color="DDE3EA" w:space="0"/>
+              <w:bottom w:val="single" w:sz="4" w:color="E6EAF0" w:space="0"/>
               <w:right w:val="nil"/>
             </w:tcBorders>
           </w:tcPr>
@@ -5572,7 +5836,7 @@
             <w:tcBorders>
               <w:top w:val="nil"/>
               <w:left w:val="nil"/>
-              <w:bottom w:val="single" w:sz="4" w:color="DDE3EA" w:space="0"/>
+              <w:bottom w:val="single" w:sz="4" w:color="E6EAF0" w:space="0"/>
               <w:right w:val="nil"/>
             </w:tcBorders>
           </w:tcPr>
@@ -5629,7 +5893,7 @@
             <w:tcBorders>
               <w:top w:val="nil"/>
               <w:left w:val="nil"/>
-              <w:bottom w:val="single" w:sz="4" w:color="DDE3EA" w:space="0"/>
+              <w:bottom w:val="single" w:sz="4" w:color="E6EAF0" w:space="0"/>
               <w:right w:val="nil"/>
             </w:tcBorders>
             <w:shd w:val="clear" w:color="auto" w:fill="EAF1F8"/>
@@ -5655,7 +5919,7 @@
             <w:tcBorders>
               <w:top w:val="nil"/>
               <w:left w:val="nil"/>
-              <w:bottom w:val="single" w:sz="4" w:color="DDE3EA" w:space="0"/>
+              <w:bottom w:val="single" w:sz="4" w:color="E6EAF0" w:space="0"/>
               <w:right w:val="nil"/>
             </w:tcBorders>
           </w:tcPr>
@@ -5678,7 +5942,7 @@
             <w:tcBorders>
               <w:top w:val="nil"/>
               <w:left w:val="nil"/>
-              <w:bottom w:val="single" w:sz="4" w:color="DDE3EA" w:space="0"/>
+              <w:bottom w:val="single" w:sz="4" w:color="E6EAF0" w:space="0"/>
               <w:right w:val="nil"/>
             </w:tcBorders>
           </w:tcPr>
@@ -5711,7 +5975,7 @@
             <w:tcBorders>
               <w:top w:val="nil"/>
               <w:left w:val="nil"/>
-              <w:bottom w:val="single" w:sz="4" w:color="DDE3EA" w:space="0"/>
+              <w:bottom w:val="single" w:sz="4" w:color="E6EAF0" w:space="0"/>
               <w:right w:val="nil"/>
             </w:tcBorders>
           </w:tcPr>
@@ -5751,7 +6015,7 @@
             <w:tcBorders>
               <w:top w:val="nil"/>
               <w:left w:val="nil"/>
-              <w:bottom w:val="single" w:sz="4" w:color="DDE3EA" w:space="0"/>
+              <w:bottom w:val="single" w:sz="4" w:color="E6EAF0" w:space="0"/>
               <w:right w:val="nil"/>
             </w:tcBorders>
             <w:shd w:val="clear" w:color="auto" w:fill="FDE7E5"/>
@@ -5777,7 +6041,7 @@
             <w:tcBorders>
               <w:top w:val="nil"/>
               <w:left w:val="nil"/>
-              <w:bottom w:val="single" w:sz="4" w:color="DDE3EA" w:space="0"/>
+              <w:bottom w:val="single" w:sz="4" w:color="E6EAF0" w:space="0"/>
               <w:right w:val="nil"/>
             </w:tcBorders>
           </w:tcPr>
@@ -5800,7 +6064,7 @@
             <w:tcBorders>
               <w:top w:val="nil"/>
               <w:left w:val="nil"/>
-              <w:bottom w:val="single" w:sz="4" w:color="DDE3EA" w:space="0"/>
+              <w:bottom w:val="single" w:sz="4" w:color="E6EAF0" w:space="0"/>
               <w:right w:val="nil"/>
             </w:tcBorders>
           </w:tcPr>
@@ -5850,7 +6114,7 @@
             <w:tcBorders>
               <w:top w:val="nil"/>
               <w:left w:val="nil"/>
-              <w:bottom w:val="single" w:sz="4" w:color="DDE3EA" w:space="0"/>
+              <w:bottom w:val="single" w:sz="4" w:color="E6EAF0" w:space="0"/>
               <w:right w:val="nil"/>
             </w:tcBorders>
           </w:tcPr>
@@ -5890,7 +6154,7 @@
             <w:tcBorders>
               <w:top w:val="nil"/>
               <w:left w:val="nil"/>
-              <w:bottom w:val="single" w:sz="4" w:color="DDE3EA" w:space="0"/>
+              <w:bottom w:val="single" w:sz="4" w:color="E6EAF0" w:space="0"/>
               <w:right w:val="nil"/>
             </w:tcBorders>
             <w:shd w:val="clear" w:color="auto" w:fill="EAF1F8"/>
@@ -5916,7 +6180,7 @@
             <w:tcBorders>
               <w:top w:val="nil"/>
               <w:left w:val="nil"/>
-              <w:bottom w:val="single" w:sz="4" w:color="DDE3EA" w:space="0"/>
+              <w:bottom w:val="single" w:sz="4" w:color="E6EAF0" w:space="0"/>
               <w:right w:val="nil"/>
             </w:tcBorders>
           </w:tcPr>
@@ -5939,7 +6203,7 @@
             <w:tcBorders>
               <w:top w:val="nil"/>
               <w:left w:val="nil"/>
-              <w:bottom w:val="single" w:sz="4" w:color="DDE3EA" w:space="0"/>
+              <w:bottom w:val="single" w:sz="4" w:color="E6EAF0" w:space="0"/>
               <w:right w:val="nil"/>
             </w:tcBorders>
           </w:tcPr>
@@ -5972,7 +6236,7 @@
             <w:tcBorders>
               <w:top w:val="nil"/>
               <w:left w:val="nil"/>
-              <w:bottom w:val="single" w:sz="4" w:color="DDE3EA" w:space="0"/>
+              <w:bottom w:val="single" w:sz="4" w:color="E6EAF0" w:space="0"/>
               <w:right w:val="nil"/>
             </w:tcBorders>
           </w:tcPr>
@@ -6012,7 +6276,7 @@
             <w:tcBorders>
               <w:top w:val="nil"/>
               <w:left w:val="nil"/>
-              <w:bottom w:val="single" w:sz="4" w:color="DDE3EA" w:space="0"/>
+              <w:bottom w:val="single" w:sz="4" w:color="E6EAF0" w:space="0"/>
               <w:right w:val="nil"/>
             </w:tcBorders>
             <w:shd w:val="clear" w:color="auto" w:fill="E3F3E8"/>
@@ -6041,7 +6305,7 @@
       <w:pPr>
         <w:keepNext/>
         <w:pBdr>
-          <w:bottom w:val="single" w:sz="8" w:color="1F4E79" w:space="4"/>
+          <w:bottom w:val="single" w:sz="8" w:color="12355B" w:space="4"/>
         </w:pBdr>
         <w:tabs>
           <w:tab w:pos="482" w:val="left"/>
@@ -6054,13 +6318,13 @@
           <w:color w:val="2A78D6"/>
           <w:sz w:val="18"/>
         </w:rPr>
-        <w:t>07</w:t>
+        <w:t>06</w:t>
         <w:tab/>
       </w:r>
       <w:r>
         <w:rPr>
           <w:b/>
-          <w:color w:val="1F4E79"/>
+          <w:color w:val="12355B"/>
           <w:sz w:val="28"/>
         </w:rPr>
         <w:t>Informacija investuotojui ir išvados</w:t>
@@ -6335,7 +6599,1092 @@
       <w:pPr>
         <w:keepNext/>
         <w:pBdr>
-          <w:bottom w:val="single" w:sz="8" w:color="1F4E79" w:space="4"/>
+          <w:bottom w:val="single" w:sz="8" w:color="12355B" w:space="4"/>
+        </w:pBdr>
+        <w:tabs>
+          <w:tab w:pos="482" w:val="left"/>
+        </w:tabs>
+        <w:spacing w:before="360" w:after="160"/>
+      </w:pPr>
+      <w:r>
+        <w:rPr>
+          <w:b/>
+          <w:color w:val="2A78D6"/>
+          <w:sz w:val="18"/>
+        </w:rPr>
+        <w:t>07</w:t>
+        <w:tab/>
+      </w:r>
+      <w:r>
+        <w:rPr>
+          <w:b/>
+          <w:color w:val="12355B"/>
+          <w:sz w:val="28"/>
+        </w:rPr>
+        <w:t>Rinka ir aplinka</w:t>
+      </w:r>
+    </w:p>
+    <w:p>
+      <w:pPr>
+        <w:tabs>
+          <w:tab w:pos="255" w:val="left"/>
+        </w:tabs>
+        <w:spacing w:before="0" w:after="80"/>
+        <w:ind w:left="255" w:hanging="255"/>
+      </w:pPr>
+      <w:r>
+        <w:rPr>
+          <w:b/>
+          <w:color w:val="2A78D6"/>
+          <w:sz w:val="20"/>
+        </w:rPr>
+        <w:t>▪</w:t>
+        <w:tab/>
+      </w:r>
+      <w:r>
+        <w:rPr>
+          <w:b/>
+        </w:rPr>
+        <w:t>Didesnės palūkanos – didesnės pajamos:</w:t>
+      </w:r>
+      <w:r>
+        <w:rPr>
+          <w:b w:val="0"/>
+        </w:rPr>
+        <w:t xml:space="preserve"> III ketv. grynosios palūkanų pajamos 68,8 mln. EUR (+24 % per metus); vadovybės teigimu, pajamos viršija planą dėl aukštesnių nei tikėtasi rinkos palūkanų ir stiprios paskolų paklausos</w:t>
+      </w:r>
+      <w:hyperlink r:id="rId14">
+        <w:r>
+          <w:rPr>
+            <w:color w:val="2A78D6"/>
+            <w:vertAlign w:val="superscript"/>
+            <w:sz w:val="17"/>
+          </w:rPr>
+          <w:t xml:space="preserve">6</w:t>
+        </w:r>
+      </w:hyperlink>
+      <w:r>
+        <w:rPr>
+          <w:b w:val="0"/>
+        </w:rPr>
+        <w:t>.</w:t>
+      </w:r>
+    </w:p>
+    <w:p>
+      <w:pPr>
+        <w:tabs>
+          <w:tab w:pos="255" w:val="left"/>
+        </w:tabs>
+        <w:spacing w:before="0" w:after="80"/>
+        <w:ind w:left="255" w:hanging="255"/>
+      </w:pPr>
+      <w:r>
+        <w:rPr>
+          <w:b/>
+          <w:color w:val="2A78D6"/>
+          <w:sz w:val="20"/>
+        </w:rPr>
+        <w:t>▪</w:t>
+        <w:tab/>
+      </w:r>
+      <w:r>
+        <w:rPr>
+          <w:b/>
+        </w:rPr>
+        <w:t>Palūkanų aplinka:</w:t>
+      </w:r>
+      <w:r>
+        <w:rPr>
+          <w:b w:val="0"/>
+        </w:rPr>
+        <w:t xml:space="preserve"> ECB padidino indėlių normą iki 2,50 %, 6 mėn. Euribor rugsėjo pabaigoje pakilo iki 3,0 %, 12 mėn. – apie 3,3 %</w:t>
+      </w:r>
+      <w:hyperlink r:id="rId33">
+        <w:r>
+          <w:rPr>
+            <w:color w:val="2A78D6"/>
+            <w:vertAlign w:val="superscript"/>
+            <w:sz w:val="17"/>
+          </w:rPr>
+          <w:t xml:space="preserve">31</w:t>
+        </w:r>
+      </w:hyperlink>
+      <w:r>
+        <w:rPr>
+          <w:b w:val="0"/>
+        </w:rPr>
+        <w:t>. Estijoje infliacija rugsėjį paspartėjo iki 3,5 %</w:t>
+      </w:r>
+      <w:hyperlink r:id="rId34">
+        <w:r>
+          <w:rPr>
+            <w:color w:val="2A78D6"/>
+            <w:vertAlign w:val="superscript"/>
+            <w:sz w:val="17"/>
+          </w:rPr>
+          <w:t xml:space="preserve">32</w:t>
+        </w:r>
+      </w:hyperlink>
+      <w:r>
+        <w:rPr>
+          <w:b w:val="0"/>
+        </w:rPr>
+        <w:t>.</w:t>
+      </w:r>
+    </w:p>
+    <w:p>
+      <w:pPr>
+        <w:tabs>
+          <w:tab w:pos="255" w:val="left"/>
+        </w:tabs>
+        <w:spacing w:before="0" w:after="80"/>
+        <w:ind w:left="255" w:hanging="255"/>
+      </w:pPr>
+      <w:r>
+        <w:rPr>
+          <w:b/>
+          <w:color w:val="2A78D6"/>
+          <w:sz w:val="20"/>
+        </w:rPr>
+        <w:t>▪</w:t>
+        <w:tab/>
+      </w:r>
+      <w:r>
+        <w:rPr>
+          <w:b/>
+        </w:rPr>
+        <w:t>Perspektyva:</w:t>
+      </w:r>
+      <w:r>
+        <w:rPr>
+          <w:b w:val="0"/>
+        </w:rPr>
+        <w:t xml:space="preserve"> vadovybė tikina, kad finansinio plano tikslai bus pasiekti – rodikliai geresni nei planuota</w:t>
+      </w:r>
+      <w:hyperlink r:id="rId14">
+        <w:r>
+          <w:rPr>
+            <w:color w:val="2A78D6"/>
+            <w:vertAlign w:val="superscript"/>
+            <w:sz w:val="17"/>
+          </w:rPr>
+          <w:t xml:space="preserve">6</w:t>
+        </w:r>
+      </w:hyperlink>
+      <w:r>
+        <w:rPr>
+          <w:b w:val="0"/>
+        </w:rPr>
+        <w:t>.</w:t>
+      </w:r>
+    </w:p>
+    <w:tbl>
+      <w:tblPr>
+        <w:tblW w:w="9639" w:type="dxa"/>
+        <w:tblBorders>
+          <w:top w:val="nil"/>
+          <w:left w:val="nil"/>
+          <w:bottom w:val="nil"/>
+          <w:right w:val="nil"/>
+          <w:insideH w:val="nil"/>
+          <w:insideV w:val="nil"/>
+        </w:tblBorders>
+        <w:tblLayout w:type="fixed"/>
+        <w:tblCellMar>
+          <w:top w:w="70" w:type="dxa"/>
+          <w:left w:w="100" w:type="dxa"/>
+          <w:bottom w:w="70" w:type="dxa"/>
+          <w:right w:w="100" w:type="dxa"/>
+        </w:tblCellMar>
+        <w:tblLook w:firstColumn="1" w:firstRow="1" w:lastColumn="0" w:lastRow="0" w:noHBand="0" w:noVBand="1" w:val="04A0"/>
+      </w:tblPr>
+      <w:tblGrid>
+        <w:gridCol w:w="3515"/>
+        <w:gridCol w:w="1814"/>
+        <w:gridCol w:w="1360"/>
+        <w:gridCol w:w="1360"/>
+        <w:gridCol w:w="1587"/>
+      </w:tblGrid>
+      <w:tr>
+        <w:tc>
+          <w:tcPr>
+            <w:tcW w:type="dxa" w:w="3515"/>
+            <w:tcBorders>
+              <w:top w:val="nil"/>
+              <w:left w:val="nil"/>
+              <w:bottom w:val="single" w:sz="8" w:color="12355B" w:space="0"/>
+              <w:right w:val="nil"/>
+            </w:tcBorders>
+          </w:tcPr>
+          <w:p>
+            <w:pPr>
+              <w:spacing w:before="0" w:after="0"/>
+            </w:pPr>
+            <w:r>
+              <w:rPr>
+                <w:b/>
+                <w:caps/>
+                <w:color w:val="667085"/>
+                <w:sz w:val="14"/>
+              </w:rPr>
+            </w:r>
+          </w:p>
+        </w:tc>
+        <w:tc>
+          <w:tcPr>
+            <w:tcW w:type="dxa" w:w="1814"/>
+            <w:tcBorders>
+              <w:top w:val="nil"/>
+              <w:left w:val="nil"/>
+              <w:bottom w:val="single" w:sz="8" w:color="12355B" w:space="0"/>
+              <w:right w:val="nil"/>
+            </w:tcBorders>
+          </w:tcPr>
+          <w:p>
+            <w:pPr>
+              <w:spacing w:before="0" w:after="0"/>
+              <w:jc w:val="right"/>
+            </w:pPr>
+            <w:r>
+              <w:rPr>
+                <w:b/>
+                <w:caps/>
+                <w:color w:val="667085"/>
+                <w:sz w:val="14"/>
+              </w:rPr>
+              <w:t>Dabar</w:t>
+            </w:r>
+          </w:p>
+        </w:tc>
+        <w:tc>
+          <w:tcPr>
+            <w:tcW w:type="dxa" w:w="1361"/>
+            <w:tcBorders>
+              <w:top w:val="nil"/>
+              <w:left w:val="nil"/>
+              <w:bottom w:val="single" w:sz="8" w:color="12355B" w:space="0"/>
+              <w:right w:val="nil"/>
+            </w:tcBorders>
+          </w:tcPr>
+          <w:p>
+            <w:pPr>
+              <w:spacing w:before="0" w:after="0"/>
+              <w:jc w:val="right"/>
+            </w:pPr>
+            <w:r>
+              <w:rPr>
+                <w:b/>
+                <w:caps/>
+                <w:color w:val="667085"/>
+                <w:sz w:val="14"/>
+              </w:rPr>
+              <w:t>Prieš 3 mėn.</w:t>
+            </w:r>
+          </w:p>
+        </w:tc>
+        <w:tc>
+          <w:tcPr>
+            <w:tcW w:type="dxa" w:w="1361"/>
+            <w:tcBorders>
+              <w:top w:val="nil"/>
+              <w:left w:val="nil"/>
+              <w:bottom w:val="single" w:sz="8" w:color="12355B" w:space="0"/>
+              <w:right w:val="nil"/>
+            </w:tcBorders>
+          </w:tcPr>
+          <w:p>
+            <w:pPr>
+              <w:spacing w:before="0" w:after="0"/>
+              <w:jc w:val="right"/>
+            </w:pPr>
+            <w:r>
+              <w:rPr>
+                <w:b/>
+                <w:caps/>
+                <w:color w:val="667085"/>
+                <w:sz w:val="14"/>
+              </w:rPr>
+              <w:t>Prieš 12 mėn.</w:t>
+            </w:r>
+          </w:p>
+        </w:tc>
+        <w:tc>
+          <w:tcPr>
+            <w:tcW w:type="dxa" w:w="1587"/>
+            <w:tcBorders>
+              <w:top w:val="nil"/>
+              <w:left w:val="nil"/>
+              <w:bottom w:val="single" w:sz="8" w:color="12355B" w:space="0"/>
+              <w:right w:val="nil"/>
+            </w:tcBorders>
+          </w:tcPr>
+          <w:p>
+            <w:pPr>
+              <w:spacing w:before="0" w:after="0"/>
+              <w:jc w:val="right"/>
+            </w:pPr>
+            <w:r>
+              <w:rPr>
+                <w:b/>
+                <w:caps/>
+                <w:color w:val="667085"/>
+                <w:sz w:val="14"/>
+              </w:rPr>
+              <w:t>Pokytis per 12 mėn.</w:t>
+            </w:r>
+          </w:p>
+        </w:tc>
+      </w:tr>
+      <w:tr>
+        <w:tc>
+          <w:tcPr>
+            <w:tcW w:type="dxa" w:w="3515"/>
+            <w:tcBorders>
+              <w:top w:val="nil"/>
+              <w:left w:val="nil"/>
+              <w:bottom w:val="single" w:sz="4" w:color="E6EAF0" w:space="0"/>
+              <w:right w:val="nil"/>
+            </w:tcBorders>
+          </w:tcPr>
+          <w:p>
+            <w:pPr>
+              <w:spacing w:before="0" w:after="0"/>
+            </w:pPr>
+            <w:r>
+              <w:rPr>
+                <w:b w:val="0"/>
+                <w:sz w:val="17"/>
+              </w:rPr>
+              <w:t>ECB indėlių palūkanų norma</w:t>
+            </w:r>
+          </w:p>
+        </w:tc>
+        <w:tc>
+          <w:tcPr>
+            <w:tcW w:type="dxa" w:w="1814"/>
+            <w:tcBorders>
+              <w:top w:val="nil"/>
+              <w:left w:val="nil"/>
+              <w:bottom w:val="single" w:sz="4" w:color="E6EAF0" w:space="0"/>
+              <w:right w:val="nil"/>
+            </w:tcBorders>
+          </w:tcPr>
+          <w:p>
+            <w:pPr>
+              <w:spacing w:before="0" w:after="0"/>
+              <w:jc w:val="right"/>
+            </w:pPr>
+            <w:r>
+              <w:rPr>
+                <w:b w:val="0"/>
+                <w:sz w:val="17"/>
+              </w:rPr>
+              <w:t>2,50 % (2026-09)</w:t>
+            </w:r>
+          </w:p>
+        </w:tc>
+        <w:tc>
+          <w:tcPr>
+            <w:tcW w:type="dxa" w:w="1361"/>
+            <w:tcBorders>
+              <w:top w:val="nil"/>
+              <w:left w:val="nil"/>
+              <w:bottom w:val="single" w:sz="4" w:color="E6EAF0" w:space="0"/>
+              <w:right w:val="nil"/>
+            </w:tcBorders>
+          </w:tcPr>
+          <w:p>
+            <w:pPr>
+              <w:spacing w:before="0" w:after="0"/>
+              <w:jc w:val="right"/>
+            </w:pPr>
+            <w:r>
+              <w:rPr>
+                <w:b w:val="0"/>
+                <w:sz w:val="17"/>
+              </w:rPr>
+              <w:t>2,25 %</w:t>
+            </w:r>
+          </w:p>
+        </w:tc>
+        <w:tc>
+          <w:tcPr>
+            <w:tcW w:type="dxa" w:w="1361"/>
+            <w:tcBorders>
+              <w:top w:val="nil"/>
+              <w:left w:val="nil"/>
+              <w:bottom w:val="single" w:sz="4" w:color="E6EAF0" w:space="0"/>
+              <w:right w:val="nil"/>
+            </w:tcBorders>
+          </w:tcPr>
+          <w:p>
+            <w:pPr>
+              <w:spacing w:before="0" w:after="0"/>
+              <w:jc w:val="right"/>
+            </w:pPr>
+            <w:r>
+              <w:rPr>
+                <w:b w:val="0"/>
+                <w:sz w:val="17"/>
+              </w:rPr>
+              <w:t>–</w:t>
+            </w:r>
+          </w:p>
+        </w:tc>
+        <w:tc>
+          <w:tcPr>
+            <w:tcW w:type="dxa" w:w="1587"/>
+            <w:tcBorders>
+              <w:top w:val="nil"/>
+              <w:left w:val="nil"/>
+              <w:bottom w:val="single" w:sz="4" w:color="E6EAF0" w:space="0"/>
+              <w:right w:val="nil"/>
+            </w:tcBorders>
+          </w:tcPr>
+          <w:p>
+            <w:pPr>
+              <w:spacing w:before="0" w:after="0"/>
+              <w:jc w:val="right"/>
+            </w:pPr>
+            <w:r>
+              <w:rPr>
+                <w:b w:val="0"/>
+                <w:sz w:val="17"/>
+              </w:rPr>
+              <w:t>–</w:t>
+            </w:r>
+          </w:p>
+        </w:tc>
+      </w:tr>
+      <w:tr>
+        <w:tc>
+          <w:tcPr>
+            <w:tcW w:type="dxa" w:w="3515"/>
+            <w:tcBorders>
+              <w:top w:val="nil"/>
+              <w:left w:val="nil"/>
+              <w:bottom w:val="single" w:sz="4" w:color="E6EAF0" w:space="0"/>
+              <w:right w:val="nil"/>
+            </w:tcBorders>
+          </w:tcPr>
+          <w:p>
+            <w:pPr>
+              <w:spacing w:before="0" w:after="0"/>
+            </w:pPr>
+            <w:r>
+              <w:rPr>
+                <w:b w:val="0"/>
+                <w:sz w:val="17"/>
+              </w:rPr>
+              <w:t>3 mėn. Euribor</w:t>
+            </w:r>
+          </w:p>
+        </w:tc>
+        <w:tc>
+          <w:tcPr>
+            <w:tcW w:type="dxa" w:w="1814"/>
+            <w:tcBorders>
+              <w:top w:val="nil"/>
+              <w:left w:val="nil"/>
+              <w:bottom w:val="single" w:sz="4" w:color="E6EAF0" w:space="0"/>
+              <w:right w:val="nil"/>
+            </w:tcBorders>
+          </w:tcPr>
+          <w:p>
+            <w:pPr>
+              <w:spacing w:before="0" w:after="0"/>
+              <w:jc w:val="right"/>
+            </w:pPr>
+            <w:r>
+              <w:rPr>
+                <w:b w:val="0"/>
+                <w:sz w:val="17"/>
+              </w:rPr>
+              <w:t>2,64 % (2026-09)</w:t>
+            </w:r>
+          </w:p>
+        </w:tc>
+        <w:tc>
+          <w:tcPr>
+            <w:tcW w:type="dxa" w:w="1361"/>
+            <w:tcBorders>
+              <w:top w:val="nil"/>
+              <w:left w:val="nil"/>
+              <w:bottom w:val="single" w:sz="4" w:color="E6EAF0" w:space="0"/>
+              <w:right w:val="nil"/>
+            </w:tcBorders>
+          </w:tcPr>
+          <w:p>
+            <w:pPr>
+              <w:spacing w:before="0" w:after="0"/>
+              <w:jc w:val="right"/>
+            </w:pPr>
+            <w:r>
+              <w:rPr>
+                <w:b w:val="0"/>
+                <w:sz w:val="17"/>
+              </w:rPr>
+              <w:t>2,34 %</w:t>
+            </w:r>
+          </w:p>
+        </w:tc>
+        <w:tc>
+          <w:tcPr>
+            <w:tcW w:type="dxa" w:w="1361"/>
+            <w:tcBorders>
+              <w:top w:val="nil"/>
+              <w:left w:val="nil"/>
+              <w:bottom w:val="single" w:sz="4" w:color="E6EAF0" w:space="0"/>
+              <w:right w:val="nil"/>
+            </w:tcBorders>
+          </w:tcPr>
+          <w:p>
+            <w:pPr>
+              <w:spacing w:before="0" w:after="0"/>
+              <w:jc w:val="right"/>
+            </w:pPr>
+            <w:r>
+              <w:rPr>
+                <w:b w:val="0"/>
+                <w:sz w:val="17"/>
+              </w:rPr>
+              <w:t>2,03 %</w:t>
+            </w:r>
+          </w:p>
+        </w:tc>
+        <w:tc>
+          <w:tcPr>
+            <w:tcW w:type="dxa" w:w="1587"/>
+            <w:tcBorders>
+              <w:top w:val="nil"/>
+              <w:left w:val="nil"/>
+              <w:bottom w:val="single" w:sz="4" w:color="E6EAF0" w:space="0"/>
+              <w:right w:val="nil"/>
+            </w:tcBorders>
+          </w:tcPr>
+          <w:p>
+            <w:pPr>
+              <w:spacing w:before="0" w:after="0"/>
+              <w:jc w:val="right"/>
+            </w:pPr>
+            <w:r>
+              <w:rPr>
+                <w:b w:val="0"/>
+                <w:sz w:val="17"/>
+              </w:rPr>
+              <w:t>▲ 0,61 p. p.</w:t>
+            </w:r>
+          </w:p>
+        </w:tc>
+      </w:tr>
+      <w:tr>
+        <w:tc>
+          <w:tcPr>
+            <w:tcW w:type="dxa" w:w="3515"/>
+            <w:tcBorders>
+              <w:top w:val="nil"/>
+              <w:left w:val="nil"/>
+              <w:bottom w:val="single" w:sz="4" w:color="E6EAF0" w:space="0"/>
+              <w:right w:val="nil"/>
+            </w:tcBorders>
+          </w:tcPr>
+          <w:p>
+            <w:pPr>
+              <w:spacing w:before="0" w:after="0"/>
+            </w:pPr>
+            <w:r>
+              <w:rPr>
+                <w:b w:val="0"/>
+                <w:sz w:val="17"/>
+              </w:rPr>
+              <w:t>6 mėn. Euribor</w:t>
+            </w:r>
+          </w:p>
+        </w:tc>
+        <w:tc>
+          <w:tcPr>
+            <w:tcW w:type="dxa" w:w="1814"/>
+            <w:tcBorders>
+              <w:top w:val="nil"/>
+              <w:left w:val="nil"/>
+              <w:bottom w:val="single" w:sz="4" w:color="E6EAF0" w:space="0"/>
+              <w:right w:val="nil"/>
+            </w:tcBorders>
+          </w:tcPr>
+          <w:p>
+            <w:pPr>
+              <w:spacing w:before="0" w:after="0"/>
+              <w:jc w:val="right"/>
+            </w:pPr>
+            <w:r>
+              <w:rPr>
+                <w:b w:val="0"/>
+                <w:sz w:val="17"/>
+              </w:rPr>
+              <w:t>2,92 % (2026-09)</w:t>
+            </w:r>
+          </w:p>
+        </w:tc>
+        <w:tc>
+          <w:tcPr>
+            <w:tcW w:type="dxa" w:w="1361"/>
+            <w:tcBorders>
+              <w:top w:val="nil"/>
+              <w:left w:val="nil"/>
+              <w:bottom w:val="single" w:sz="4" w:color="E6EAF0" w:space="0"/>
+              <w:right w:val="nil"/>
+            </w:tcBorders>
+          </w:tcPr>
+          <w:p>
+            <w:pPr>
+              <w:spacing w:before="0" w:after="0"/>
+              <w:jc w:val="right"/>
+            </w:pPr>
+            <w:r>
+              <w:rPr>
+                <w:b w:val="0"/>
+                <w:sz w:val="17"/>
+              </w:rPr>
+              <w:t>2,60 %</w:t>
+            </w:r>
+          </w:p>
+        </w:tc>
+        <w:tc>
+          <w:tcPr>
+            <w:tcW w:type="dxa" w:w="1361"/>
+            <w:tcBorders>
+              <w:top w:val="nil"/>
+              <w:left w:val="nil"/>
+              <w:bottom w:val="single" w:sz="4" w:color="E6EAF0" w:space="0"/>
+              <w:right w:val="nil"/>
+            </w:tcBorders>
+          </w:tcPr>
+          <w:p>
+            <w:pPr>
+              <w:spacing w:before="0" w:after="0"/>
+              <w:jc w:val="right"/>
+            </w:pPr>
+            <w:r>
+              <w:rPr>
+                <w:b w:val="0"/>
+                <w:sz w:val="17"/>
+              </w:rPr>
+              <w:t>2,10 %</w:t>
+            </w:r>
+          </w:p>
+        </w:tc>
+        <w:tc>
+          <w:tcPr>
+            <w:tcW w:type="dxa" w:w="1587"/>
+            <w:tcBorders>
+              <w:top w:val="nil"/>
+              <w:left w:val="nil"/>
+              <w:bottom w:val="single" w:sz="4" w:color="E6EAF0" w:space="0"/>
+              <w:right w:val="nil"/>
+            </w:tcBorders>
+          </w:tcPr>
+          <w:p>
+            <w:pPr>
+              <w:spacing w:before="0" w:after="0"/>
+              <w:jc w:val="right"/>
+            </w:pPr>
+            <w:r>
+              <w:rPr>
+                <w:b w:val="0"/>
+                <w:sz w:val="17"/>
+              </w:rPr>
+              <w:t>▲ 0,82 p. p.</w:t>
+            </w:r>
+          </w:p>
+        </w:tc>
+      </w:tr>
+      <w:tr>
+        <w:tc>
+          <w:tcPr>
+            <w:tcW w:type="dxa" w:w="3515"/>
+            <w:tcBorders>
+              <w:top w:val="nil"/>
+              <w:left w:val="nil"/>
+              <w:bottom w:val="single" w:sz="4" w:color="E6EAF0" w:space="0"/>
+              <w:right w:val="nil"/>
+            </w:tcBorders>
+          </w:tcPr>
+          <w:p>
+            <w:pPr>
+              <w:spacing w:before="0" w:after="0"/>
+            </w:pPr>
+            <w:r>
+              <w:rPr>
+                <w:b w:val="0"/>
+                <w:sz w:val="17"/>
+              </w:rPr>
+              <w:t>12 mėn. Euribor</w:t>
+            </w:r>
+          </w:p>
+        </w:tc>
+        <w:tc>
+          <w:tcPr>
+            <w:tcW w:type="dxa" w:w="1814"/>
+            <w:tcBorders>
+              <w:top w:val="nil"/>
+              <w:left w:val="nil"/>
+              <w:bottom w:val="single" w:sz="4" w:color="E6EAF0" w:space="0"/>
+              <w:right w:val="nil"/>
+            </w:tcBorders>
+          </w:tcPr>
+          <w:p>
+            <w:pPr>
+              <w:spacing w:before="0" w:after="0"/>
+              <w:jc w:val="right"/>
+            </w:pPr>
+            <w:r>
+              <w:rPr>
+                <w:b w:val="0"/>
+                <w:sz w:val="17"/>
+              </w:rPr>
+              <w:t>3,25 % (2026-09)</w:t>
+            </w:r>
+          </w:p>
+        </w:tc>
+        <w:tc>
+          <w:tcPr>
+            <w:tcW w:type="dxa" w:w="1361"/>
+            <w:tcBorders>
+              <w:top w:val="nil"/>
+              <w:left w:val="nil"/>
+              <w:bottom w:val="single" w:sz="4" w:color="E6EAF0" w:space="0"/>
+              <w:right w:val="nil"/>
+            </w:tcBorders>
+          </w:tcPr>
+          <w:p>
+            <w:pPr>
+              <w:spacing w:before="0" w:after="0"/>
+              <w:jc w:val="right"/>
+            </w:pPr>
+            <w:r>
+              <w:rPr>
+                <w:b w:val="0"/>
+                <w:sz w:val="17"/>
+              </w:rPr>
+              <w:t>2,80 %</w:t>
+            </w:r>
+          </w:p>
+        </w:tc>
+        <w:tc>
+          <w:tcPr>
+            <w:tcW w:type="dxa" w:w="1361"/>
+            <w:tcBorders>
+              <w:top w:val="nil"/>
+              <w:left w:val="nil"/>
+              <w:bottom w:val="single" w:sz="4" w:color="E6EAF0" w:space="0"/>
+              <w:right w:val="nil"/>
+            </w:tcBorders>
+          </w:tcPr>
+          <w:p>
+            <w:pPr>
+              <w:spacing w:before="0" w:after="0"/>
+              <w:jc w:val="right"/>
+            </w:pPr>
+            <w:r>
+              <w:rPr>
+                <w:b w:val="0"/>
+                <w:sz w:val="17"/>
+              </w:rPr>
+              <w:t>2,17 %</w:t>
+            </w:r>
+          </w:p>
+        </w:tc>
+        <w:tc>
+          <w:tcPr>
+            <w:tcW w:type="dxa" w:w="1587"/>
+            <w:tcBorders>
+              <w:top w:val="nil"/>
+              <w:left w:val="nil"/>
+              <w:bottom w:val="single" w:sz="4" w:color="E6EAF0" w:space="0"/>
+              <w:right w:val="nil"/>
+            </w:tcBorders>
+          </w:tcPr>
+          <w:p>
+            <w:pPr>
+              <w:spacing w:before="0" w:after="0"/>
+              <w:jc w:val="right"/>
+            </w:pPr>
+            <w:r>
+              <w:rPr>
+                <w:b w:val="0"/>
+                <w:sz w:val="17"/>
+              </w:rPr>
+              <w:t>▲ 1,08 p. p.</w:t>
+            </w:r>
+          </w:p>
+        </w:tc>
+      </w:tr>
+      <w:tr>
+        <w:tc>
+          <w:tcPr>
+            <w:tcW w:type="dxa" w:w="3515"/>
+            <w:tcBorders>
+              <w:top w:val="nil"/>
+              <w:left w:val="nil"/>
+              <w:bottom w:val="single" w:sz="4" w:color="E6EAF0" w:space="0"/>
+              <w:right w:val="nil"/>
+            </w:tcBorders>
+          </w:tcPr>
+          <w:p>
+            <w:pPr>
+              <w:spacing w:before="0" w:after="0"/>
+            </w:pPr>
+            <w:r>
+              <w:rPr>
+                <w:b w:val="0"/>
+                <w:sz w:val="17"/>
+              </w:rPr>
+              <w:t>Euro zonos AAA vyriausybių 10 m. pajamingumas</w:t>
+            </w:r>
+          </w:p>
+        </w:tc>
+        <w:tc>
+          <w:tcPr>
+            <w:tcW w:type="dxa" w:w="1814"/>
+            <w:tcBorders>
+              <w:top w:val="nil"/>
+              <w:left w:val="nil"/>
+              <w:bottom w:val="single" w:sz="4" w:color="E6EAF0" w:space="0"/>
+              <w:right w:val="nil"/>
+            </w:tcBorders>
+          </w:tcPr>
+          <w:p>
+            <w:pPr>
+              <w:spacing w:before="0" w:after="0"/>
+              <w:jc w:val="right"/>
+            </w:pPr>
+            <w:r>
+              <w:rPr>
+                <w:b w:val="0"/>
+                <w:sz w:val="17"/>
+              </w:rPr>
+              <w:t>3,43 % (2026-10)</w:t>
+            </w:r>
+          </w:p>
+        </w:tc>
+        <w:tc>
+          <w:tcPr>
+            <w:tcW w:type="dxa" w:w="1361"/>
+            <w:tcBorders>
+              <w:top w:val="nil"/>
+              <w:left w:val="nil"/>
+              <w:bottom w:val="single" w:sz="4" w:color="E6EAF0" w:space="0"/>
+              <w:right w:val="nil"/>
+            </w:tcBorders>
+          </w:tcPr>
+          <w:p>
+            <w:pPr>
+              <w:spacing w:before="0" w:after="0"/>
+              <w:jc w:val="right"/>
+            </w:pPr>
+            <w:r>
+              <w:rPr>
+                <w:b w:val="0"/>
+                <w:sz w:val="17"/>
+              </w:rPr>
+              <w:t>3,23 %</w:t>
+            </w:r>
+          </w:p>
+        </w:tc>
+        <w:tc>
+          <w:tcPr>
+            <w:tcW w:type="dxa" w:w="1361"/>
+            <w:tcBorders>
+              <w:top w:val="nil"/>
+              <w:left w:val="nil"/>
+              <w:bottom w:val="single" w:sz="4" w:color="E6EAF0" w:space="0"/>
+              <w:right w:val="nil"/>
+            </w:tcBorders>
+          </w:tcPr>
+          <w:p>
+            <w:pPr>
+              <w:spacing w:before="0" w:after="0"/>
+              <w:jc w:val="right"/>
+            </w:pPr>
+            <w:r>
+              <w:rPr>
+                <w:b w:val="0"/>
+                <w:sz w:val="17"/>
+              </w:rPr>
+              <w:t>2,72 %</w:t>
+            </w:r>
+          </w:p>
+        </w:tc>
+        <w:tc>
+          <w:tcPr>
+            <w:tcW w:type="dxa" w:w="1587"/>
+            <w:tcBorders>
+              <w:top w:val="nil"/>
+              <w:left w:val="nil"/>
+              <w:bottom w:val="single" w:sz="4" w:color="E6EAF0" w:space="0"/>
+              <w:right w:val="nil"/>
+            </w:tcBorders>
+          </w:tcPr>
+          <w:p>
+            <w:pPr>
+              <w:spacing w:before="0" w:after="0"/>
+              <w:jc w:val="right"/>
+            </w:pPr>
+            <w:r>
+              <w:rPr>
+                <w:b w:val="0"/>
+                <w:sz w:val="17"/>
+              </w:rPr>
+              <w:t>▲ 0,71 p. p.</w:t>
+            </w:r>
+          </w:p>
+        </w:tc>
+      </w:tr>
+      <w:tr>
+        <w:tc>
+          <w:tcPr>
+            <w:tcW w:type="dxa" w:w="3515"/>
+            <w:tcBorders>
+              <w:top w:val="nil"/>
+              <w:left w:val="nil"/>
+              <w:bottom w:val="single" w:sz="4" w:color="E6EAF0" w:space="0"/>
+              <w:right w:val="nil"/>
+            </w:tcBorders>
+          </w:tcPr>
+          <w:p>
+            <w:pPr>
+              <w:spacing w:before="0" w:after="0"/>
+            </w:pPr>
+            <w:r>
+              <w:rPr>
+                <w:b w:val="0"/>
+                <w:sz w:val="17"/>
+              </w:rPr>
+              <w:t>Euro zonos infliacija (SVKI, metinė)</w:t>
+            </w:r>
+          </w:p>
+        </w:tc>
+        <w:tc>
+          <w:tcPr>
+            <w:tcW w:type="dxa" w:w="1814"/>
+            <w:tcBorders>
+              <w:top w:val="nil"/>
+              <w:left w:val="nil"/>
+              <w:bottom w:val="single" w:sz="4" w:color="E6EAF0" w:space="0"/>
+              <w:right w:val="nil"/>
+            </w:tcBorders>
+          </w:tcPr>
+          <w:p>
+            <w:pPr>
+              <w:spacing w:before="0" w:after="0"/>
+              <w:jc w:val="right"/>
+            </w:pPr>
+            <w:r>
+              <w:rPr>
+                <w:b w:val="0"/>
+                <w:sz w:val="17"/>
+              </w:rPr>
+              <w:t>1,90 % (2025-12)</w:t>
+            </w:r>
+          </w:p>
+        </w:tc>
+        <w:tc>
+          <w:tcPr>
+            <w:tcW w:type="dxa" w:w="1361"/>
+            <w:tcBorders>
+              <w:top w:val="nil"/>
+              <w:left w:val="nil"/>
+              <w:bottom w:val="single" w:sz="4" w:color="E6EAF0" w:space="0"/>
+              <w:right w:val="nil"/>
+            </w:tcBorders>
+          </w:tcPr>
+          <w:p>
+            <w:pPr>
+              <w:spacing w:before="0" w:after="0"/>
+              <w:jc w:val="right"/>
+            </w:pPr>
+            <w:r>
+              <w:rPr>
+                <w:b w:val="0"/>
+                <w:sz w:val="17"/>
+              </w:rPr>
+              <w:t>2,20 %</w:t>
+            </w:r>
+          </w:p>
+        </w:tc>
+        <w:tc>
+          <w:tcPr>
+            <w:tcW w:type="dxa" w:w="1361"/>
+            <w:tcBorders>
+              <w:top w:val="nil"/>
+              <w:left w:val="nil"/>
+              <w:bottom w:val="single" w:sz="4" w:color="E6EAF0" w:space="0"/>
+              <w:right w:val="nil"/>
+            </w:tcBorders>
+          </w:tcPr>
+          <w:p>
+            <w:pPr>
+              <w:spacing w:before="0" w:after="0"/>
+              <w:jc w:val="right"/>
+            </w:pPr>
+            <w:r>
+              <w:rPr>
+                <w:b w:val="0"/>
+                <w:sz w:val="17"/>
+              </w:rPr>
+              <w:t>2,40 %</w:t>
+            </w:r>
+          </w:p>
+        </w:tc>
+        <w:tc>
+          <w:tcPr>
+            <w:tcW w:type="dxa" w:w="1587"/>
+            <w:tcBorders>
+              <w:top w:val="nil"/>
+              <w:left w:val="nil"/>
+              <w:bottom w:val="single" w:sz="4" w:color="E6EAF0" w:space="0"/>
+              <w:right w:val="nil"/>
+            </w:tcBorders>
+          </w:tcPr>
+          <w:p>
+            <w:pPr>
+              <w:spacing w:before="0" w:after="0"/>
+              <w:jc w:val="right"/>
+            </w:pPr>
+            <w:r>
+              <w:rPr>
+                <w:b w:val="0"/>
+                <w:sz w:val="17"/>
+              </w:rPr>
+              <w:t>▼ 0,50 p. p.</w:t>
+            </w:r>
+          </w:p>
+        </w:tc>
+      </w:tr>
+    </w:tbl>
+    <w:p>
+      <w:pPr>
+        <w:spacing w:before="0" w:after="40"/>
+      </w:pPr>
+    </w:p>
+    <w:p>
+      <w:pPr>
+        <w:spacing w:before="40" w:after="60"/>
+      </w:pPr>
+      <w:r>
+        <w:rPr>
+          <w:b w:val="0"/>
+          <w:color w:val="667085"/>
+          <w:sz w:val="16"/>
+        </w:rPr>
+        <w:t>Euro zonos palūkanos ir infliacija (ECB duomenys, mėnesio pabaigos reikšmė; Euribor ir infliacija – mėnesio vidurkis). Svarbu kintamų palūkanų ir perkainojamoms (reset) obligacijoms bei refinansavimo kaštams.</w:t>
+      </w:r>
+    </w:p>
+    <w:p>
+      <w:pPr>
+        <w:keepNext/>
+        <w:pBdr>
+          <w:bottom w:val="single" w:sz="8" w:color="12355B" w:space="4"/>
         </w:pBdr>
         <w:tabs>
           <w:tab w:pos="482" w:val="left"/>
@@ -6354,7 +7703,7 @@
       <w:r>
         <w:rPr>
           <w:b/>
-          <w:color w:val="1F4E79"/>
+          <w:color w:val="12355B"/>
           <w:sz w:val="28"/>
         </w:rPr>
         <w:t>Ką rašo spauda</w:t>
@@ -6367,7 +7716,7 @@
       <w:r>
         <w:rPr>
           <w:b w:val="0"/>
-          <w:color w:val="5F6B7A"/>
+          <w:color w:val="667085"/>
           <w:sz w:val="18"/>
         </w:rPr>
         <w:t>Automatinė naujienų paieška (Google News, EE), 2026-07-24 – 2026-10-22: 11 pranešimų.</w:t>
@@ -6416,7 +7765,7 @@
             <w:r>
               <w:rPr>
                 <w:b w:val="0"/>
-                <w:color w:val="1A1A1A"/>
+                <w:color w:val="1B2430"/>
                 <w:sz w:val="17"/>
               </w:rPr>
               <w:t>2026-10-05</w:t>
@@ -6445,174 +7794,6 @@
                 <w:shd w:val="clear" w:color="auto" w:fill="F0F2F5"/>
               </w:rPr>
               <w:t xml:space="preserve"> VADOVAI </w:t>
-            </w:r>
-          </w:p>
-        </w:tc>
-        <w:tc>
-          <w:tcPr>
-            <w:tcW w:type="dxa" w:w="7257"/>
-            <w:tcBorders>
-              <w:top w:val="nil"/>
-              <w:left w:val="nil"/>
-              <w:bottom w:val="single" w:sz="4" w:color="E3E8EE" w:space="0"/>
-              <w:right w:val="nil"/>
-            </w:tcBorders>
-          </w:tcPr>
-          <w:p>
-            <w:pPr>
-              <w:spacing w:before="0" w:after="0"/>
-            </w:pPr>
-            <w:hyperlink r:id="rId33">
-              <w:r>
-                <w:rPr>
-                  <w:color w:val="1A1A1A"/>
-                  <w:sz w:val="18"/>
-                </w:rPr>
-                <w:t xml:space="preserve">INTERVJUU ⟩ Coop Panga juht: me oleme rõõmsad LHVst tulevate töötajate ja klientide üle</w:t>
-              </w:r>
-            </w:hyperlink>
-            <w:r>
-              <w:rPr>
-                <w:b w:val="0"/>
-                <w:color w:val="5F6B7A"/>
-                <w:sz w:val="15"/>
-              </w:rPr>
-              <w:t xml:space="preserve">   Majandus</w:t>
-            </w:r>
-          </w:p>
-        </w:tc>
-      </w:tr>
-      <w:tr>
-        <w:tc>
-          <w:tcPr>
-            <w:tcW w:type="dxa" w:w="1020"/>
-            <w:tcBorders>
-              <w:top w:val="nil"/>
-              <w:left w:val="nil"/>
-              <w:bottom w:val="single" w:sz="4" w:color="E3E8EE" w:space="0"/>
-              <w:right w:val="nil"/>
-            </w:tcBorders>
-          </w:tcPr>
-          <w:p>
-            <w:pPr>
-              <w:spacing w:before="0" w:after="0"/>
-            </w:pPr>
-            <w:r>
-              <w:rPr>
-                <w:b w:val="0"/>
-                <w:color w:val="1A1A1A"/>
-                <w:sz w:val="17"/>
-              </w:rPr>
-              <w:t>2026-09-23</w:t>
-            </w:r>
-          </w:p>
-        </w:tc>
-        <w:tc>
-          <w:tcPr>
-            <w:tcW w:type="dxa" w:w="1361"/>
-            <w:tcBorders>
-              <w:top w:val="nil"/>
-              <w:left w:val="nil"/>
-              <w:bottom w:val="single" w:sz="4" w:color="E3E8EE" w:space="0"/>
-              <w:right w:val="nil"/>
-            </w:tcBorders>
-          </w:tcPr>
-          <w:p>
-            <w:pPr>
-              <w:spacing w:before="0" w:after="0"/>
-            </w:pPr>
-            <w:r>
-              <w:rPr>
-                <w:b/>
-                <w:color w:val="5F6B7A"/>
-                <w:sz w:val="14"/>
-                <w:shd w:val="clear" w:color="auto" w:fill="F0F2F5"/>
-              </w:rPr>
-              <w:t xml:space="preserve"> VADOVAI </w:t>
-            </w:r>
-          </w:p>
-        </w:tc>
-        <w:tc>
-          <w:tcPr>
-            <w:tcW w:type="dxa" w:w="7257"/>
-            <w:tcBorders>
-              <w:top w:val="nil"/>
-              <w:left w:val="nil"/>
-              <w:bottom w:val="single" w:sz="4" w:color="E3E8EE" w:space="0"/>
-              <w:right w:val="nil"/>
-            </w:tcBorders>
-          </w:tcPr>
-          <w:p>
-            <w:pPr>
-              <w:spacing w:before="0" w:after="0"/>
-            </w:pPr>
-            <w:hyperlink r:id="rId34">
-              <w:r>
-                <w:rPr>
-                  <w:color w:val="1A1A1A"/>
-                  <w:sz w:val="18"/>
-                </w:rPr>
-                <w:t xml:space="preserve">LHV juhatuse liige: ettevõtjad mängivad ellujäämise mängu. “Ärge kartke Rain Lõhmust!”</w:t>
-              </w:r>
-            </w:hyperlink>
-            <w:r>
-              <w:rPr>
-                <w:b w:val="0"/>
-                <w:color w:val="5F6B7A"/>
-                <w:sz w:val="15"/>
-              </w:rPr>
-              <w:t xml:space="preserve">   Äripäev</w:t>
-            </w:r>
-          </w:p>
-        </w:tc>
-      </w:tr>
-      <w:tr>
-        <w:tc>
-          <w:tcPr>
-            <w:tcW w:type="dxa" w:w="1020"/>
-            <w:tcBorders>
-              <w:top w:val="nil"/>
-              <w:left w:val="nil"/>
-              <w:bottom w:val="single" w:sz="4" w:color="E3E8EE" w:space="0"/>
-              <w:right w:val="nil"/>
-            </w:tcBorders>
-          </w:tcPr>
-          <w:p>
-            <w:pPr>
-              <w:spacing w:before="0" w:after="0"/>
-            </w:pPr>
-            <w:r>
-              <w:rPr>
-                <w:b w:val="0"/>
-                <w:color w:val="1A1A1A"/>
-                <w:sz w:val="17"/>
-              </w:rPr>
-              <w:t>2026-10-20</w:t>
-            </w:r>
-          </w:p>
-        </w:tc>
-        <w:tc>
-          <w:tcPr>
-            <w:tcW w:type="dxa" w:w="1361"/>
-            <w:tcBorders>
-              <w:top w:val="nil"/>
-              <w:left w:val="nil"/>
-              <w:bottom w:val="single" w:sz="4" w:color="E3E8EE" w:space="0"/>
-              <w:right w:val="nil"/>
-            </w:tcBorders>
-          </w:tcPr>
-          <w:p>
-            <w:pPr>
-              <w:spacing w:before="0" w:after="0"/>
-            </w:pPr>
-            <w:r>
-              <w:rPr>
-                <w:b/>
-                <w:color w:val="1F4E79"/>
-                <w:sz w:val="14"/>
-                <w:shd w:val="clear" w:color="auto" w:fill="EAF1F8"/>
-              </w:rPr>
-              <w:t xml:space="preserve"> REZULTATAI </w:t>
             </w:r>
           </w:p>
         </w:tc>
@@ -6633,19 +7814,19 @@
             <w:hyperlink r:id="rId35">
               <w:r>
                 <w:rPr>
-                  <w:color w:val="1A1A1A"/>
+                  <w:color w:val="1B2430"/>
                   <w:sz w:val="18"/>
                 </w:rPr>
-                <w:t xml:space="preserve">LHV Groupi 2026. aasta III kvartali ja 9 kuu auditeerimata majandustulemused</w:t>
+                <w:t xml:space="preserve">INTERVJUU ⟩ Coop Panga juht: me oleme rõõmsad LHVst tulevate töötajate ja klientide üle</w:t>
               </w:r>
             </w:hyperlink>
             <w:r>
               <w:rPr>
                 <w:b w:val="0"/>
-                <w:color w:val="5F6B7A"/>
+                <w:color w:val="667085"/>
                 <w:sz w:val="15"/>
               </w:rPr>
-              <w:t xml:space="preserve">   GlobeNewswire  ·  dar 2 panašūs pranešimai</w:t>
+              <w:t xml:space="preserve">   Majandus</w:t>
             </w:r>
           </w:p>
         </w:tc>
@@ -6668,10 +7849,10 @@
             <w:r>
               <w:rPr>
                 <w:b w:val="0"/>
-                <w:color w:val="1A1A1A"/>
+                <w:color w:val="1B2430"/>
                 <w:sz w:val="17"/>
               </w:rPr>
-              <w:t>2026-10-13</w:t>
+              <w:t>2026-09-23</w:t>
             </w:r>
           </w:p>
         </w:tc>
@@ -6692,11 +7873,11 @@
             <w:r>
               <w:rPr>
                 <w:b/>
-                <w:color w:val="1F4E79"/>
+                <w:color w:val="5F6B7A"/>
                 <w:sz w:val="14"/>
-                <w:shd w:val="clear" w:color="auto" w:fill="EAF1F8"/>
-              </w:rPr>
-              <w:t xml:space="preserve"> REZULTATAI </w:t>
+                <w:shd w:val="clear" w:color="auto" w:fill="F0F2F5"/>
+              </w:rPr>
+              <w:t xml:space="preserve"> VADOVAI </w:t>
             </w:r>
           </w:p>
         </w:tc>
@@ -6717,19 +7898,19 @@
             <w:hyperlink r:id="rId36">
               <w:r>
                 <w:rPr>
-                  <w:color w:val="1A1A1A"/>
+                  <w:color w:val="1B2430"/>
                   <w:sz w:val="18"/>
                 </w:rPr>
-                <w:t xml:space="preserve">AS LHV Group 2026. aasta III kvartali majandustulemuste tutvustamise veebiseminar</w:t>
+                <w:t xml:space="preserve">LHV juhatuse liige: ettevõtjad mängivad ellujäämise mängu. “Ärge kartke Rain Lõhmust!”</w:t>
               </w:r>
             </w:hyperlink>
             <w:r>
               <w:rPr>
                 <w:b w:val="0"/>
-                <w:color w:val="5F6B7A"/>
+                <w:color w:val="667085"/>
                 <w:sz w:val="15"/>
               </w:rPr>
-              <w:t xml:space="preserve">   GlobeNewswire  ·  dar 1 panašūs pranešimai</w:t>
+              <w:t xml:space="preserve">   Äripäev</w:t>
             </w:r>
           </w:p>
         </w:tc>
@@ -6752,10 +7933,10 @@
             <w:r>
               <w:rPr>
                 <w:b w:val="0"/>
-                <w:color w:val="1A1A1A"/>
+                <w:color w:val="1B2430"/>
                 <w:sz w:val="17"/>
               </w:rPr>
-              <w:t>2026-10-22</w:t>
+              <w:t>2026-10-20</w:t>
             </w:r>
           </w:p>
         </w:tc>
@@ -6776,11 +7957,11 @@
             <w:r>
               <w:rPr>
                 <w:b/>
-                <w:color w:val="5F6B7A"/>
+                <w:color w:val="1F4E79"/>
                 <w:sz w:val="14"/>
-                <w:shd w:val="clear" w:color="auto" w:fill="F0F2F5"/>
-              </w:rPr>
-              <w:t xml:space="preserve"> KITA </w:t>
+                <w:shd w:val="clear" w:color="auto" w:fill="EAF1F8"/>
+              </w:rPr>
+              <w:t xml:space="preserve"> REZULTATAI </w:t>
             </w:r>
           </w:p>
         </w:tc>
@@ -6801,19 +7982,19 @@
             <w:hyperlink r:id="rId37">
               <w:r>
                 <w:rPr>
-                  <w:color w:val="1A1A1A"/>
+                  <w:color w:val="1B2430"/>
                   <w:sz w:val="18"/>
                 </w:rPr>
-                <w:t xml:space="preserve">Kuhu investeeriti LHV Kasvukontoga III kvartalis 2026?</w:t>
+                <w:t xml:space="preserve">LHV Groupi 2026. aasta III kvartali ja 9 kuu auditeerimata majandustulemused</w:t>
               </w:r>
             </w:hyperlink>
             <w:r>
               <w:rPr>
                 <w:b w:val="0"/>
-                <w:color w:val="5F6B7A"/>
+                <w:color w:val="667085"/>
                 <w:sz w:val="15"/>
               </w:rPr>
-              <w:t xml:space="preserve">   LHV</w:t>
+              <w:t xml:space="preserve">   GlobeNewswire  ·  dar 2 panašūs pranešimai</w:t>
             </w:r>
           </w:p>
         </w:tc>
@@ -6836,10 +8017,10 @@
             <w:r>
               <w:rPr>
                 <w:b w:val="0"/>
-                <w:color w:val="1A1A1A"/>
+                <w:color w:val="1B2430"/>
                 <w:sz w:val="17"/>
               </w:rPr>
-              <w:t>2026-10-20</w:t>
+              <w:t>2026-10-13</w:t>
             </w:r>
           </w:p>
         </w:tc>
@@ -6860,11 +8041,11 @@
             <w:r>
               <w:rPr>
                 <w:b/>
-                <w:color w:val="5F6B7A"/>
+                <w:color w:val="1F4E79"/>
                 <w:sz w:val="14"/>
-                <w:shd w:val="clear" w:color="auto" w:fill="F0F2F5"/>
-              </w:rPr>
-              <w:t xml:space="preserve"> KITA </w:t>
+                <w:shd w:val="clear" w:color="auto" w:fill="EAF1F8"/>
+              </w:rPr>
+              <w:t xml:space="preserve"> REZULTATAI </w:t>
             </w:r>
           </w:p>
         </w:tc>
@@ -6885,19 +8066,19 @@
             <w:hyperlink r:id="rId38">
               <w:r>
                 <w:rPr>
-                  <w:color w:val="1A1A1A"/>
+                  <w:color w:val="1B2430"/>
                   <w:sz w:val="18"/>
                 </w:rPr>
-                <w:t xml:space="preserve">LHV Groupi 20. oktoobri investorkohtumise salvestus</w:t>
+                <w:t xml:space="preserve">AS LHV Group 2026. aasta III kvartali majandustulemuste tutvustamise veebiseminar</w:t>
               </w:r>
             </w:hyperlink>
             <w:r>
               <w:rPr>
                 <w:b w:val="0"/>
-                <w:color w:val="5F6B7A"/>
+                <w:color w:val="667085"/>
                 <w:sz w:val="15"/>
               </w:rPr>
-              <w:t xml:space="preserve">   GlobeNewswire</w:t>
+              <w:t xml:space="preserve">   GlobeNewswire  ·  dar 1 panašūs pranešimai</w:t>
             </w:r>
           </w:p>
         </w:tc>
@@ -6920,10 +8101,10 @@
             <w:r>
               <w:rPr>
                 <w:b w:val="0"/>
-                <w:color w:val="1A1A1A"/>
+                <w:color w:val="1B2430"/>
                 <w:sz w:val="17"/>
               </w:rPr>
-              <w:t>2026-10-12</w:t>
+              <w:t>2026-10-22</w:t>
             </w:r>
           </w:p>
         </w:tc>
@@ -6969,19 +8150,19 @@
             <w:hyperlink r:id="rId39">
               <w:r>
                 <w:rPr>
-                  <w:color w:val="1A1A1A"/>
+                  <w:color w:val="1B2430"/>
                   <w:sz w:val="18"/>
                 </w:rPr>
-                <w:t xml:space="preserve">LHV Bank Limited tegevjuhiks nimetati Damian Thompson</w:t>
+                <w:t xml:space="preserve">Kuhu investeeriti LHV Kasvukontoga III kvartalis 2026?</w:t>
               </w:r>
             </w:hyperlink>
             <w:r>
               <w:rPr>
                 <w:b w:val="0"/>
-                <w:color w:val="5F6B7A"/>
+                <w:color w:val="667085"/>
                 <w:sz w:val="15"/>
               </w:rPr>
-              <w:t xml:space="preserve">   GlobeNewswire</w:t>
+              <w:t xml:space="preserve">   LHV</w:t>
             </w:r>
           </w:p>
         </w:tc>
@@ -7004,10 +8185,10 @@
             <w:r>
               <w:rPr>
                 <w:b w:val="0"/>
-                <w:color w:val="1A1A1A"/>
+                <w:color w:val="1B2430"/>
                 <w:sz w:val="17"/>
               </w:rPr>
-              <w:t>2026-10-01</w:t>
+              <w:t>2026-10-20</w:t>
             </w:r>
           </w:p>
         </w:tc>
@@ -7053,7 +8234,175 @@
             <w:hyperlink r:id="rId40">
               <w:r>
                 <w:rPr>
-                  <w:color w:val="1A1A1A"/>
+                  <w:color w:val="1B2430"/>
+                  <w:sz w:val="18"/>
+                </w:rPr>
+                <w:t xml:space="preserve">LHV Groupi 20. oktoobri investorkohtumise salvestus</w:t>
+              </w:r>
+            </w:hyperlink>
+            <w:r>
+              <w:rPr>
+                <w:b w:val="0"/>
+                <w:color w:val="667085"/>
+                <w:sz w:val="15"/>
+              </w:rPr>
+              <w:t xml:space="preserve">   GlobeNewswire</w:t>
+            </w:r>
+          </w:p>
+        </w:tc>
+      </w:tr>
+      <w:tr>
+        <w:tc>
+          <w:tcPr>
+            <w:tcW w:type="dxa" w:w="1020"/>
+            <w:tcBorders>
+              <w:top w:val="nil"/>
+              <w:left w:val="nil"/>
+              <w:bottom w:val="single" w:sz="4" w:color="E3E8EE" w:space="0"/>
+              <w:right w:val="nil"/>
+            </w:tcBorders>
+          </w:tcPr>
+          <w:p>
+            <w:pPr>
+              <w:spacing w:before="0" w:after="0"/>
+            </w:pPr>
+            <w:r>
+              <w:rPr>
+                <w:b w:val="0"/>
+                <w:color w:val="1B2430"/>
+                <w:sz w:val="17"/>
+              </w:rPr>
+              <w:t>2026-10-12</w:t>
+            </w:r>
+          </w:p>
+        </w:tc>
+        <w:tc>
+          <w:tcPr>
+            <w:tcW w:type="dxa" w:w="1361"/>
+            <w:tcBorders>
+              <w:top w:val="nil"/>
+              <w:left w:val="nil"/>
+              <w:bottom w:val="single" w:sz="4" w:color="E3E8EE" w:space="0"/>
+              <w:right w:val="nil"/>
+            </w:tcBorders>
+          </w:tcPr>
+          <w:p>
+            <w:pPr>
+              <w:spacing w:before="0" w:after="0"/>
+            </w:pPr>
+            <w:r>
+              <w:rPr>
+                <w:b/>
+                <w:color w:val="5F6B7A"/>
+                <w:sz w:val="14"/>
+                <w:shd w:val="clear" w:color="auto" w:fill="F0F2F5"/>
+              </w:rPr>
+              <w:t xml:space="preserve"> KITA </w:t>
+            </w:r>
+          </w:p>
+        </w:tc>
+        <w:tc>
+          <w:tcPr>
+            <w:tcW w:type="dxa" w:w="7257"/>
+            <w:tcBorders>
+              <w:top w:val="nil"/>
+              <w:left w:val="nil"/>
+              <w:bottom w:val="single" w:sz="4" w:color="E3E8EE" w:space="0"/>
+              <w:right w:val="nil"/>
+            </w:tcBorders>
+          </w:tcPr>
+          <w:p>
+            <w:pPr>
+              <w:spacing w:before="0" w:after="0"/>
+            </w:pPr>
+            <w:hyperlink r:id="rId41">
+              <w:r>
+                <w:rPr>
+                  <w:color w:val="1B2430"/>
+                  <w:sz w:val="18"/>
+                </w:rPr>
+                <w:t xml:space="preserve">LHV Bank Limited tegevjuhiks nimetati Damian Thompson</w:t>
+              </w:r>
+            </w:hyperlink>
+            <w:r>
+              <w:rPr>
+                <w:b w:val="0"/>
+                <w:color w:val="667085"/>
+                <w:sz w:val="15"/>
+              </w:rPr>
+              <w:t xml:space="preserve">   GlobeNewswire</w:t>
+            </w:r>
+          </w:p>
+        </w:tc>
+      </w:tr>
+      <w:tr>
+        <w:tc>
+          <w:tcPr>
+            <w:tcW w:type="dxa" w:w="1020"/>
+            <w:tcBorders>
+              <w:top w:val="nil"/>
+              <w:left w:val="nil"/>
+              <w:bottom w:val="single" w:sz="4" w:color="E3E8EE" w:space="0"/>
+              <w:right w:val="nil"/>
+            </w:tcBorders>
+          </w:tcPr>
+          <w:p>
+            <w:pPr>
+              <w:spacing w:before="0" w:after="0"/>
+            </w:pPr>
+            <w:r>
+              <w:rPr>
+                <w:b w:val="0"/>
+                <w:color w:val="1B2430"/>
+                <w:sz w:val="17"/>
+              </w:rPr>
+              <w:t>2026-10-01</w:t>
+            </w:r>
+          </w:p>
+        </w:tc>
+        <w:tc>
+          <w:tcPr>
+            <w:tcW w:type="dxa" w:w="1361"/>
+            <w:tcBorders>
+              <w:top w:val="nil"/>
+              <w:left w:val="nil"/>
+              <w:bottom w:val="single" w:sz="4" w:color="E3E8EE" w:space="0"/>
+              <w:right w:val="nil"/>
+            </w:tcBorders>
+          </w:tcPr>
+          <w:p>
+            <w:pPr>
+              <w:spacing w:before="0" w:after="0"/>
+            </w:pPr>
+            <w:r>
+              <w:rPr>
+                <w:b/>
+                <w:color w:val="5F6B7A"/>
+                <w:sz w:val="14"/>
+                <w:shd w:val="clear" w:color="auto" w:fill="F0F2F5"/>
+              </w:rPr>
+              <w:t xml:space="preserve"> KITA </w:t>
+            </w:r>
+          </w:p>
+        </w:tc>
+        <w:tc>
+          <w:tcPr>
+            <w:tcW w:type="dxa" w:w="7257"/>
+            <w:tcBorders>
+              <w:top w:val="nil"/>
+              <w:left w:val="nil"/>
+              <w:bottom w:val="single" w:sz="4" w:color="E3E8EE" w:space="0"/>
+              <w:right w:val="nil"/>
+            </w:tcBorders>
+          </w:tcPr>
+          <w:p>
+            <w:pPr>
+              <w:spacing w:before="0" w:after="0"/>
+            </w:pPr>
+            <w:hyperlink r:id="rId42">
+              <w:r>
+                <w:rPr>
+                  <w:color w:val="1B2430"/>
                   <w:sz w:val="18"/>
                 </w:rPr>
                 <w:t xml:space="preserve">Mis aktsiaid ostsid ja müüsid LHV kliendid septembris?</w:t>
@@ -7062,7 +8411,7 @@
             <w:r>
               <w:rPr>
                 <w:b w:val="0"/>
-                <w:color w:val="5F6B7A"/>
+                <w:color w:val="667085"/>
                 <w:sz w:val="15"/>
               </w:rPr>
               <w:t xml:space="preserve">   LHV Finantsportaal</w:t>
@@ -7080,7 +8429,7 @@
       <w:pPr>
         <w:keepNext/>
         <w:pBdr>
-          <w:bottom w:val="single" w:sz="8" w:color="1F4E79" w:space="4"/>
+          <w:bottom w:val="single" w:sz="8" w:color="12355B" w:space="4"/>
         </w:pBdr>
         <w:tabs>
           <w:tab w:pos="482" w:val="left"/>
@@ -7099,7 +8448,7 @@
       <w:r>
         <w:rPr>
           <w:b/>
-          <w:color w:val="1F4E79"/>
+          <w:color w:val="12355B"/>
           <w:sz w:val="28"/>
         </w:rPr>
         <w:t>ESG report</w:t>
@@ -7108,7 +8457,7 @@
     <w:p>
       <w:pPr>
         <w:keepNext/>
-        <w:shd w:val="clear" w:color="auto" w:fill="EAF1F8"/>
+        <w:shd w:val="clear" w:color="auto" w:fill="EEF3F8"/>
         <w:spacing w:before="200" w:after="80"/>
         <w:ind w:left="85"/>
       </w:pPr>
@@ -7116,7 +8465,7 @@
         <w:rPr>
           <w:b/>
           <w:caps/>
-          <w:color w:val="1F4E79"/>
+          <w:color w:val="12355B"/>
           <w:sz w:val="19"/>
         </w:rPr>
         <w:t>Exclusionary screening (companies)</w:t>
@@ -7189,7 +8538,7 @@
             <w:r>
               <w:rPr>
                 <w:b/>
-                <w:color w:val="1A1A1A"/>
+                <w:color w:val="1B2430"/>
                 <w:sz w:val="19"/>
               </w:rPr>
               <w:t>Yes, the company is not involved in excluded sectors: controversial and nuclear weapons, tobacco, gambling and restricted sectors in fossil fuel</w:t>
@@ -7206,7 +8555,7 @@
             <w:r>
               <w:rPr>
                 <w:b w:val="0"/>
-                <w:color w:val="5F6B7A"/>
+                <w:color w:val="667085"/>
                 <w:sz w:val="18"/>
               </w:rPr>
               <w:t>•</w:t>
@@ -7232,7 +8581,7 @@
             <w:r>
               <w:rPr>
                 <w:b w:val="0"/>
-                <w:color w:val="5F6B7A"/>
+                <w:color w:val="667085"/>
                 <w:sz w:val="18"/>
               </w:rPr>
               <w:t>•</w:t>
@@ -7246,14 +8595,14 @@
               </w:rPr>
               <w:t>Viešai skelbiamas veiklų, kurios prieštarauja kredito politikai, sąrašas</w:t>
             </w:r>
-            <w:hyperlink r:id="rId41">
+            <w:hyperlink r:id="rId43">
               <w:r>
                 <w:rPr>
                   <w:color w:val="2A78D6"/>
                   <w:vertAlign w:val="superscript"/>
                   <w:sz w:val="15"/>
                 </w:rPr>
-                <w:t xml:space="preserve">31</w:t>
+                <w:t xml:space="preserve">33</w:t>
               </w:r>
             </w:hyperlink>
             <w:r>
@@ -7276,7 +8625,7 @@
             <w:r>
               <w:rPr>
                 <w:b w:val="0"/>
-                <w:color w:val="5F6B7A"/>
+                <w:color w:val="667085"/>
                 <w:sz w:val="18"/>
               </w:rPr>
               <w:t>•</w:t>
@@ -7290,14 +8639,14 @@
               </w:rPr>
               <w:t>Kredito politika draudžia finansuoti klientus, kurių veikla aiškiai pažeidžia žmogaus teises ar daro rimtą žalą aplinkai</w:t>
             </w:r>
-            <w:hyperlink r:id="rId42">
+            <w:hyperlink r:id="rId44">
               <w:r>
                 <w:rPr>
                   <w:color w:val="2A78D6"/>
                   <w:vertAlign w:val="superscript"/>
                   <w:sz w:val="15"/>
                 </w:rPr>
-                <w:t xml:space="preserve">32</w:t>
+                <w:t xml:space="preserve">34</w:t>
               </w:r>
             </w:hyperlink>
             <w:r>
@@ -7379,7 +8728,7 @@
             <w:r>
               <w:rPr>
                 <w:b/>
-                <w:color w:val="1A1A1A"/>
+                <w:color w:val="1B2430"/>
                 <w:sz w:val="19"/>
               </w:rPr>
               <w:t>Yes, the company does not have red flag/signal related to controversies based on UN Global Compact, OECD Guidelines for Multinational Enterprises or any other relevant principles/standards</w:t>
@@ -7396,7 +8745,7 @@
             <w:r>
               <w:rPr>
                 <w:b w:val="0"/>
-                <w:color w:val="5F6B7A"/>
+                <w:color w:val="667085"/>
                 <w:sz w:val="18"/>
               </w:rPr>
               <w:t>•</w:t>
@@ -7422,7 +8771,7 @@
             <w:r>
               <w:rPr>
                 <w:b w:val="0"/>
-                <w:color w:val="5F6B7A"/>
+                <w:color w:val="667085"/>
                 <w:sz w:val="18"/>
               </w:rPr>
               <w:t>•</w:t>
@@ -7525,7 +8874,7 @@
             <w:r>
               <w:rPr>
                 <w:b/>
-                <w:color w:val="1A1A1A"/>
+                <w:color w:val="1B2430"/>
                 <w:sz w:val="19"/>
               </w:rPr>
               <w:t>Yes, the company is not in the list of sanctions (add a screenshot)</w:t>
@@ -7542,7 +8891,7 @@
             <w:r>
               <w:rPr>
                 <w:b w:val="0"/>
-                <w:color w:val="5F6B7A"/>
+                <w:color w:val="667085"/>
                 <w:sz w:val="18"/>
               </w:rPr>
               <w:t>•</w:t>
@@ -7627,7 +8976,7 @@
             <w:r>
               <w:rPr>
                 <w:b/>
-                <w:color w:val="1A1A1A"/>
+                <w:color w:val="1B2430"/>
                 <w:sz w:val="19"/>
               </w:rPr>
               <w:t>Yes, issues were not identified from adverse media checks (add a screenshot)</w:t>
@@ -7644,7 +8993,7 @@
             <w:r>
               <w:rPr>
                 <w:b w:val="0"/>
-                <w:color w:val="5F6B7A"/>
+                <w:color w:val="667085"/>
                 <w:sz w:val="18"/>
               </w:rPr>
               <w:t>•</w:t>
@@ -7670,7 +9019,7 @@
             <w:r>
               <w:rPr>
                 <w:b w:val="0"/>
-                <w:color w:val="5F6B7A"/>
+                <w:color w:val="667085"/>
                 <w:sz w:val="18"/>
               </w:rPr>
               <w:t>•</w:t>
@@ -7684,14 +9033,14 @@
               </w:rPr>
               <w:t>Svarbiausia byla, kurioje LHV yra reikalaujanti šalis: 2025-07 bankas pranešė Pinigų plovimo duomenų biurui ketinantis reikalauti 247,5 mln. EUR baudos, nes biuras be teisinio pagrindo 1 289 kartus gavo LHV klientų sąskaitų išrašus</w:t>
             </w:r>
-            <w:hyperlink r:id="rId43">
+            <w:hyperlink r:id="rId45">
               <w:r>
                 <w:rPr>
                   <w:color w:val="2A78D6"/>
                   <w:vertAlign w:val="superscript"/>
                   <w:sz w:val="15"/>
                 </w:rPr>
-                <w:t xml:space="preserve">33</w:t>
+                <w:t xml:space="preserve">35</w:t>
               </w:r>
             </w:hyperlink>
             <w:r>
@@ -7714,7 +9063,7 @@
             <w:r>
               <w:rPr>
                 <w:b w:val="0"/>
-                <w:color w:val="5F6B7A"/>
+                <w:color w:val="667085"/>
                 <w:sz w:val="18"/>
               </w:rPr>
               <w:t>•</w:t>
@@ -7760,7 +9109,7 @@
     <w:p>
       <w:pPr>
         <w:keepNext/>
-        <w:shd w:val="clear" w:color="auto" w:fill="EAF1F8"/>
+        <w:shd w:val="clear" w:color="auto" w:fill="EEF3F8"/>
         <w:spacing w:before="200" w:after="80"/>
         <w:ind w:left="85"/>
       </w:pPr>
@@ -7768,7 +9117,7 @@
         <w:rPr>
           <w:b/>
           <w:caps/>
-          <w:color w:val="1F4E79"/>
+          <w:color w:val="12355B"/>
           <w:sz w:val="19"/>
         </w:rPr>
         <w:t>ESG integration and positive screening (positive answers imply higher allocation)</w:t>
@@ -7841,7 +9190,7 @@
             <w:r>
               <w:rPr>
                 <w:b/>
-                <w:color w:val="1A1A1A"/>
+                <w:color w:val="1B2430"/>
                 <w:sz w:val="19"/>
               </w:rPr>
               <w:t>Yes, the company is promoting environmental or social characteristics (activities, ESG policy, good ESG rating, etc)</w:t>
@@ -7871,7 +9220,7 @@
             <w:r>
               <w:rPr>
                 <w:b w:val="0"/>
-                <w:color w:val="5F6B7A"/>
+                <w:color w:val="667085"/>
                 <w:sz w:val="18"/>
               </w:rPr>
               <w:t>•</w:t>
@@ -7884,63 +9233,6 @@
                 <w:sz w:val="18"/>
               </w:rPr>
               <w:t>Energiją taupančių būstų paskolos, elektromobilių lizingas, daugiabučių renovacijos ir energetikos projektų paskolos, EIF tvarių paskolų programa</w:t>
-            </w:r>
-            <w:hyperlink r:id="rId42">
-              <w:r>
-                <w:rPr>
-                  <w:color w:val="2A78D6"/>
-                  <w:vertAlign w:val="superscript"/>
-                  <w:sz w:val="15"/>
-                </w:rPr>
-                <w:t xml:space="preserve">32</w:t>
-              </w:r>
-            </w:hyperlink>
-            <w:r>
-              <w:rPr>
-                <w:b w:val="0"/>
-                <w:color w:val="333333"/>
-                <w:sz w:val="18"/>
-              </w:rPr>
-              <w:t>.</w:t>
-            </w:r>
-          </w:p>
-          <w:p>
-            <w:pPr>
-              <w:spacing w:before="40" w:after="0"/>
-            </w:pPr>
-            <w:r>
-              <w:rPr>
-                <w:b/>
-                <w:color w:val="333333"/>
-                <w:sz w:val="18"/>
-              </w:rPr>
-              <w:t>Tikslai</w:t>
-            </w:r>
-          </w:p>
-          <w:p>
-            <w:pPr>
-              <w:tabs>
-                <w:tab w:pos="198" w:val="left"/>
-              </w:tabs>
-              <w:spacing w:before="0" w:after="20"/>
-              <w:ind w:left="198" w:hanging="198"/>
-            </w:pPr>
-            <w:r>
-              <w:rPr>
-                <w:b w:val="0"/>
-                <w:color w:val="5F6B7A"/>
-                <w:sz w:val="18"/>
-              </w:rPr>
-              <w:t>•</w:t>
-              <w:tab/>
-            </w:r>
-            <w:r>
-              <w:rPr>
-                <w:b w:val="0"/>
-                <w:color w:val="333333"/>
-                <w:sz w:val="18"/>
-              </w:rPr>
-              <w:t>Bent 50 % naujų būsto paskolų – A ir B energinės klasės, 100 % elektros iš atsinaujinančių šaltinių iki 2030 m.</w:t>
             </w:r>
             <w:hyperlink r:id="rId44">
               <w:r>
@@ -7963,6 +9255,19 @@
           </w:p>
           <w:p>
             <w:pPr>
+              <w:spacing w:before="40" w:after="0"/>
+            </w:pPr>
+            <w:r>
+              <w:rPr>
+                <w:b/>
+                <w:color w:val="333333"/>
+                <w:sz w:val="18"/>
+              </w:rPr>
+              <w:t>Tikslai</w:t>
+            </w:r>
+          </w:p>
+          <w:p>
+            <w:pPr>
               <w:tabs>
                 <w:tab w:pos="198" w:val="left"/>
               </w:tabs>
@@ -7972,7 +9277,7 @@
             <w:r>
               <w:rPr>
                 <w:b w:val="0"/>
-                <w:color w:val="5F6B7A"/>
+                <w:color w:val="667085"/>
                 <w:sz w:val="18"/>
               </w:rPr>
               <w:t>•</w:t>
@@ -7984,16 +9289,60 @@
                 <w:color w:val="333333"/>
                 <w:sz w:val="18"/>
               </w:rPr>
-              <w:t>Nuo 2030 m. nebus finansuojami nauji dyzeliniai lengvieji automobiliai</w:t>
-            </w:r>
-            <w:hyperlink r:id="rId45">
+              <w:t>Bent 50 % naujų būsto paskolų – A ir B energinės klasės, 100 % elektros iš atsinaujinančių šaltinių iki 2030 m.</w:t>
+            </w:r>
+            <w:hyperlink r:id="rId46">
               <w:r>
                 <w:rPr>
                   <w:color w:val="2A78D6"/>
                   <w:vertAlign w:val="superscript"/>
                   <w:sz w:val="15"/>
                 </w:rPr>
-                <w:t xml:space="preserve">35</w:t>
+                <w:t xml:space="preserve">36</w:t>
+              </w:r>
+            </w:hyperlink>
+            <w:r>
+              <w:rPr>
+                <w:b w:val="0"/>
+                <w:color w:val="333333"/>
+                <w:sz w:val="18"/>
+              </w:rPr>
+              <w:t>.</w:t>
+            </w:r>
+          </w:p>
+          <w:p>
+            <w:pPr>
+              <w:tabs>
+                <w:tab w:pos="198" w:val="left"/>
+              </w:tabs>
+              <w:spacing w:before="0" w:after="20"/>
+              <w:ind w:left="198" w:hanging="198"/>
+            </w:pPr>
+            <w:r>
+              <w:rPr>
+                <w:b w:val="0"/>
+                <w:color w:val="667085"/>
+                <w:sz w:val="18"/>
+              </w:rPr>
+              <w:t>•</w:t>
+              <w:tab/>
+            </w:r>
+            <w:r>
+              <w:rPr>
+                <w:b w:val="0"/>
+                <w:color w:val="333333"/>
+                <w:sz w:val="18"/>
+              </w:rPr>
+              <w:t>Nuo 2030 m. nebus finansuojami nauji dyzeliniai lengvieji automobiliai</w:t>
+            </w:r>
+            <w:hyperlink r:id="rId47">
+              <w:r>
+                <w:rPr>
+                  <w:color w:val="2A78D6"/>
+                  <w:vertAlign w:val="superscript"/>
+                  <w:sz w:val="15"/>
+                </w:rPr>
+                <w:t xml:space="preserve">37</w:t>
               </w:r>
             </w:hyperlink>
             <w:r>
@@ -8075,7 +9424,7 @@
             <w:r>
               <w:rPr>
                 <w:b/>
-                <w:color w:val="1A1A1A"/>
+                <w:color w:val="1B2430"/>
                 <w:sz w:val="19"/>
               </w:rPr>
               <w:t>Yes, the activities of the company or it’s strategy is aligned with the taxonomy and/or Paris agreement targets (e.g. net zero commitment)</w:t>
@@ -8092,7 +9441,7 @@
             <w:r>
               <w:rPr>
                 <w:b w:val="0"/>
-                <w:color w:val="5F6B7A"/>
+                <w:color w:val="667085"/>
                 <w:sz w:val="18"/>
               </w:rPr>
               <w:t>•</w:t>
@@ -8106,14 +9455,14 @@
               </w:rPr>
               <w:t>Siekia prisidėti prie Paryžiaus susitarimo tikslų ir perėjimo prie klimatui neutralios ekonomikos iki 2050 m.</w:t>
             </w:r>
-            <w:hyperlink r:id="rId42">
+            <w:hyperlink r:id="rId44">
               <w:r>
                 <w:rPr>
                   <w:color w:val="2A78D6"/>
                   <w:vertAlign w:val="superscript"/>
                   <w:sz w:val="15"/>
                 </w:rPr>
-                <w:t xml:space="preserve">36</w:t>
+                <w:t xml:space="preserve">38</w:t>
               </w:r>
             </w:hyperlink>
             <w:r>
@@ -8136,7 +9485,7 @@
             <w:r>
               <w:rPr>
                 <w:b w:val="0"/>
-                <w:color w:val="5F6B7A"/>
+                <w:color w:val="667085"/>
                 <w:sz w:val="18"/>
               </w:rPr>
               <w:t>•</w:t>
@@ -8150,14 +9499,14 @@
               </w:rPr>
               <w:t>Žaliojo turto santykis – 4,86 %</w:t>
             </w:r>
-            <w:hyperlink r:id="rId46">
+            <w:hyperlink r:id="rId48">
               <w:r>
                 <w:rPr>
                   <w:color w:val="2A78D6"/>
                   <w:vertAlign w:val="superscript"/>
                   <w:sz w:val="15"/>
                 </w:rPr>
-                <w:t xml:space="preserve">37</w:t>
+                <w:t xml:space="preserve">39</w:t>
               </w:r>
             </w:hyperlink>
             <w:r>
@@ -8239,7 +9588,7 @@
             <w:r>
               <w:rPr>
                 <w:b/>
-                <w:color w:val="1A1A1A"/>
+                <w:color w:val="1B2430"/>
                 <w:sz w:val="19"/>
               </w:rPr>
               <w:t>Yes, the company does not have yellow flag/signal related to controversies based on UN Global Compact or any other relevant principles/standards</w:t>
@@ -8256,7 +9605,7 @@
             <w:r>
               <w:rPr>
                 <w:b w:val="0"/>
-                <w:color w:val="5F6B7A"/>
+                <w:color w:val="667085"/>
                 <w:sz w:val="18"/>
               </w:rPr>
               <w:t>•</w:t>
@@ -8341,7 +9690,7 @@
             <w:r>
               <w:rPr>
                 <w:b/>
-                <w:color w:val="1A1A1A"/>
+                <w:color w:val="1B2430"/>
                 <w:sz w:val="19"/>
               </w:rPr>
               <w:t>Yes, the company fulfills the expectations from SEB thematic and sector policies</w:t>
@@ -8371,7 +9720,7 @@
             <w:r>
               <w:rPr>
                 <w:b w:val="0"/>
-                <w:color w:val="5F6B7A"/>
+                <w:color w:val="667085"/>
                 <w:sz w:val="18"/>
               </w:rPr>
               <w:t>•</w:t>
@@ -8385,14 +9734,14 @@
               </w:rPr>
               <w:t>SEB neturi bankų sektoriaus politikos, todėl taikoma investicijų politika bei aplinkosaugos ir socialinė / žmogaus teisių politikos</w:t>
             </w:r>
-            <w:hyperlink r:id="rId47">
+            <w:hyperlink r:id="rId49">
               <w:r>
                 <w:rPr>
                   <w:color w:val="2A78D6"/>
                   <w:vertAlign w:val="superscript"/>
                   <w:sz w:val="15"/>
                 </w:rPr>
-                <w:t xml:space="preserve">38</w:t>
+                <w:t xml:space="preserve">40</w:t>
               </w:r>
             </w:hyperlink>
             <w:r>
@@ -8428,7 +9777,7 @@
             <w:r>
               <w:rPr>
                 <w:b w:val="0"/>
-                <w:color w:val="5F6B7A"/>
+                <w:color w:val="667085"/>
                 <w:sz w:val="18"/>
               </w:rPr>
               <w:t>•</w:t>
@@ -8442,14 +9791,14 @@
               </w:rPr>
               <w:t>Veiklų išimčių sąrašas</w:t>
             </w:r>
-            <w:hyperlink r:id="rId41">
+            <w:hyperlink r:id="rId43">
               <w:r>
                 <w:rPr>
                   <w:color w:val="2A78D6"/>
                   <w:vertAlign w:val="superscript"/>
                   <w:sz w:val="15"/>
                 </w:rPr>
-                <w:t xml:space="preserve">31</w:t>
+                <w:t xml:space="preserve">33</w:t>
               </w:r>
             </w:hyperlink>
           </w:p>
@@ -8464,7 +9813,7 @@
             <w:r>
               <w:rPr>
                 <w:b w:val="0"/>
-                <w:color w:val="5F6B7A"/>
+                <w:color w:val="667085"/>
                 <w:sz w:val="18"/>
               </w:rPr>
               <w:t>•</w:t>
@@ -8477,78 +9826,6 @@
                 <w:sz w:val="18"/>
               </w:rPr>
               <w:t>Žmogaus teisių ir aplinkos kriterijai kredito politikoje</w:t>
-            </w:r>
-            <w:hyperlink r:id="rId42">
-              <w:r>
-                <w:rPr>
-                  <w:color w:val="2A78D6"/>
-                  <w:vertAlign w:val="superscript"/>
-                  <w:sz w:val="15"/>
-                </w:rPr>
-                <w:t xml:space="preserve">32</w:t>
-              </w:r>
-            </w:hyperlink>
-          </w:p>
-          <w:p>
-            <w:pPr>
-              <w:tabs>
-                <w:tab w:pos="198" w:val="left"/>
-              </w:tabs>
-              <w:spacing w:before="0" w:after="20"/>
-              <w:ind w:left="198" w:hanging="198"/>
-            </w:pPr>
-            <w:r>
-              <w:rPr>
-                <w:b w:val="0"/>
-                <w:color w:val="5F6B7A"/>
-                <w:sz w:val="18"/>
-              </w:rPr>
-              <w:t>•</w:t>
-              <w:tab/>
-            </w:r>
-            <w:r>
-              <w:rPr>
-                <w:b w:val="0"/>
-                <w:color w:val="333333"/>
-                <w:sz w:val="18"/>
-              </w:rPr>
-              <w:t>Žmogaus teisių rizikų vertinimas</w:t>
-            </w:r>
-            <w:hyperlink r:id="rId48">
-              <w:r>
-                <w:rPr>
-                  <w:color w:val="2A78D6"/>
-                  <w:vertAlign w:val="superscript"/>
-                  <w:sz w:val="15"/>
-                </w:rPr>
-                <w:t xml:space="preserve">39</w:t>
-              </w:r>
-            </w:hyperlink>
-          </w:p>
-          <w:p>
-            <w:pPr>
-              <w:tabs>
-                <w:tab w:pos="198" w:val="left"/>
-              </w:tabs>
-              <w:spacing w:before="0" w:after="20"/>
-              <w:ind w:left="198" w:hanging="198"/>
-            </w:pPr>
-            <w:r>
-              <w:rPr>
-                <w:b w:val="0"/>
-                <w:color w:val="5F6B7A"/>
-                <w:sz w:val="18"/>
-              </w:rPr>
-              <w:t>•</w:t>
-              <w:tab/>
-            </w:r>
-            <w:r>
-              <w:rPr>
-                <w:b w:val="0"/>
-                <w:color w:val="333333"/>
-                <w:sz w:val="18"/>
-              </w:rPr>
-              <w:t>Klimato tikslai</w:t>
             </w:r>
             <w:hyperlink r:id="rId44">
               <w:r>
@@ -8572,7 +9849,7 @@
             <w:r>
               <w:rPr>
                 <w:b w:val="0"/>
-                <w:color w:val="5F6B7A"/>
+                <w:color w:val="667085"/>
                 <w:sz w:val="18"/>
               </w:rPr>
               <w:t>•</w:t>
@@ -8584,39 +9861,18 @@
                 <w:color w:val="333333"/>
                 <w:sz w:val="18"/>
               </w:rPr>
-              <w:t>ESG politika</w:t>
-            </w:r>
-            <w:hyperlink r:id="rId41">
+              <w:t>Žmogaus teisių rizikų vertinimas</w:t>
+            </w:r>
+            <w:hyperlink r:id="rId50">
               <w:r>
                 <w:rPr>
                   <w:color w:val="2A78D6"/>
                   <w:vertAlign w:val="superscript"/>
                   <w:sz w:val="15"/>
                 </w:rPr>
-                <w:t xml:space="preserve">31</w:t>
+                <w:t xml:space="preserve">41</w:t>
               </w:r>
             </w:hyperlink>
-            <w:r>
-              <w:rPr>
-                <w:b w:val="0"/>
-                <w:color w:val="333333"/>
-                <w:sz w:val="18"/>
-              </w:rPr>
-              <w:t>.</w:t>
-            </w:r>
-          </w:p>
-          <w:p>
-            <w:pPr>
-              <w:spacing w:before="40" w:after="0"/>
-            </w:pPr>
-            <w:r>
-              <w:rPr>
-                <w:b/>
-                <w:color w:val="333333"/>
-                <w:sz w:val="18"/>
-              </w:rPr>
-              <w:t>Galėtų būti geriau</w:t>
-            </w:r>
           </w:p>
           <w:p>
             <w:pPr>
@@ -8629,7 +9885,7 @@
             <w:r>
               <w:rPr>
                 <w:b w:val="0"/>
-                <w:color w:val="5F6B7A"/>
+                <w:color w:val="667085"/>
                 <w:sz w:val="18"/>
               </w:rPr>
               <w:t>•</w:t>
@@ -8641,16 +9897,109 @@
                 <w:color w:val="333333"/>
                 <w:sz w:val="18"/>
               </w:rPr>
-              <w:t>Finansuojamos emisijos (PCAF) skaičiais neskelbiamos</w:t>
-            </w:r>
-            <w:hyperlink r:id="rId49">
+              <w:t>Klimato tikslai</w:t>
+            </w:r>
+            <w:hyperlink r:id="rId46">
               <w:r>
                 <w:rPr>
                   <w:color w:val="2A78D6"/>
                   <w:vertAlign w:val="superscript"/>
                   <w:sz w:val="15"/>
                 </w:rPr>
-                <w:t xml:space="preserve">40</w:t>
+                <w:t xml:space="preserve">36</w:t>
+              </w:r>
+            </w:hyperlink>
+          </w:p>
+          <w:p>
+            <w:pPr>
+              <w:tabs>
+                <w:tab w:pos="198" w:val="left"/>
+              </w:tabs>
+              <w:spacing w:before="0" w:after="20"/>
+              <w:ind w:left="198" w:hanging="198"/>
+            </w:pPr>
+            <w:r>
+              <w:rPr>
+                <w:b w:val="0"/>
+                <w:color w:val="667085"/>
+                <w:sz w:val="18"/>
+              </w:rPr>
+              <w:t>•</w:t>
+              <w:tab/>
+            </w:r>
+            <w:r>
+              <w:rPr>
+                <w:b w:val="0"/>
+                <w:color w:val="333333"/>
+                <w:sz w:val="18"/>
+              </w:rPr>
+              <w:t>ESG politika</w:t>
+            </w:r>
+            <w:hyperlink r:id="rId43">
+              <w:r>
+                <w:rPr>
+                  <w:color w:val="2A78D6"/>
+                  <w:vertAlign w:val="superscript"/>
+                  <w:sz w:val="15"/>
+                </w:rPr>
+                <w:t xml:space="preserve">33</w:t>
+              </w:r>
+            </w:hyperlink>
+            <w:r>
+              <w:rPr>
+                <w:b w:val="0"/>
+                <w:color w:val="333333"/>
+                <w:sz w:val="18"/>
+              </w:rPr>
+              <w:t>.</w:t>
+            </w:r>
+          </w:p>
+          <w:p>
+            <w:pPr>
+              <w:spacing w:before="40" w:after="0"/>
+            </w:pPr>
+            <w:r>
+              <w:rPr>
+                <w:b/>
+                <w:color w:val="333333"/>
+                <w:sz w:val="18"/>
+              </w:rPr>
+              <w:t>Galėtų būti geriau</w:t>
+            </w:r>
+          </w:p>
+          <w:p>
+            <w:pPr>
+              <w:tabs>
+                <w:tab w:pos="198" w:val="left"/>
+              </w:tabs>
+              <w:spacing w:before="0" w:after="20"/>
+              <w:ind w:left="198" w:hanging="198"/>
+            </w:pPr>
+            <w:r>
+              <w:rPr>
+                <w:b w:val="0"/>
+                <w:color w:val="667085"/>
+                <w:sz w:val="18"/>
+              </w:rPr>
+              <w:t>•</w:t>
+              <w:tab/>
+            </w:r>
+            <w:r>
+              <w:rPr>
+                <w:b w:val="0"/>
+                <w:color w:val="333333"/>
+                <w:sz w:val="18"/>
+              </w:rPr>
+              <w:t>Finansuojamos emisijos (PCAF) skaičiais neskelbiamos</w:t>
+            </w:r>
+            <w:hyperlink r:id="rId51">
+              <w:r>
+                <w:rPr>
+                  <w:color w:val="2A78D6"/>
+                  <w:vertAlign w:val="superscript"/>
+                  <w:sz w:val="15"/>
+                </w:rPr>
+                <w:t xml:space="preserve">42</w:t>
               </w:r>
             </w:hyperlink>
             <w:r>
@@ -8680,7 +10029,7 @@
     <w:p>
       <w:pPr>
         <w:keepNext/>
-        <w:shd w:val="clear" w:color="auto" w:fill="EAF1F8"/>
+        <w:shd w:val="clear" w:color="auto" w:fill="EEF3F8"/>
         <w:spacing w:before="200" w:after="80"/>
         <w:ind w:left="85"/>
       </w:pPr>
@@ -8688,7 +10037,7 @@
         <w:rPr>
           <w:b/>
           <w:caps/>
-          <w:color w:val="1F4E79"/>
+          <w:color w:val="12355B"/>
           <w:sz w:val="19"/>
         </w:rPr>
         <w:t>Engagement</w:t>
@@ -8761,7 +10110,7 @@
             <w:r>
               <w:rPr>
                 <w:b/>
-                <w:color w:val="1A1A1A"/>
+                <w:color w:val="1B2430"/>
                 <w:sz w:val="19"/>
               </w:rPr>
               <w:t>Is there a need for pro-active engagement with the company?</w:t>
@@ -8778,7 +10127,7 @@
             <w:r>
               <w:rPr>
                 <w:b w:val="0"/>
-                <w:color w:val="5F6B7A"/>
+                <w:color w:val="667085"/>
                 <w:sz w:val="18"/>
               </w:rPr>
               <w:t>•</w:t>
@@ -8811,7 +10160,7 @@
     <w:p>
       <w:pPr>
         <w:keepNext/>
-        <w:shd w:val="clear" w:color="auto" w:fill="EAF1F8"/>
+        <w:shd w:val="clear" w:color="auto" w:fill="EEF3F8"/>
         <w:spacing w:before="200" w:after="80"/>
         <w:ind w:left="85"/>
       </w:pPr>
@@ -8819,7 +10168,7 @@
         <w:rPr>
           <w:b/>
           <w:caps/>
-          <w:color w:val="1F4E79"/>
+          <w:color w:val="12355B"/>
           <w:sz w:val="19"/>
         </w:rPr>
         <w:t>Indicators</w:t>
@@ -8892,7 +10241,7 @@
             <w:r>
               <w:rPr>
                 <w:b/>
-                <w:color w:val="1A1A1A"/>
+                <w:color w:val="1B2430"/>
                 <w:sz w:val="19"/>
               </w:rPr>
               <w:t>Yes, the indicators of the company support the targets of sustainability and PAI indicators followed by the Fund</w:t>
@@ -8909,7 +10258,7 @@
             <w:r>
               <w:rPr>
                 <w:b w:val="0"/>
-                <w:color w:val="5F6B7A"/>
+                <w:color w:val="667085"/>
                 <w:sz w:val="18"/>
               </w:rPr>
               <w:t>•</w:t>
@@ -8923,14 +10272,14 @@
               </w:rPr>
               <w:t>Nuosavos 1 apimties emisijos – 0 t CO2e, 3 apimties – 573 454 t CO2e 2025 m.</w:t>
             </w:r>
-            <w:hyperlink r:id="rId50">
+            <w:hyperlink r:id="rId52">
               <w:r>
                 <w:rPr>
                   <w:color w:val="2A78D6"/>
                   <w:vertAlign w:val="superscript"/>
                   <w:sz w:val="15"/>
                 </w:rPr>
-                <w:t xml:space="preserve">41</w:t>
+                <w:t xml:space="preserve">43</w:t>
               </w:r>
             </w:hyperlink>
           </w:p>
@@ -8945,7 +10294,7 @@
             <w:r>
               <w:rPr>
                 <w:b w:val="0"/>
-                <w:color w:val="5F6B7A"/>
+                <w:color w:val="667085"/>
                 <w:sz w:val="18"/>
               </w:rPr>
               <w:t>•</w:t>
@@ -8959,14 +10308,14 @@
               </w:rPr>
               <w:t>Žaliojo turto santykis 4,86 %</w:t>
             </w:r>
-            <w:hyperlink r:id="rId46">
+            <w:hyperlink r:id="rId48">
               <w:r>
                 <w:rPr>
                   <w:color w:val="2A78D6"/>
                   <w:vertAlign w:val="superscript"/>
                   <w:sz w:val="15"/>
                 </w:rPr>
-                <w:t xml:space="preserve">37</w:t>
+                <w:t xml:space="preserve">39</w:t>
               </w:r>
             </w:hyperlink>
           </w:p>
@@ -8981,7 +10330,7 @@
             <w:r>
               <w:rPr>
                 <w:b w:val="0"/>
-                <w:color w:val="5F6B7A"/>
+                <w:color w:val="667085"/>
                 <w:sz w:val="18"/>
               </w:rPr>
               <w:t>•</w:t>
@@ -8995,14 +10344,14 @@
               </w:rPr>
               <w:t>Moterų dalis grupės valdyboje ir taryboje – 30 %</w:t>
             </w:r>
-            <w:hyperlink r:id="rId51">
+            <w:hyperlink r:id="rId53">
               <w:r>
                 <w:rPr>
                   <w:color w:val="2A78D6"/>
                   <w:vertAlign w:val="superscript"/>
                   <w:sz w:val="15"/>
                 </w:rPr>
-                <w:t xml:space="preserve">42</w:t>
+                <w:t xml:space="preserve">44</w:t>
               </w:r>
             </w:hyperlink>
             <w:r>
@@ -9055,7 +10404,7 @@
       <w:r>
         <w:rPr>
           <w:b w:val="0"/>
-          <w:color w:val="5F6B7A"/>
+          <w:color w:val="667085"/>
           <w:sz w:val="16"/>
         </w:rPr>
         <w:t>Taikytos SEB politikos: Policy on Sustainability Considerations in Investments (SEB AB); Financial sector - no dedicated SEB sector policy (thematic policies applied); Environmental Policy on Climate, Nature and Water (thematic); Social and Human Rights Policy (thematic); Governance expectations in sector policies (anti-corruption, tax, reporting)</w:t>
@@ -9065,7 +10414,7 @@
       <w:pPr>
         <w:keepNext/>
         <w:pBdr>
-          <w:bottom w:val="single" w:sz="8" w:color="1F4E79" w:space="4"/>
+          <w:bottom w:val="single" w:sz="8" w:color="12355B" w:space="4"/>
         </w:pBdr>
         <w:tabs>
           <w:tab w:pos="482" w:val="left"/>
@@ -9084,7 +10433,7 @@
       <w:r>
         <w:rPr>
           <w:b/>
-          <w:color w:val="1F4E79"/>
+          <w:color w:val="12355B"/>
           <w:sz w:val="28"/>
         </w:rPr>
         <w:t>Šaltiniai</w:t>
@@ -9101,7 +10450,7 @@
       <w:r>
         <w:rPr>
           <w:b w:val="0"/>
-          <w:color w:val="5F6B7A"/>
+          <w:color w:val="667085"/>
           <w:sz w:val="17"/>
         </w:rPr>
         <w:t>1.</w:t>
@@ -9128,7 +10477,7 @@
       <w:r>
         <w:rPr>
           <w:b w:val="0"/>
-          <w:color w:val="5F6B7A"/>
+          <w:color w:val="667085"/>
           <w:sz w:val="17"/>
         </w:rPr>
         <w:t>2.</w:t>
@@ -9155,7 +10504,7 @@
       <w:r>
         <w:rPr>
           <w:b w:val="0"/>
-          <w:color w:val="5F6B7A"/>
+          <w:color w:val="667085"/>
           <w:sz w:val="17"/>
         </w:rPr>
         <w:t>3.</w:t>
@@ -9182,7 +10531,7 @@
       <w:r>
         <w:rPr>
           <w:b w:val="0"/>
-          <w:color w:val="5F6B7A"/>
+          <w:color w:val="667085"/>
           <w:sz w:val="17"/>
         </w:rPr>
         <w:t>4.</w:t>
@@ -9209,7 +10558,7 @@
       <w:r>
         <w:rPr>
           <w:b w:val="0"/>
-          <w:color w:val="5F6B7A"/>
+          <w:color w:val="667085"/>
           <w:sz w:val="17"/>
         </w:rPr>
         <w:t>5.</w:t>
@@ -9236,7 +10585,7 @@
       <w:r>
         <w:rPr>
           <w:b w:val="0"/>
-          <w:color w:val="5F6B7A"/>
+          <w:color w:val="667085"/>
           <w:sz w:val="17"/>
         </w:rPr>
         <w:t>6.</w:t>
@@ -9263,7 +10612,7 @@
       <w:r>
         <w:rPr>
           <w:b w:val="0"/>
-          <w:color w:val="5F6B7A"/>
+          <w:color w:val="667085"/>
           <w:sz w:val="17"/>
         </w:rPr>
         <w:t>7.</w:t>
@@ -9290,7 +10639,7 @@
       <w:r>
         <w:rPr>
           <w:b w:val="0"/>
-          <w:color w:val="5F6B7A"/>
+          <w:color w:val="667085"/>
           <w:sz w:val="17"/>
         </w:rPr>
         <w:t>8.</w:t>
@@ -9317,7 +10666,7 @@
       <w:r>
         <w:rPr>
           <w:b w:val="0"/>
-          <w:color w:val="5F6B7A"/>
+          <w:color w:val="667085"/>
           <w:sz w:val="17"/>
         </w:rPr>
         <w:t>9.</w:t>
@@ -9344,7 +10693,7 @@
       <w:r>
         <w:rPr>
           <w:b w:val="0"/>
-          <w:color w:val="5F6B7A"/>
+          <w:color w:val="667085"/>
           <w:sz w:val="17"/>
         </w:rPr>
         <w:t>10.</w:t>
@@ -9371,7 +10720,7 @@
       <w:r>
         <w:rPr>
           <w:b w:val="0"/>
-          <w:color w:val="5F6B7A"/>
+          <w:color w:val="667085"/>
           <w:sz w:val="17"/>
         </w:rPr>
         <w:t>11.</w:t>
@@ -9398,7 +10747,7 @@
       <w:r>
         <w:rPr>
           <w:b w:val="0"/>
-          <w:color w:val="5F6B7A"/>
+          <w:color w:val="667085"/>
           <w:sz w:val="17"/>
         </w:rPr>
         <w:t>12.</w:t>
@@ -9425,7 +10774,7 @@
       <w:r>
         <w:rPr>
           <w:b w:val="0"/>
-          <w:color w:val="5F6B7A"/>
+          <w:color w:val="667085"/>
           <w:sz w:val="17"/>
         </w:rPr>
         <w:t>13.</w:t>
@@ -9452,7 +10801,7 @@
       <w:r>
         <w:rPr>
           <w:b w:val="0"/>
-          <w:color w:val="5F6B7A"/>
+          <w:color w:val="667085"/>
           <w:sz w:val="17"/>
         </w:rPr>
         <w:t>14.</w:t>
@@ -9479,7 +10828,7 @@
       <w:r>
         <w:rPr>
           <w:b w:val="0"/>
-          <w:color w:val="5F6B7A"/>
+          <w:color w:val="667085"/>
           <w:sz w:val="17"/>
         </w:rPr>
         <w:t>15.</w:t>
@@ -9506,7 +10855,7 @@
       <w:r>
         <w:rPr>
           <w:b w:val="0"/>
-          <w:color w:val="5F6B7A"/>
+          <w:color w:val="667085"/>
           <w:sz w:val="17"/>
         </w:rPr>
         <w:t>16.</w:t>
@@ -9533,7 +10882,7 @@
       <w:r>
         <w:rPr>
           <w:b w:val="0"/>
-          <w:color w:val="5F6B7A"/>
+          <w:color w:val="667085"/>
           <w:sz w:val="17"/>
         </w:rPr>
         <w:t>17.</w:t>
@@ -9560,7 +10909,7 @@
       <w:r>
         <w:rPr>
           <w:b w:val="0"/>
-          <w:color w:val="5F6B7A"/>
+          <w:color w:val="667085"/>
           <w:sz w:val="17"/>
         </w:rPr>
         <w:t>18.</w:t>
@@ -9587,7 +10936,7 @@
       <w:r>
         <w:rPr>
           <w:b w:val="0"/>
-          <w:color w:val="5F6B7A"/>
+          <w:color w:val="667085"/>
           <w:sz w:val="17"/>
         </w:rPr>
         <w:t>19.</w:t>
@@ -9614,7 +10963,7 @@
       <w:r>
         <w:rPr>
           <w:b w:val="0"/>
-          <w:color w:val="5F6B7A"/>
+          <w:color w:val="667085"/>
           <w:sz w:val="17"/>
         </w:rPr>
         <w:t>20.</w:t>
@@ -9641,7 +10990,7 @@
       <w:r>
         <w:rPr>
           <w:b w:val="0"/>
-          <w:color w:val="5F6B7A"/>
+          <w:color w:val="667085"/>
           <w:sz w:val="17"/>
         </w:rPr>
         <w:t>21.</w:t>
@@ -9668,7 +11017,7 @@
       <w:r>
         <w:rPr>
           <w:b w:val="0"/>
-          <w:color w:val="5F6B7A"/>
+          <w:color w:val="667085"/>
           <w:sz w:val="17"/>
         </w:rPr>
         <w:t>22.</w:t>
@@ -9695,7 +11044,7 @@
       <w:r>
         <w:rPr>
           <w:b w:val="0"/>
-          <w:color w:val="5F6B7A"/>
+          <w:color w:val="667085"/>
           <w:sz w:val="17"/>
         </w:rPr>
         <w:t>23.</w:t>
@@ -9722,7 +11071,7 @@
       <w:r>
         <w:rPr>
           <w:b w:val="0"/>
-          <w:color w:val="5F6B7A"/>
+          <w:color w:val="667085"/>
           <w:sz w:val="17"/>
         </w:rPr>
         <w:t>24.</w:t>
@@ -9749,7 +11098,7 @@
       <w:r>
         <w:rPr>
           <w:b w:val="0"/>
-          <w:color w:val="5F6B7A"/>
+          <w:color w:val="667085"/>
           <w:sz w:val="17"/>
         </w:rPr>
         <w:t>25.</w:t>
@@ -9776,7 +11125,7 @@
       <w:r>
         <w:rPr>
           <w:b w:val="0"/>
-          <w:color w:val="5F6B7A"/>
+          <w:color w:val="667085"/>
           <w:sz w:val="17"/>
         </w:rPr>
         <w:t>26.</w:t>
@@ -9803,7 +11152,7 @@
       <w:r>
         <w:rPr>
           <w:b w:val="0"/>
-          <w:color w:val="5F6B7A"/>
+          <w:color w:val="667085"/>
           <w:sz w:val="17"/>
         </w:rPr>
         <w:t>27.</w:t>
@@ -9830,7 +11179,7 @@
       <w:r>
         <w:rPr>
           <w:b w:val="0"/>
-          <w:color w:val="5F6B7A"/>
+          <w:color w:val="667085"/>
           <w:sz w:val="17"/>
         </w:rPr>
         <w:t>28.</w:t>
@@ -9857,7 +11206,7 @@
       <w:r>
         <w:rPr>
           <w:b w:val="0"/>
-          <w:color w:val="5F6B7A"/>
+          <w:color w:val="667085"/>
           <w:sz w:val="17"/>
         </w:rPr>
         <w:t>29.</w:t>
@@ -9884,7 +11233,7 @@
       <w:r>
         <w:rPr>
           <w:b w:val="0"/>
-          <w:color w:val="5F6B7A"/>
+          <w:color w:val="667085"/>
           <w:sz w:val="17"/>
         </w:rPr>
         <w:t>30.</w:t>
@@ -9911,13 +11260,67 @@
       <w:r>
         <w:rPr>
           <w:b w:val="0"/>
-          <w:color w:val="5F6B7A"/>
+          <w:color w:val="667085"/>
           <w:sz w:val="17"/>
         </w:rPr>
         <w:t>31.</w:t>
         <w:tab/>
       </w:r>
-      <w:hyperlink r:id="rId41">
+      <w:hyperlink r:id="rId33">
+        <w:r>
+          <w:rPr>
+            <w:color w:val="2A78D6"/>
+            <w:sz w:val="17"/>
+          </w:rPr>
+          <w:t xml:space="preserve">LHV Group - Interim report January-September 2026, p. 7, 2026-10</w:t>
+        </w:r>
+      </w:hyperlink>
+    </w:p>
+    <w:p>
+      <w:pPr>
+        <w:tabs>
+          <w:tab w:pos="397" w:val="left"/>
+        </w:tabs>
+        <w:spacing w:before="0" w:after="30"/>
+        <w:ind w:left="397" w:hanging="397"/>
+      </w:pPr>
+      <w:r>
+        <w:rPr>
+          <w:b w:val="0"/>
+          <w:color w:val="667085"/>
+          <w:sz w:val="17"/>
+        </w:rPr>
+        <w:t>32.</w:t>
+        <w:tab/>
+      </w:r>
+      <w:hyperlink r:id="rId34">
+        <w:r>
+          <w:rPr>
+            <w:color w:val="2A78D6"/>
+            <w:sz w:val="17"/>
+          </w:rPr>
+          <w:t xml:space="preserve">LHV Group - Interim report January-September 2026, p. 8, 2026-10</w:t>
+        </w:r>
+      </w:hyperlink>
+    </w:p>
+    <w:p>
+      <w:pPr>
+        <w:tabs>
+          <w:tab w:pos="397" w:val="left"/>
+        </w:tabs>
+        <w:spacing w:before="0" w:after="30"/>
+        <w:ind w:left="397" w:hanging="397"/>
+      </w:pPr>
+      <w:r>
+        <w:rPr>
+          <w:b w:val="0"/>
+          <w:color w:val="667085"/>
+          <w:sz w:val="17"/>
+        </w:rPr>
+        <w:t>33.</w:t>
+        <w:tab/>
+      </w:r>
+      <w:hyperlink r:id="rId43">
         <w:r>
           <w:rPr>
             <w:color w:val="2A78D6"/>
@@ -9938,13 +11341,13 @@
       <w:r>
         <w:rPr>
           <w:b w:val="0"/>
-          <w:color w:val="5F6B7A"/>
+          <w:color w:val="667085"/>
           <w:sz w:val="17"/>
         </w:rPr>
-        <w:t>32.</w:t>
+        <w:t>34.</w:t>
         <w:tab/>
       </w:r>
-      <w:hyperlink r:id="rId42">
+      <w:hyperlink r:id="rId44">
         <w:r>
           <w:rPr>
             <w:color w:val="2A78D6"/>
@@ -9965,13 +11368,13 @@
       <w:r>
         <w:rPr>
           <w:b w:val="0"/>
-          <w:color w:val="5F6B7A"/>
+          <w:color w:val="667085"/>
           <w:sz w:val="17"/>
         </w:rPr>
-        <w:t>33.</w:t>
+        <w:t>35.</w:t>
         <w:tab/>
       </w:r>
-      <w:hyperlink r:id="rId43">
+      <w:hyperlink r:id="rId45">
         <w:r>
           <w:rPr>
             <w:color w:val="2A78D6"/>
@@ -9992,13 +11395,13 @@
       <w:r>
         <w:rPr>
           <w:b w:val="0"/>
-          <w:color w:val="5F6B7A"/>
+          <w:color w:val="667085"/>
           <w:sz w:val="17"/>
         </w:rPr>
-        <w:t>34.</w:t>
+        <w:t>36.</w:t>
         <w:tab/>
       </w:r>
-      <w:hyperlink r:id="rId44">
+      <w:hyperlink r:id="rId46">
         <w:r>
           <w:rPr>
             <w:color w:val="2A78D6"/>
@@ -10019,13 +11422,13 @@
       <w:r>
         <w:rPr>
           <w:b w:val="0"/>
-          <w:color w:val="5F6B7A"/>
+          <w:color w:val="667085"/>
           <w:sz w:val="17"/>
         </w:rPr>
-        <w:t>35.</w:t>
+        <w:t>37.</w:t>
         <w:tab/>
       </w:r>
-      <w:hyperlink r:id="rId45">
+      <w:hyperlink r:id="rId47">
         <w:r>
           <w:rPr>
             <w:color w:val="2A78D6"/>
@@ -10046,13 +11449,13 @@
       <w:r>
         <w:rPr>
           <w:b w:val="0"/>
-          <w:color w:val="5F6B7A"/>
+          <w:color w:val="667085"/>
           <w:sz w:val="17"/>
         </w:rPr>
-        <w:t>36.</w:t>
+        <w:t>38.</w:t>
         <w:tab/>
       </w:r>
-      <w:hyperlink r:id="rId42">
+      <w:hyperlink r:id="rId44">
         <w:r>
           <w:rPr>
             <w:color w:val="2A78D6"/>
@@ -10073,13 +11476,13 @@
       <w:r>
         <w:rPr>
           <w:b w:val="0"/>
-          <w:color w:val="5F6B7A"/>
+          <w:color w:val="667085"/>
           <w:sz w:val="17"/>
         </w:rPr>
-        <w:t>37.</w:t>
+        <w:t>39.</w:t>
         <w:tab/>
       </w:r>
-      <w:hyperlink r:id="rId46">
+      <w:hyperlink r:id="rId48">
         <w:r>
           <w:rPr>
             <w:color w:val="2A78D6"/>
@@ -10100,13 +11503,13 @@
       <w:r>
         <w:rPr>
           <w:b w:val="0"/>
-          <w:color w:val="5F6B7A"/>
+          <w:color w:val="667085"/>
           <w:sz w:val="17"/>
         </w:rPr>
-        <w:t>38.</w:t>
+        <w:t>40.</w:t>
         <w:tab/>
       </w:r>
-      <w:hyperlink r:id="rId47">
+      <w:hyperlink r:id="rId49">
         <w:r>
           <w:rPr>
             <w:color w:val="2A78D6"/>
@@ -10127,13 +11530,13 @@
       <w:r>
         <w:rPr>
           <w:b w:val="0"/>
-          <w:color w:val="5F6B7A"/>
+          <w:color w:val="667085"/>
           <w:sz w:val="17"/>
         </w:rPr>
-        <w:t>39.</w:t>
+        <w:t>41.</w:t>
         <w:tab/>
       </w:r>
-      <w:hyperlink r:id="rId48">
+      <w:hyperlink r:id="rId50">
         <w:r>
           <w:rPr>
             <w:color w:val="2A78D6"/>
@@ -10154,13 +11557,13 @@
       <w:r>
         <w:rPr>
           <w:b w:val="0"/>
-          <w:color w:val="5F6B7A"/>
+          <w:color w:val="667085"/>
           <w:sz w:val="17"/>
         </w:rPr>
-        <w:t>40.</w:t>
+        <w:t>42.</w:t>
         <w:tab/>
       </w:r>
-      <w:hyperlink r:id="rId49">
+      <w:hyperlink r:id="rId51">
         <w:r>
           <w:rPr>
             <w:color w:val="2A78D6"/>
@@ -10181,13 +11584,13 @@
       <w:r>
         <w:rPr>
           <w:b w:val="0"/>
-          <w:color w:val="5F6B7A"/>
+          <w:color w:val="667085"/>
           <w:sz w:val="17"/>
         </w:rPr>
-        <w:t>41.</w:t>
+        <w:t>43.</w:t>
         <w:tab/>
       </w:r>
-      <w:hyperlink r:id="rId50">
+      <w:hyperlink r:id="rId52">
         <w:r>
           <w:rPr>
             <w:color w:val="2A78D6"/>
@@ -10208,13 +11611,13 @@
       <w:r>
         <w:rPr>
           <w:b w:val="0"/>
-          <w:color w:val="5F6B7A"/>
+          <w:color w:val="667085"/>
           <w:sz w:val="17"/>
         </w:rPr>
-        <w:t>42.</w:t>
+        <w:t>44.</w:t>
         <w:tab/>
       </w:r>
-      <w:hyperlink r:id="rId51">
+      <w:hyperlink r:id="rId53">
         <w:r>
           <w:rPr>
             <w:color w:val="2A78D6"/>
@@ -10231,7 +11634,7 @@
       <w:r>
         <w:rPr>
           <w:b w:val="0"/>
-          <w:color w:val="5F6B7A"/>
+          <w:color w:val="667085"/>
           <w:sz w:val="16"/>
         </w:rPr>
         <w:t>Ataskaita parengta iš viešų šaltinių. Skaičiai pateikiami taip, kaip juos skelbia emitentas; maži numeriai prie teksto veda į šaltinių sąrašą.</w:t>
@@ -10256,7 +11659,7 @@
   <w:p>
     <w:pPr>
       <w:pBdr>
-        <w:top w:val="single" w:sz="4" w:color="C9D3DE" w:space="4"/>
+        <w:top w:val="single" w:sz="4" w:color="D5DCE4" w:space="4"/>
       </w:pBdr>
       <w:tabs>
         <w:tab w:pos="9638" w:val="right"/>
@@ -10265,7 +11668,7 @@
     <w:r>
       <w:rPr>
         <w:b w:val="0"/>
-        <w:color w:val="5F6B7A"/>
+        <w:color w:val="667085"/>
         <w:sz w:val="16"/>
       </w:rPr>
       <w:t>LHV Group · 9M2026 · 2026-10-22</w:t>
@@ -10274,7 +11677,7 @@
     <w:r>
       <w:rPr>
         <w:b/>
-        <w:color w:val="1F4E79"/>
+        <w:color w:val="12355B"/>
         <w:sz w:val="16"/>
       </w:rPr>
       <w:fldChar w:fldCharType="begin"/>
@@ -10290,7 +11693,7 @@
   <w:p>
     <w:pPr>
       <w:pBdr>
-        <w:top w:val="single" w:sz="4" w:color="C9D3DE" w:space="4"/>
+        <w:top w:val="single" w:sz="4" w:color="D5DCE4" w:space="4"/>
       </w:pBdr>
       <w:tabs>
         <w:tab w:pos="9638" w:val="right"/>
@@ -10299,7 +11702,7 @@
     <w:r>
       <w:rPr>
         <w:b w:val="0"/>
-        <w:color w:val="5F6B7A"/>
+        <w:color w:val="667085"/>
         <w:sz w:val="16"/>
       </w:rPr>
       <w:t>LHV Group · 9M2026 · 2026-10-22</w:t>
@@ -10308,7 +11711,7 @@
     <w:r>
       <w:rPr>
         <w:b/>
-        <w:color w:val="1F4E79"/>
+        <w:color w:val="12355B"/>
         <w:sz w:val="16"/>
       </w:rPr>
       <w:fldChar w:fldCharType="begin"/>
@@ -10324,7 +11727,7 @@
   <w:p>
     <w:pPr>
       <w:pBdr>
-        <w:bottom w:val="single" w:sz="4" w:color="C9D3DE" w:space="4"/>
+        <w:bottom w:val="single" w:sz="4" w:color="D5DCE4" w:space="4"/>
       </w:pBdr>
       <w:tabs>
         <w:tab w:pos="9638" w:val="right"/>
@@ -10333,7 +11736,7 @@
     <w:r>
       <w:rPr>
         <w:b/>
-        <w:color w:val="1F4E79"/>
+        <w:color w:val="12355B"/>
         <w:sz w:val="16"/>
       </w:rPr>
       <w:t>LHV Group</w:t>
@@ -10341,7 +11744,7 @@
     <w:r>
       <w:rPr>
         <w:b w:val="0"/>
-        <w:color w:val="5F6B7A"/>
+        <w:color w:val="667085"/>
         <w:sz w:val="16"/>
       </w:rPr>
       <w:tab/>
@@ -10719,7 +12122,7 @@
     </w:pPr>
     <w:rPr>
       <w:rFonts w:ascii="Calibri" w:hAnsi="Calibri" w:eastAsia="Calibri"/>
-      <w:color w:val="1A1A1A"/>
+      <w:color w:val="1B2430"/>
       <w:sz w:val="21"/>
     </w:rPr>
   </w:style>

--- a/docs/files/lhv/lhv_9M2026_lt.docx
+++ b/docs/files/lhv/lhv_9M2026_lt.docx
@@ -7719,7 +7719,7 @@
           <w:color w:val="667085"/>
           <w:sz w:val="18"/>
         </w:rPr>
-        <w:t>Automatinė naujienų paieška (Google News, EE), 2026-07-24 – 2026-10-22: 11 pranešimų.</w:t>
+        <w:t>Automatinė naujienų paieška (Google News, EE), 2026-07-25 – 2026-10-23: 11 pranešimų.</w:t>
       </w:r>
     </w:p>
     <w:tbl>
@@ -9075,7 +9075,7 @@
                 <w:color w:val="333333"/>
                 <w:sz w:val="18"/>
               </w:rPr>
-              <w:t>Naujienų suvestinė 2026-07-24 – 2026-10-22: 11 pranešimų, iš jų su neigiamu žodžiu antraštėje – 0 (plačiau – skiltyje „Ką rašo spauda“).</w:t>
+              <w:t>Naujienų suvestinė 2026-07-25 – 2026-10-23: 11 pranešimų, iš jų su neigiamu žodžiu antraštėje – 0 (plačiau – skiltyje „Ką rašo spauda“).</w:t>
             </w:r>
           </w:p>
         </w:tc>

--- a/docs/files/lhv/lhv_9M2026_lt.docx
+++ b/docs/files/lhv/lhv_9M2026_lt.docx
@@ -1215,7 +1215,7 @@
         <w:rPr>
           <w:b w:val="0"/>
         </w:rPr>
-        <w:t xml:space="preserve"> paskolos klientams 5 951 mln. EUR (+8,9 % nuo 2025 m. pab.; apskaičiuota įrankio), indėliai 7 735 mln. EUR</w:t>
+        <w:t xml:space="preserve"> paskolos klientams 5 951 mln. EUR (+8,9 % nuo 2025 m. pab.; mūsų skaičiavimas), indėliai 7 735 mln. EUR</w:t>
       </w:r>
       <w:hyperlink r:id="rId16">
         <w:r>
@@ -5163,7 +5163,7 @@
           <w:color w:val="667085"/>
           <w:sz w:val="16"/>
         </w:rPr>
-        <w:t>Spalvos: žalias pokytis – rodiklis gerėja, raudonas – blogėja. Paskutinio laikotarpio langelio fonas: žalias – geras lygis, geltonas – vidutinis, raudonas – silpnas (įrankio orientyrai, config/metric_rules.yaml).</w:t>
+        <w:t>Spalvos: žalias pokytis – rodiklis gerėja, raudonas – blogėja. Paskutinio laikotarpio langelio fonas: žalias – geras lygis, geltonas – vidutinis, raudonas – silpnas (vidiniai orientyrai, config/metric_rules.yaml).</w:t>
       </w:r>
     </w:p>
     <w:p>
@@ -5176,7 +5176,7 @@
           <w:color w:val="667085"/>
           <w:sz w:val="16"/>
         </w:rPr>
-        <w:t>* – paimta iš ataskaitos santraukos;  ᶜ – apskaičiuota įrankio. Mažas numeris prie teksto – nuoroda į šaltinį (paspaudus atsidaro dokumentas reikiamame puslapyje).</w:t>
+        <w:t>* – paimta iš ataskaitos santraukos;  ᶜ – mūsų skaičiavimas. Mažas numeris prie teksto – nuoroda į šaltinį (paspaudus atsidaro dokumentas reikiamame puslapyje).</w:t>
       </w:r>
     </w:p>
     <w:p>
@@ -5265,7 +5265,7 @@
         <w:rPr>
           <w:b w:val="0"/>
         </w:rPr>
-        <w:t>Grynosios palūkanų pajamos per 9 mėn. 190,6 mln. EUR (+8,8 %), visos pajamos 232,7 mln. EUR (+3,0 %; pokyčiai apskaičiuoti įrankio). Palūkanų marža III ketv. 2,80 % (prieš metus 2,36 %)</w:t>
+        <w:t>Grynosios palūkanų pajamos per 9 mėn. 190,6 mln. EUR (+8,8 %), visos pajamos 232,7 mln. EUR (+3,0 %; pokyčiai – mūsų skaičiavimas). Palūkanų marža III ketv. 2,80 % (prieš metus 2,36 %)</w:t>
       </w:r>
       <w:hyperlink r:id="rId16">
         <w:r>
@@ -5391,7 +5391,7 @@
         <w:rPr>
           <w:b w:val="0"/>
         </w:rPr>
-        <w:t>Trečios stadijos (neveiksnios) paskolos – 72,4 mln. EUR, apie 1,2 % paskolų (apskaičiuota įrankio)</w:t>
+        <w:t>Trečios stadijos (neveiksnios) paskolos – 72,4 mln. EUR, apie 1,2 % paskolų (mūsų skaičiavimas)</w:t>
       </w:r>
       <w:hyperlink r:id="rId24">
         <w:r>

--- a/docs/files/lhv/lhv_9M2026_lt.docx
+++ b/docs/files/lhv/lhv_9M2026_lt.docx
@@ -7463,7 +7463,7 @@
                 <w:b w:val="0"/>
                 <w:sz w:val="17"/>
               </w:rPr>
-              <w:t>3,43 % (2026-10)</w:t>
+              <w:t>3,38 % (2026-10)</w:t>
             </w:r>
           </w:p>
         </w:tc>
@@ -7535,7 +7535,7 @@
                 <w:b w:val="0"/>
                 <w:sz w:val="17"/>
               </w:rPr>
-              <w:t>▲ 0,71 p. p.</w:t>
+              <w:t>▲ 0,66 p. p.</w:t>
             </w:r>
           </w:p>
         </w:tc>
@@ -8903,7 +8903,7 @@
                 <w:color w:val="333333"/>
                 <w:sz w:val="18"/>
               </w:rPr>
-              <w:t>Nerasta EU, UN, UK, US OFAC konsoliduotuose sankcijų sąrašuose (automatinė patikra 2026-10-22).</w:t>
+              <w:t>Nerasta EU, UN, UK, US OFAC konsoliduotuose sankcijų sąrašuose (automatinė patikra 2026-10-23).</w:t>
             </w:r>
           </w:p>
         </w:tc>

--- a/docs/files/lhv/lhv_9M2026_lt.docx
+++ b/docs/files/lhv/lhv_9M2026_lt.docx
@@ -8906,6 +8906,117 @@
               <w:t>Nerasta EU, UN, UK, US OFAC konsoliduotuose sankcijų sąrašuose (automatinė patikra 2026-10-23).</w:t>
             </w:r>
           </w:p>
+          <w:p>
+            <w:pPr>
+              <w:spacing w:before="40" w:after="0"/>
+            </w:pPr>
+            <w:r>
+              <w:rPr>
+                <w:b/>
+                <w:color w:val="333333"/>
+                <w:sz w:val="18"/>
+              </w:rPr>
+              <w:t>Rankinė patikra</w:t>
+            </w:r>
+          </w:p>
+          <w:p>
+            <w:pPr>
+              <w:tabs>
+                <w:tab w:pos="198" w:val="left"/>
+              </w:tabs>
+              <w:spacing w:before="0" w:after="20"/>
+              <w:ind w:left="198" w:hanging="198"/>
+            </w:pPr>
+            <w:r>
+              <w:rPr>
+                <w:b w:val="0"/>
+                <w:color w:val="667085"/>
+                <w:sz w:val="18"/>
+              </w:rPr>
+              <w:t>•</w:t>
+              <w:tab/>
+            </w:r>
+            <w:r>
+              <w:rPr>
+                <w:b w:val="0"/>
+                <w:color w:val="333333"/>
+                <w:sz w:val="18"/>
+              </w:rPr>
+              <w:t>OFAC sankcijų paieška</w:t>
+            </w:r>
+            <w:hyperlink r:id="rId45">
+              <w:r>
+                <w:rPr>
+                  <w:color w:val="2A78D6"/>
+                  <w:vertAlign w:val="superscript"/>
+                  <w:sz w:val="15"/>
+                </w:rPr>
+                <w:t xml:space="preserve">35</w:t>
+              </w:r>
+            </w:hyperlink>
+          </w:p>
+          <w:p>
+            <w:pPr>
+              <w:tabs>
+                <w:tab w:pos="198" w:val="left"/>
+              </w:tabs>
+              <w:spacing w:before="0" w:after="20"/>
+              <w:ind w:left="198" w:hanging="198"/>
+            </w:pPr>
+            <w:r>
+              <w:rPr>
+                <w:b w:val="0"/>
+                <w:color w:val="667085"/>
+                <w:sz w:val="18"/>
+              </w:rPr>
+              <w:t>•</w:t>
+              <w:tab/>
+            </w:r>
+            <w:r>
+              <w:rPr>
+                <w:b w:val="0"/>
+                <w:color w:val="333333"/>
+                <w:sz w:val="18"/>
+              </w:rPr>
+              <w:t>ES sankcijų žemėlapis</w:t>
+            </w:r>
+            <w:hyperlink r:id="rId46">
+              <w:r>
+                <w:rPr>
+                  <w:color w:val="2A78D6"/>
+                  <w:vertAlign w:val="superscript"/>
+                  <w:sz w:val="15"/>
+                </w:rPr>
+                <w:t xml:space="preserve">36</w:t>
+              </w:r>
+            </w:hyperlink>
+          </w:p>
+          <w:p>
+            <w:pPr>
+              <w:tabs>
+                <w:tab w:pos="198" w:val="left"/>
+              </w:tabs>
+              <w:spacing w:before="0" w:after="20"/>
+              <w:ind w:left="198" w:hanging="198"/>
+            </w:pPr>
+            <w:r>
+              <w:rPr>
+                <w:b w:val="0"/>
+                <w:color w:val="667085"/>
+                <w:sz w:val="18"/>
+              </w:rPr>
+              <w:t>•</w:t>
+              <w:tab/>
+            </w:r>
+            <w:r>
+              <w:rPr>
+                <w:b w:val="0"/>
+                <w:color w:val="333333"/>
+                <w:sz w:val="18"/>
+              </w:rPr>
+              <w:t>SEB eNameChecker (vidinė SEB sistema).</w:t>
+            </w:r>
+          </w:p>
         </w:tc>
       </w:tr>
     </w:tbl>
@@ -9033,14 +9144,14 @@
               </w:rPr>
               <w:t>Svarbiausia byla, kurioje LHV yra reikalaujanti šalis: 2025-07 bankas pranešė Pinigų plovimo duomenų biurui ketinantis reikalauti 247,5 mln. EUR baudos, nes biuras be teisinio pagrindo 1 289 kartus gavo LHV klientų sąskaitų išrašus</w:t>
             </w:r>
-            <w:hyperlink r:id="rId45">
+            <w:hyperlink r:id="rId47">
               <w:r>
                 <w:rPr>
                   <w:color w:val="2A78D6"/>
                   <w:vertAlign w:val="superscript"/>
                   <w:sz w:val="15"/>
                 </w:rPr>
-                <w:t xml:space="preserve">35</w:t>
+                <w:t xml:space="preserve">37</w:t>
               </w:r>
             </w:hyperlink>
             <w:r>
@@ -9291,14 +9402,14 @@
               </w:rPr>
               <w:t>Bent 50 % naujų būsto paskolų – A ir B energinės klasės, 100 % elektros iš atsinaujinančių šaltinių iki 2030 m.</w:t>
             </w:r>
-            <w:hyperlink r:id="rId46">
+            <w:hyperlink r:id="rId48">
               <w:r>
                 <w:rPr>
                   <w:color w:val="2A78D6"/>
                   <w:vertAlign w:val="superscript"/>
                   <w:sz w:val="15"/>
                 </w:rPr>
-                <w:t xml:space="preserve">36</w:t>
+                <w:t xml:space="preserve">38</w:t>
               </w:r>
             </w:hyperlink>
             <w:r>
@@ -9335,14 +9446,14 @@
               </w:rPr>
               <w:t>Nuo 2030 m. nebus finansuojami nauji dyzeliniai lengvieji automobiliai</w:t>
             </w:r>
-            <w:hyperlink r:id="rId47">
+            <w:hyperlink r:id="rId49">
               <w:r>
                 <w:rPr>
                   <w:color w:val="2A78D6"/>
                   <w:vertAlign w:val="superscript"/>
                   <w:sz w:val="15"/>
                 </w:rPr>
-                <w:t xml:space="preserve">37</w:t>
+                <w:t xml:space="preserve">39</w:t>
               </w:r>
             </w:hyperlink>
             <w:r>
@@ -9462,7 +9573,7 @@
                   <w:vertAlign w:val="superscript"/>
                   <w:sz w:val="15"/>
                 </w:rPr>
-                <w:t xml:space="preserve">38</w:t>
+                <w:t xml:space="preserve">40</w:t>
               </w:r>
             </w:hyperlink>
             <w:r>
@@ -9499,14 +9610,14 @@
               </w:rPr>
               <w:t>Žaliojo turto santykis – 4,86 %</w:t>
             </w:r>
-            <w:hyperlink r:id="rId48">
+            <w:hyperlink r:id="rId50">
               <w:r>
                 <w:rPr>
                   <w:color w:val="2A78D6"/>
                   <w:vertAlign w:val="superscript"/>
                   <w:sz w:val="15"/>
                 </w:rPr>
-                <w:t xml:space="preserve">39</w:t>
+                <w:t xml:space="preserve">41</w:t>
               </w:r>
             </w:hyperlink>
             <w:r>
@@ -9734,14 +9845,14 @@
               </w:rPr>
               <w:t>SEB neturi bankų sektoriaus politikos, todėl taikoma investicijų politika bei aplinkosaugos ir socialinė / žmogaus teisių politikos</w:t>
             </w:r>
-            <w:hyperlink r:id="rId49">
+            <w:hyperlink r:id="rId51">
               <w:r>
                 <w:rPr>
                   <w:color w:val="2A78D6"/>
                   <w:vertAlign w:val="superscript"/>
                   <w:sz w:val="15"/>
                 </w:rPr>
-                <w:t xml:space="preserve">40</w:t>
+                <w:t xml:space="preserve">42</w:t>
               </w:r>
             </w:hyperlink>
             <w:r>
@@ -9863,14 +9974,14 @@
               </w:rPr>
               <w:t>Žmogaus teisių rizikų vertinimas</w:t>
             </w:r>
-            <w:hyperlink r:id="rId50">
+            <w:hyperlink r:id="rId52">
               <w:r>
                 <w:rPr>
                   <w:color w:val="2A78D6"/>
                   <w:vertAlign w:val="superscript"/>
                   <w:sz w:val="15"/>
                 </w:rPr>
-                <w:t xml:space="preserve">41</w:t>
+                <w:t xml:space="preserve">43</w:t>
               </w:r>
             </w:hyperlink>
           </w:p>
@@ -9899,14 +10010,14 @@
               </w:rPr>
               <w:t>Klimato tikslai</w:t>
             </w:r>
-            <w:hyperlink r:id="rId46">
+            <w:hyperlink r:id="rId48">
               <w:r>
                 <w:rPr>
                   <w:color w:val="2A78D6"/>
                   <w:vertAlign w:val="superscript"/>
                   <w:sz w:val="15"/>
                 </w:rPr>
-                <w:t xml:space="preserve">36</w:t>
+                <w:t xml:space="preserve">38</w:t>
               </w:r>
             </w:hyperlink>
           </w:p>
@@ -9992,14 +10103,14 @@
               </w:rPr>
               <w:t>Finansuojamos emisijos (PCAF) skaičiais neskelbiamos</w:t>
             </w:r>
-            <w:hyperlink r:id="rId51">
+            <w:hyperlink r:id="rId53">
               <w:r>
                 <w:rPr>
                   <w:color w:val="2A78D6"/>
                   <w:vertAlign w:val="superscript"/>
                   <w:sz w:val="15"/>
                 </w:rPr>
-                <w:t xml:space="preserve">42</w:t>
+                <w:t xml:space="preserve">44</w:t>
               </w:r>
             </w:hyperlink>
             <w:r>
@@ -10272,14 +10383,14 @@
               </w:rPr>
               <w:t>Nuosavos 1 apimties emisijos – 0 t CO2e, 3 apimties – 573 454 t CO2e 2025 m.</w:t>
             </w:r>
-            <w:hyperlink r:id="rId52">
+            <w:hyperlink r:id="rId54">
               <w:r>
                 <w:rPr>
                   <w:color w:val="2A78D6"/>
                   <w:vertAlign w:val="superscript"/>
                   <w:sz w:val="15"/>
                 </w:rPr>
-                <w:t xml:space="preserve">43</w:t>
+                <w:t xml:space="preserve">45</w:t>
               </w:r>
             </w:hyperlink>
           </w:p>
@@ -10308,14 +10419,14 @@
               </w:rPr>
               <w:t>Žaliojo turto santykis 4,86 %</w:t>
             </w:r>
-            <w:hyperlink r:id="rId48">
+            <w:hyperlink r:id="rId50">
               <w:r>
                 <w:rPr>
                   <w:color w:val="2A78D6"/>
                   <w:vertAlign w:val="superscript"/>
                   <w:sz w:val="15"/>
                 </w:rPr>
-                <w:t xml:space="preserve">39</w:t>
+                <w:t xml:space="preserve">41</w:t>
               </w:r>
             </w:hyperlink>
           </w:p>
@@ -10344,14 +10455,14 @@
               </w:rPr>
               <w:t>Moterų dalis grupės valdyboje ir taryboje – 30 %</w:t>
             </w:r>
-            <w:hyperlink r:id="rId53">
+            <w:hyperlink r:id="rId55">
               <w:r>
                 <w:rPr>
                   <w:color w:val="2A78D6"/>
                   <w:vertAlign w:val="superscript"/>
                   <w:sz w:val="15"/>
                 </w:rPr>
-                <w:t xml:space="preserve">44</w:t>
+                <w:t xml:space="preserve">46</w:t>
               </w:r>
             </w:hyperlink>
             <w:r>
@@ -11380,7 +11491,7 @@
             <w:color w:val="2A78D6"/>
             <w:sz w:val="17"/>
           </w:rPr>
-          <w:t xml:space="preserve">ERR - LHV nõuab rahapesu andmebüroolt pangasaladuse asjas 247 miljonit, 2025-07-25</w:t>
+          <w:t xml:space="preserve">OFAC Sanctions List Search (US Treasury)</w:t>
         </w:r>
       </w:hyperlink>
     </w:p>
@@ -11407,7 +11518,7 @@
             <w:color w:val="2A78D6"/>
             <w:sz w:val="17"/>
           </w:rPr>
-          <w:t xml:space="preserve">LHV Group - Annual sustainability report 2025, p. 97, 2026</w:t>
+          <w:t xml:space="preserve">EU Sanctions Map</w:t>
         </w:r>
       </w:hyperlink>
     </w:p>
@@ -11434,6 +11545,60 @@
             <w:color w:val="2A78D6"/>
             <w:sz w:val="17"/>
           </w:rPr>
+          <w:t xml:space="preserve">ERR - LHV nõuab rahapesu andmebüroolt pangasaladuse asjas 247 miljonit, 2025-07-25</w:t>
+        </w:r>
+      </w:hyperlink>
+    </w:p>
+    <w:p>
+      <w:pPr>
+        <w:tabs>
+          <w:tab w:pos="397" w:val="left"/>
+        </w:tabs>
+        <w:spacing w:before="0" w:after="30"/>
+        <w:ind w:left="397" w:hanging="397"/>
+      </w:pPr>
+      <w:r>
+        <w:rPr>
+          <w:b w:val="0"/>
+          <w:color w:val="667085"/>
+          <w:sz w:val="17"/>
+        </w:rPr>
+        <w:t>38.</w:t>
+        <w:tab/>
+      </w:r>
+      <w:hyperlink r:id="rId48">
+        <w:r>
+          <w:rPr>
+            <w:color w:val="2A78D6"/>
+            <w:sz w:val="17"/>
+          </w:rPr>
+          <w:t xml:space="preserve">LHV Group - Annual sustainability report 2025, p. 97, 2026</w:t>
+        </w:r>
+      </w:hyperlink>
+    </w:p>
+    <w:p>
+      <w:pPr>
+        <w:tabs>
+          <w:tab w:pos="397" w:val="left"/>
+        </w:tabs>
+        <w:spacing w:before="0" w:after="30"/>
+        <w:ind w:left="397" w:hanging="397"/>
+      </w:pPr>
+      <w:r>
+        <w:rPr>
+          <w:b w:val="0"/>
+          <w:color w:val="667085"/>
+          <w:sz w:val="17"/>
+        </w:rPr>
+        <w:t>39.</w:t>
+        <w:tab/>
+      </w:r>
+      <w:hyperlink r:id="rId49">
+        <w:r>
+          <w:rPr>
+            <w:color w:val="2A78D6"/>
+            <w:sz w:val="17"/>
+          </w:rPr>
           <w:t xml:space="preserve">LHV Group - Annual sustainability report 2025, p. 81, 2026</w:t>
         </w:r>
       </w:hyperlink>
@@ -11452,7 +11617,7 @@
           <w:color w:val="667085"/>
           <w:sz w:val="17"/>
         </w:rPr>
-        <w:t>38.</w:t>
+        <w:t>40.</w:t>
         <w:tab/>
       </w:r>
       <w:hyperlink r:id="rId44">
@@ -11479,60 +11644,6 @@
           <w:color w:val="667085"/>
           <w:sz w:val="17"/>
         </w:rPr>
-        <w:t>39.</w:t>
-        <w:tab/>
-      </w:r>
-      <w:hyperlink r:id="rId48">
-        <w:r>
-          <w:rPr>
-            <w:color w:val="2A78D6"/>
-            <w:sz w:val="17"/>
-          </w:rPr>
-          <w:t xml:space="preserve">LHV Group - Annual sustainability report 2025, p. 95, 2026</w:t>
-        </w:r>
-      </w:hyperlink>
-    </w:p>
-    <w:p>
-      <w:pPr>
-        <w:tabs>
-          <w:tab w:pos="397" w:val="left"/>
-        </w:tabs>
-        <w:spacing w:before="0" w:after="30"/>
-        <w:ind w:left="397" w:hanging="397"/>
-      </w:pPr>
-      <w:r>
-        <w:rPr>
-          <w:b w:val="0"/>
-          <w:color w:val="667085"/>
-          <w:sz w:val="17"/>
-        </w:rPr>
-        <w:t>40.</w:t>
-        <w:tab/>
-      </w:r>
-      <w:hyperlink r:id="rId49">
-        <w:r>
-          <w:rPr>
-            <w:color w:val="2A78D6"/>
-            <w:sz w:val="17"/>
-          </w:rPr>
-          <w:t xml:space="preserve">SEB Policy on Sustainability Considerations in Investments (2026-04-15), p. 5, 7, 2026-04-15</w:t>
-        </w:r>
-      </w:hyperlink>
-    </w:p>
-    <w:p>
-      <w:pPr>
-        <w:tabs>
-          <w:tab w:pos="397" w:val="left"/>
-        </w:tabs>
-        <w:spacing w:before="0" w:after="30"/>
-        <w:ind w:left="397" w:hanging="397"/>
-      </w:pPr>
-      <w:r>
-        <w:rPr>
-          <w:b w:val="0"/>
-          <w:color w:val="667085"/>
-          <w:sz w:val="17"/>
-        </w:rPr>
         <w:t>41.</w:t>
         <w:tab/>
       </w:r>
@@ -11542,7 +11653,7 @@
             <w:color w:val="2A78D6"/>
             <w:sz w:val="17"/>
           </w:rPr>
-          <w:t xml:space="preserve">LHV Group - Annual sustainability report 2025, p. 90, 2026</w:t>
+          <w:t xml:space="preserve">LHV Group - Annual sustainability report 2025, p. 95, 2026</w:t>
         </w:r>
       </w:hyperlink>
     </w:p>
@@ -11569,7 +11680,7 @@
             <w:color w:val="2A78D6"/>
             <w:sz w:val="17"/>
           </w:rPr>
-          <w:t xml:space="preserve">LHV Group - Annual sustainability report 2025, p. 88, 2026</w:t>
+          <w:t xml:space="preserve">SEB Policy on Sustainability Considerations in Investments (2026-04-15), p. 5, 7, 2026-04-15</w:t>
         </w:r>
       </w:hyperlink>
     </w:p>
@@ -11596,7 +11707,7 @@
             <w:color w:val="2A78D6"/>
             <w:sz w:val="17"/>
           </w:rPr>
-          <w:t xml:space="preserve">LHV Group - Annual sustainability report 2025, p. 98, 2026</w:t>
+          <w:t xml:space="preserve">LHV Group - Annual sustainability report 2025, p. 90, 2026</w:t>
         </w:r>
       </w:hyperlink>
     </w:p>
@@ -11618,6 +11729,60 @@
         <w:tab/>
       </w:r>
       <w:hyperlink r:id="rId53">
+        <w:r>
+          <w:rPr>
+            <w:color w:val="2A78D6"/>
+            <w:sz w:val="17"/>
+          </w:rPr>
+          <w:t xml:space="preserve">LHV Group - Annual sustainability report 2025, p. 88, 2026</w:t>
+        </w:r>
+      </w:hyperlink>
+    </w:p>
+    <w:p>
+      <w:pPr>
+        <w:tabs>
+          <w:tab w:pos="397" w:val="left"/>
+        </w:tabs>
+        <w:spacing w:before="0" w:after="30"/>
+        <w:ind w:left="397" w:hanging="397"/>
+      </w:pPr>
+      <w:r>
+        <w:rPr>
+          <w:b w:val="0"/>
+          <w:color w:val="667085"/>
+          <w:sz w:val="17"/>
+        </w:rPr>
+        <w:t>45.</w:t>
+        <w:tab/>
+      </w:r>
+      <w:hyperlink r:id="rId54">
+        <w:r>
+          <w:rPr>
+            <w:color w:val="2A78D6"/>
+            <w:sz w:val="17"/>
+          </w:rPr>
+          <w:t xml:space="preserve">LHV Group - Annual sustainability report 2025, p. 98, 2026</w:t>
+        </w:r>
+      </w:hyperlink>
+    </w:p>
+    <w:p>
+      <w:pPr>
+        <w:tabs>
+          <w:tab w:pos="397" w:val="left"/>
+        </w:tabs>
+        <w:spacing w:before="0" w:after="30"/>
+        <w:ind w:left="397" w:hanging="397"/>
+      </w:pPr>
+      <w:r>
+        <w:rPr>
+          <w:b w:val="0"/>
+          <w:color w:val="667085"/>
+          <w:sz w:val="17"/>
+        </w:rPr>
+        <w:t>46.</w:t>
+        <w:tab/>
+      </w:r>
+      <w:hyperlink r:id="rId55">
         <w:r>
           <w:rPr>
             <w:color w:val="2A78D6"/>

--- a/docs/files/lhv/lhv_9M2026_lt.docx
+++ b/docs/files/lhv/lhv_9M2026_lt.docx
@@ -7719,7 +7719,7 @@
           <w:color w:val="667085"/>
           <w:sz w:val="18"/>
         </w:rPr>
-        <w:t>Automatinė naujienų paieška (Google News, EE), 2026-07-25 – 2026-10-23: 11 pranešimų.</w:t>
+        <w:t>Automatinė naujienų paieška (Google News, EE), 2026-07-26 – 2026-10-24: 11 pranešimų.</w:t>
       </w:r>
     </w:p>
     <w:tbl>
@@ -8903,7 +8903,7 @@
                 <w:color w:val="333333"/>
                 <w:sz w:val="18"/>
               </w:rPr>
-              <w:t>Nerasta EU, UN, UK, US OFAC konsoliduotuose sankcijų sąrašuose (automatinė patikra 2026-10-23).</w:t>
+              <w:t>Nerasta EU, UN, UK, US OFAC konsoliduotuose sankcijų sąrašuose (automatinė patikra 2026-10-24).</w:t>
             </w:r>
           </w:p>
           <w:p>
@@ -9186,7 +9186,7 @@
                 <w:color w:val="333333"/>
                 <w:sz w:val="18"/>
               </w:rPr>
-              <w:t>Naujienų suvestinė 2026-07-25 – 2026-10-23: 11 pranešimų, iš jų su neigiamu žodžiu antraštėje – 0 (plačiau – skiltyje „Ką rašo spauda“).</w:t>
+              <w:t>Naujienų suvestinė 2026-07-26 – 2026-10-24: 11 pranešimų, iš jų su neigiamu žodžiu antraštėje – 0 (plačiau – skiltyje „Ką rašo spauda“).</w:t>
             </w:r>
           </w:p>
         </w:tc>

--- a/docs/files/lhv/lhv_9M2026_lt.docx
+++ b/docs/files/lhv/lhv_9M2026_lt.docx
@@ -7719,7 +7719,7 @@
           <w:color w:val="667085"/>
           <w:sz w:val="18"/>
         </w:rPr>
-        <w:t>Automatinė naujienų paieška (Google News, EE), 2026-07-26 – 2026-10-24: 11 pranešimų.</w:t>
+        <w:t>Automatinė naujienų paieška (Google News, EE), 2026-07-27 – 2026-10-25: 11 pranešimų.</w:t>
       </w:r>
     </w:p>
     <w:tbl>
@@ -8903,7 +8903,7 @@
                 <w:color w:val="333333"/>
                 <w:sz w:val="18"/>
               </w:rPr>
-              <w:t>Nerasta EU, UN, UK, US OFAC konsoliduotuose sankcijų sąrašuose (automatinė patikra 2026-10-24).</w:t>
+              <w:t>Nerasta EU, UN, UK, US OFAC konsoliduotuose sankcijų sąrašuose (automatinė patikra 2026-10-25).</w:t>
             </w:r>
           </w:p>
           <w:p>
@@ -9186,7 +9186,7 @@
                 <w:color w:val="333333"/>
                 <w:sz w:val="18"/>
               </w:rPr>
-              <w:t>Naujienų suvestinė 2026-07-26 – 2026-10-24: 11 pranešimų, iš jų su neigiamu žodžiu antraštėje – 0 (plačiau – skiltyje „Ką rašo spauda“).</w:t>
+              <w:t>Naujienų suvestinė 2026-07-27 – 2026-10-25: 11 pranešimų, iš jų su neigiamu žodžiu antraštėje – 0 (plačiau – skiltyje „Ką rašo spauda“).</w:t>
             </w:r>
           </w:p>
         </w:tc>

--- a/docs/files/lhv/lhv_9M2026_lt.docx
+++ b/docs/files/lhv/lhv_9M2026_lt.docx
@@ -7463,7 +7463,7 @@
                 <w:b w:val="0"/>
                 <w:sz w:val="17"/>
               </w:rPr>
-              <w:t>3,38 % (2026-10)</w:t>
+              <w:t>3,37 % (2026-10)</w:t>
             </w:r>
           </w:p>
         </w:tc>
@@ -7535,7 +7535,7 @@
                 <w:b w:val="0"/>
                 <w:sz w:val="17"/>
               </w:rPr>
-              <w:t>▲ 0,66 p. p.</w:t>
+              <w:t>▲ 0,65 p. p.</w:t>
             </w:r>
           </w:p>
         </w:tc>
@@ -7719,7 +7719,7 @@
           <w:color w:val="667085"/>
           <w:sz w:val="18"/>
         </w:rPr>
-        <w:t>Automatinė naujienų paieška (Google News, EE), 2026-07-27 – 2026-10-25: 11 pranešimų.</w:t>
+        <w:t>Automatinė naujienų paieška (Google News, EE), 2026-07-28 – 2026-10-26: 11 pranešimų.</w:t>
       </w:r>
     </w:p>
     <w:tbl>
@@ -8903,7 +8903,7 @@
                 <w:color w:val="333333"/>
                 <w:sz w:val="18"/>
               </w:rPr>
-              <w:t>Nerasta EU, UN, UK, US OFAC konsoliduotuose sankcijų sąrašuose (automatinė patikra 2026-10-25).</w:t>
+              <w:t>Nerasta EU, UN, US OFAC konsoliduotuose sankcijų sąrašuose (automatinė patikra 2026-10-26).</w:t>
             </w:r>
           </w:p>
           <w:p>
@@ -9186,7 +9186,7 @@
                 <w:color w:val="333333"/>
                 <w:sz w:val="18"/>
               </w:rPr>
-              <w:t>Naujienų suvestinė 2026-07-27 – 2026-10-25: 11 pranešimų, iš jų su neigiamu žodžiu antraštėje – 0 (plačiau – skiltyje „Ką rašo spauda“).</w:t>
+              <w:t>Naujienų suvestinė 2026-07-28 – 2026-10-26: 11 pranešimų, iš jų su neigiamu žodžiu antraštėje – 0 (plačiau – skiltyje „Ką rašo spauda“).</w:t>
             </w:r>
           </w:p>
         </w:tc>

--- a/docs/files/lhv/lhv_9M2026_lt.docx
+++ b/docs/files/lhv/lhv_9M2026_lt.docx
@@ -7719,7 +7719,7 @@
           <w:color w:val="667085"/>
           <w:sz w:val="18"/>
         </w:rPr>
-        <w:t>Automatinė naujienų paieška (Google News, EE), 2026-07-28 – 2026-10-26: 11 pranešimų.</w:t>
+        <w:t>Automatinė naujienų paieška (Google News, EE), 2026-07-29 – 2026-10-27: 12 pranešimų.</w:t>
       </w:r>
     </w:p>
     <w:tbl>
@@ -8104,7 +8104,7 @@
                 <w:color w:val="1B2430"/>
                 <w:sz w:val="17"/>
               </w:rPr>
-              <w:t>2026-10-22</w:t>
+              <w:t>2026-10-27</w:t>
             </w:r>
           </w:p>
         </w:tc>
@@ -8153,7 +8153,7 @@
                   <w:color w:val="1B2430"/>
                   <w:sz w:val="18"/>
                 </w:rPr>
-                <w:t xml:space="preserve">Kuhu investeeriti LHV Kasvukontoga III kvartalis 2026?</w:t>
+                <w:t xml:space="preserve">LHV Groupi 2027. aasta finantskalender</w:t>
               </w:r>
             </w:hyperlink>
             <w:r>
@@ -8162,7 +8162,7 @@
                 <w:color w:val="667085"/>
                 <w:sz w:val="15"/>
               </w:rPr>
-              <w:t xml:space="preserve">   LHV</w:t>
+              <w:t xml:space="preserve">   GlobeNewswire</w:t>
             </w:r>
           </w:p>
         </w:tc>
@@ -8188,7 +8188,7 @@
                 <w:color w:val="1B2430"/>
                 <w:sz w:val="17"/>
               </w:rPr>
-              <w:t>2026-10-20</w:t>
+              <w:t>2026-10-22</w:t>
             </w:r>
           </w:p>
         </w:tc>
@@ -8237,7 +8237,7 @@
                   <w:color w:val="1B2430"/>
                   <w:sz w:val="18"/>
                 </w:rPr>
-                <w:t xml:space="preserve">LHV Groupi 20. oktoobri investorkohtumise salvestus</w:t>
+                <w:t xml:space="preserve">Kuhu investeeriti LHV Kasvukontoga III kvartalis 2026?</w:t>
               </w:r>
             </w:hyperlink>
             <w:r>
@@ -8246,7 +8246,7 @@
                 <w:color w:val="667085"/>
                 <w:sz w:val="15"/>
               </w:rPr>
-              <w:t xml:space="preserve">   GlobeNewswire</w:t>
+              <w:t xml:space="preserve">   LHV</w:t>
             </w:r>
           </w:p>
         </w:tc>
@@ -8272,7 +8272,7 @@
                 <w:color w:val="1B2430"/>
                 <w:sz w:val="17"/>
               </w:rPr>
-              <w:t>2026-10-12</w:t>
+              <w:t>2026-10-20</w:t>
             </w:r>
           </w:p>
         </w:tc>
@@ -8321,7 +8321,7 @@
                   <w:color w:val="1B2430"/>
                   <w:sz w:val="18"/>
                 </w:rPr>
-                <w:t xml:space="preserve">LHV Bank Limited tegevjuhiks nimetati Damian Thompson</w:t>
+                <w:t xml:space="preserve">LHV Groupi 20. oktoobri investorkohtumise salvestus</w:t>
               </w:r>
             </w:hyperlink>
             <w:r>
@@ -8356,7 +8356,7 @@
                 <w:color w:val="1B2430"/>
                 <w:sz w:val="17"/>
               </w:rPr>
-              <w:t>2026-10-01</w:t>
+              <w:t>2026-10-12</w:t>
             </w:r>
           </w:p>
         </w:tc>
@@ -8400,6 +8400,90 @@
               <w:spacing w:before="0" w:after="0"/>
             </w:pPr>
             <w:hyperlink r:id="rId42">
+              <w:r>
+                <w:rPr>
+                  <w:color w:val="1B2430"/>
+                  <w:sz w:val="18"/>
+                </w:rPr>
+                <w:t xml:space="preserve">LHV Bank Limited tegevjuhiks nimetati Damian Thompson</w:t>
+              </w:r>
+            </w:hyperlink>
+            <w:r>
+              <w:rPr>
+                <w:b w:val="0"/>
+                <w:color w:val="667085"/>
+                <w:sz w:val="15"/>
+              </w:rPr>
+              <w:t xml:space="preserve">   GlobeNewswire</w:t>
+            </w:r>
+          </w:p>
+        </w:tc>
+      </w:tr>
+      <w:tr>
+        <w:tc>
+          <w:tcPr>
+            <w:tcW w:type="dxa" w:w="1020"/>
+            <w:tcBorders>
+              <w:top w:val="nil"/>
+              <w:left w:val="nil"/>
+              <w:bottom w:val="single" w:sz="4" w:color="E3E8EE" w:space="0"/>
+              <w:right w:val="nil"/>
+            </w:tcBorders>
+          </w:tcPr>
+          <w:p>
+            <w:pPr>
+              <w:spacing w:before="0" w:after="0"/>
+            </w:pPr>
+            <w:r>
+              <w:rPr>
+                <w:b w:val="0"/>
+                <w:color w:val="1B2430"/>
+                <w:sz w:val="17"/>
+              </w:rPr>
+              <w:t>2026-10-01</w:t>
+            </w:r>
+          </w:p>
+        </w:tc>
+        <w:tc>
+          <w:tcPr>
+            <w:tcW w:type="dxa" w:w="1361"/>
+            <w:tcBorders>
+              <w:top w:val="nil"/>
+              <w:left w:val="nil"/>
+              <w:bottom w:val="single" w:sz="4" w:color="E3E8EE" w:space="0"/>
+              <w:right w:val="nil"/>
+            </w:tcBorders>
+          </w:tcPr>
+          <w:p>
+            <w:pPr>
+              <w:spacing w:before="0" w:after="0"/>
+            </w:pPr>
+            <w:r>
+              <w:rPr>
+                <w:b/>
+                <w:color w:val="5F6B7A"/>
+                <w:sz w:val="14"/>
+                <w:shd w:val="clear" w:color="auto" w:fill="F0F2F5"/>
+              </w:rPr>
+              <w:t xml:space="preserve"> KITA </w:t>
+            </w:r>
+          </w:p>
+        </w:tc>
+        <w:tc>
+          <w:tcPr>
+            <w:tcW w:type="dxa" w:w="7257"/>
+            <w:tcBorders>
+              <w:top w:val="nil"/>
+              <w:left w:val="nil"/>
+              <w:bottom w:val="single" w:sz="4" w:color="E3E8EE" w:space="0"/>
+              <w:right w:val="nil"/>
+            </w:tcBorders>
+          </w:tcPr>
+          <w:p>
+            <w:pPr>
+              <w:spacing w:before="0" w:after="0"/>
+            </w:pPr>
+            <w:hyperlink r:id="rId43">
               <w:r>
                 <w:rPr>
                   <w:color w:val="1B2430"/>
@@ -8595,7 +8679,7 @@
               </w:rPr>
               <w:t>Viešai skelbiamas veiklų, kurios prieštarauja kredito politikai, sąrašas</w:t>
             </w:r>
-            <w:hyperlink r:id="rId43">
+            <w:hyperlink r:id="rId44">
               <w:r>
                 <w:rPr>
                   <w:color w:val="2A78D6"/>
@@ -8639,7 +8723,7 @@
               </w:rPr>
               <w:t>Kredito politika draudžia finansuoti klientus, kurių veikla aiškiai pažeidžia žmogaus teises ar daro rimtą žalą aplinkai</w:t>
             </w:r>
-            <w:hyperlink r:id="rId44">
+            <w:hyperlink r:id="rId45">
               <w:r>
                 <w:rPr>
                   <w:color w:val="2A78D6"/>
@@ -8903,7 +8987,7 @@
                 <w:color w:val="333333"/>
                 <w:sz w:val="18"/>
               </w:rPr>
-              <w:t>Nerasta EU, UN, US OFAC konsoliduotuose sankcijų sąrašuose (automatinė patikra 2026-10-26).</w:t>
+              <w:t>Nerasta EU, UN, US OFAC konsoliduotuose sankcijų sąrašuose (automatinė patikra 2026-10-27).</w:t>
             </w:r>
           </w:p>
           <w:p>
@@ -8944,7 +9028,7 @@
               </w:rPr>
               <w:t>OFAC sankcijų paieška</w:t>
             </w:r>
-            <w:hyperlink r:id="rId45">
+            <w:hyperlink r:id="rId46">
               <w:r>
                 <w:rPr>
                   <w:color w:val="2A78D6"/>
@@ -8980,7 +9064,7 @@
               </w:rPr>
               <w:t>ES sankcijų žemėlapis</w:t>
             </w:r>
-            <w:hyperlink r:id="rId46">
+            <w:hyperlink r:id="rId47">
               <w:r>
                 <w:rPr>
                   <w:color w:val="2A78D6"/>
@@ -9144,7 +9228,7 @@
               </w:rPr>
               <w:t>Svarbiausia byla, kurioje LHV yra reikalaujanti šalis: 2025-07 bankas pranešė Pinigų plovimo duomenų biurui ketinantis reikalauti 247,5 mln. EUR baudos, nes biuras be teisinio pagrindo 1 289 kartus gavo LHV klientų sąskaitų išrašus</w:t>
             </w:r>
-            <w:hyperlink r:id="rId47">
+            <w:hyperlink r:id="rId48">
               <w:r>
                 <w:rPr>
                   <w:color w:val="2A78D6"/>
@@ -9186,7 +9270,7 @@
                 <w:color w:val="333333"/>
                 <w:sz w:val="18"/>
               </w:rPr>
-              <w:t>Naujienų suvestinė 2026-07-28 – 2026-10-26: 11 pranešimų, iš jų su neigiamu žodžiu antraštėje – 0 (plačiau – skiltyje „Ką rašo spauda“).</w:t>
+              <w:t>Naujienų suvestinė 2026-07-29 – 2026-10-27: 12 pranešimų, iš jų su neigiamu žodžiu antraštėje – 0 (plačiau – skiltyje „Ką rašo spauda“).</w:t>
             </w:r>
           </w:p>
         </w:tc>
@@ -9345,7 +9429,7 @@
               </w:rPr>
               <w:t>Energiją taupančių būstų paskolos, elektromobilių lizingas, daugiabučių renovacijos ir energetikos projektų paskolos, EIF tvarių paskolų programa</w:t>
             </w:r>
-            <w:hyperlink r:id="rId44">
+            <w:hyperlink r:id="rId45">
               <w:r>
                 <w:rPr>
                   <w:color w:val="2A78D6"/>
@@ -9402,7 +9486,7 @@
               </w:rPr>
               <w:t>Bent 50 % naujų būsto paskolų – A ir B energinės klasės, 100 % elektros iš atsinaujinančių šaltinių iki 2030 m.</w:t>
             </w:r>
-            <w:hyperlink r:id="rId48">
+            <w:hyperlink r:id="rId49">
               <w:r>
                 <w:rPr>
                   <w:color w:val="2A78D6"/>
@@ -9446,7 +9530,7 @@
               </w:rPr>
               <w:t>Nuo 2030 m. nebus finansuojami nauji dyzeliniai lengvieji automobiliai</w:t>
             </w:r>
-            <w:hyperlink r:id="rId49">
+            <w:hyperlink r:id="rId50">
               <w:r>
                 <w:rPr>
                   <w:color w:val="2A78D6"/>
@@ -9566,7 +9650,7 @@
               </w:rPr>
               <w:t>Siekia prisidėti prie Paryžiaus susitarimo tikslų ir perėjimo prie klimatui neutralios ekonomikos iki 2050 m.</w:t>
             </w:r>
-            <w:hyperlink r:id="rId44">
+            <w:hyperlink r:id="rId45">
               <w:r>
                 <w:rPr>
                   <w:color w:val="2A78D6"/>
@@ -9610,7 +9694,7 @@
               </w:rPr>
               <w:t>Žaliojo turto santykis – 4,86 %</w:t>
             </w:r>
-            <w:hyperlink r:id="rId50">
+            <w:hyperlink r:id="rId51">
               <w:r>
                 <w:rPr>
                   <w:color w:val="2A78D6"/>
@@ -9845,7 +9929,7 @@
               </w:rPr>
               <w:t>SEB neturi bankų sektoriaus politikos, todėl taikoma investicijų politika bei aplinkosaugos ir socialinė / žmogaus teisių politikos</w:t>
             </w:r>
-            <w:hyperlink r:id="rId51">
+            <w:hyperlink r:id="rId52">
               <w:r>
                 <w:rPr>
                   <w:color w:val="2A78D6"/>
@@ -9902,7 +9986,7 @@
               </w:rPr>
               <w:t>Veiklų išimčių sąrašas</w:t>
             </w:r>
-            <w:hyperlink r:id="rId43">
+            <w:hyperlink r:id="rId44">
               <w:r>
                 <w:rPr>
                   <w:color w:val="2A78D6"/>
@@ -9938,7 +10022,7 @@
               </w:rPr>
               <w:t>Žmogaus teisių ir aplinkos kriterijai kredito politikoje</w:t>
             </w:r>
-            <w:hyperlink r:id="rId44">
+            <w:hyperlink r:id="rId45">
               <w:r>
                 <w:rPr>
                   <w:color w:val="2A78D6"/>
@@ -9974,7 +10058,7 @@
               </w:rPr>
               <w:t>Žmogaus teisių rizikų vertinimas</w:t>
             </w:r>
-            <w:hyperlink r:id="rId52">
+            <w:hyperlink r:id="rId53">
               <w:r>
                 <w:rPr>
                   <w:color w:val="2A78D6"/>
@@ -10010,7 +10094,7 @@
               </w:rPr>
               <w:t>Klimato tikslai</w:t>
             </w:r>
-            <w:hyperlink r:id="rId48">
+            <w:hyperlink r:id="rId49">
               <w:r>
                 <w:rPr>
                   <w:color w:val="2A78D6"/>
@@ -10046,7 +10130,7 @@
               </w:rPr>
               <w:t>ESG politika</w:t>
             </w:r>
-            <w:hyperlink r:id="rId43">
+            <w:hyperlink r:id="rId44">
               <w:r>
                 <w:rPr>
                   <w:color w:val="2A78D6"/>
@@ -10103,7 +10187,7 @@
               </w:rPr>
               <w:t>Finansuojamos emisijos (PCAF) skaičiais neskelbiamos</w:t>
             </w:r>
-            <w:hyperlink r:id="rId53">
+            <w:hyperlink r:id="rId54">
               <w:r>
                 <w:rPr>
                   <w:color w:val="2A78D6"/>
@@ -10383,7 +10467,7 @@
               </w:rPr>
               <w:t>Nuosavos 1 apimties emisijos – 0 t CO2e, 3 apimties – 573 454 t CO2e 2025 m.</w:t>
             </w:r>
-            <w:hyperlink r:id="rId54">
+            <w:hyperlink r:id="rId55">
               <w:r>
                 <w:rPr>
                   <w:color w:val="2A78D6"/>
@@ -10419,7 +10503,7 @@
               </w:rPr>
               <w:t>Žaliojo turto santykis 4,86 %</w:t>
             </w:r>
-            <w:hyperlink r:id="rId50">
+            <w:hyperlink r:id="rId51">
               <w:r>
                 <w:rPr>
                   <w:color w:val="2A78D6"/>
@@ -10455,7 +10539,7 @@
               </w:rPr>
               <w:t>Moterų dalis grupės valdyboje ir taryboje – 30 %</w:t>
             </w:r>
-            <w:hyperlink r:id="rId55">
+            <w:hyperlink r:id="rId56">
               <w:r>
                 <w:rPr>
                   <w:color w:val="2A78D6"/>
@@ -11431,7 +11515,7 @@
         <w:t>33.</w:t>
         <w:tab/>
       </w:r>
-      <w:hyperlink r:id="rId43">
+      <w:hyperlink r:id="rId44">
         <w:r>
           <w:rPr>
             <w:color w:val="2A78D6"/>
@@ -11458,7 +11542,7 @@
         <w:t>34.</w:t>
         <w:tab/>
       </w:r>
-      <w:hyperlink r:id="rId44">
+      <w:hyperlink r:id="rId45">
         <w:r>
           <w:rPr>
             <w:color w:val="2A78D6"/>
@@ -11485,7 +11569,7 @@
         <w:t>35.</w:t>
         <w:tab/>
       </w:r>
-      <w:hyperlink r:id="rId45">
+      <w:hyperlink r:id="rId46">
         <w:r>
           <w:rPr>
             <w:color w:val="2A78D6"/>
@@ -11512,7 +11596,7 @@
         <w:t>36.</w:t>
         <w:tab/>
       </w:r>
-      <w:hyperlink r:id="rId46">
+      <w:hyperlink r:id="rId47">
         <w:r>
           <w:rPr>
             <w:color w:val="2A78D6"/>
@@ -11539,7 +11623,7 @@
         <w:t>37.</w:t>
         <w:tab/>
       </w:r>
-      <w:hyperlink r:id="rId47">
+      <w:hyperlink r:id="rId48">
         <w:r>
           <w:rPr>
             <w:color w:val="2A78D6"/>
@@ -11566,7 +11650,7 @@
         <w:t>38.</w:t>
         <w:tab/>
       </w:r>
-      <w:hyperlink r:id="rId48">
+      <w:hyperlink r:id="rId49">
         <w:r>
           <w:rPr>
             <w:color w:val="2A78D6"/>
@@ -11593,7 +11677,7 @@
         <w:t>39.</w:t>
         <w:tab/>
       </w:r>
-      <w:hyperlink r:id="rId49">
+      <w:hyperlink r:id="rId50">
         <w:r>
           <w:rPr>
             <w:color w:val="2A78D6"/>
@@ -11620,7 +11704,7 @@
         <w:t>40.</w:t>
         <w:tab/>
       </w:r>
-      <w:hyperlink r:id="rId44">
+      <w:hyperlink r:id="rId45">
         <w:r>
           <w:rPr>
             <w:color w:val="2A78D6"/>
@@ -11647,7 +11731,7 @@
         <w:t>41.</w:t>
         <w:tab/>
       </w:r>
-      <w:hyperlink r:id="rId50">
+      <w:hyperlink r:id="rId51">
         <w:r>
           <w:rPr>
             <w:color w:val="2A78D6"/>
@@ -11674,7 +11758,7 @@
         <w:t>42.</w:t>
         <w:tab/>
       </w:r>
-      <w:hyperlink r:id="rId51">
+      <w:hyperlink r:id="rId52">
         <w:r>
           <w:rPr>
             <w:color w:val="2A78D6"/>
@@ -11701,7 +11785,7 @@
         <w:t>43.</w:t>
         <w:tab/>
       </w:r>
-      <w:hyperlink r:id="rId52">
+      <w:hyperlink r:id="rId53">
         <w:r>
           <w:rPr>
             <w:color w:val="2A78D6"/>
@@ -11728,7 +11812,7 @@
         <w:t>44.</w:t>
         <w:tab/>
       </w:r>
-      <w:hyperlink r:id="rId53">
+      <w:hyperlink r:id="rId54">
         <w:r>
           <w:rPr>
             <w:color w:val="2A78D6"/>
@@ -11755,7 +11839,7 @@
         <w:t>45.</w:t>
         <w:tab/>
       </w:r>
-      <w:hyperlink r:id="rId54">
+      <w:hyperlink r:id="rId55">
         <w:r>
           <w:rPr>
             <w:color w:val="2A78D6"/>
@@ -11782,7 +11866,7 @@
         <w:t>46.</w:t>
         <w:tab/>
       </w:r>
-      <w:hyperlink r:id="rId55">
+      <w:hyperlink r:id="rId56">
         <w:r>
           <w:rPr>
             <w:color w:val="2A78D6"/>

--- a/docs/files/lhv/lhv_9M2026_lt.docx
+++ b/docs/files/lhv/lhv_9M2026_lt.docx
@@ -7719,7 +7719,7 @@
           <w:color w:val="667085"/>
           <w:sz w:val="18"/>
         </w:rPr>
-        <w:t>Automatinė naujienų paieška (Google News, EE), 2026-07-29 – 2026-10-27: 12 pranešimų.</w:t>
+        <w:t>Automatinė naujienų paieška (Google News, EE), 2026-07-30 – 2026-10-28: 12 pranešimų.</w:t>
       </w:r>
     </w:p>
     <w:tbl>
@@ -8987,7 +8987,7 @@
                 <w:color w:val="333333"/>
                 <w:sz w:val="18"/>
               </w:rPr>
-              <w:t>Nerasta EU, UN, US OFAC konsoliduotuose sankcijų sąrašuose (automatinė patikra 2026-10-27).</w:t>
+              <w:t>Nerasta EU, UN, US OFAC konsoliduotuose sankcijų sąrašuose (automatinė patikra 2026-10-28).</w:t>
             </w:r>
           </w:p>
           <w:p>
@@ -9270,7 +9270,7 @@
                 <w:color w:val="333333"/>
                 <w:sz w:val="18"/>
               </w:rPr>
-              <w:t>Naujienų suvestinė 2026-07-29 – 2026-10-27: 12 pranešimų, iš jų su neigiamu žodžiu antraštėje – 0 (plačiau – skiltyje „Ką rašo spauda“).</w:t>
+              <w:t>Naujienų suvestinė 2026-07-30 – 2026-10-28: 12 pranešimų, iš jų su neigiamu žodžiu antraštėje – 0 (plačiau – skiltyje „Ką rašo spauda“).</w:t>
             </w:r>
           </w:p>
         </w:tc>

--- a/docs/files/lhv/lhv_9M2026_lt.docx
+++ b/docs/files/lhv/lhv_9M2026_lt.docx
@@ -7719,7 +7719,7 @@
           <w:color w:val="667085"/>
           <w:sz w:val="18"/>
         </w:rPr>
-        <w:t>Automatinė naujienų paieška (Google News, EE), 2026-07-30 – 2026-10-28: 12 pranešimų.</w:t>
+        <w:t>Automatinė naujienų paieška (Google News, EE), 2026-08-01 – 2026-10-30: 13 pranešimų.</w:t>
       </w:r>
     </w:p>
     <w:tbl>
@@ -8104,7 +8104,7 @@
                 <w:color w:val="1B2430"/>
                 <w:sz w:val="17"/>
               </w:rPr>
-              <w:t>2026-10-27</w:t>
+              <w:t>2026-10-28</w:t>
             </w:r>
           </w:p>
         </w:tc>
@@ -8153,7 +8153,7 @@
                   <w:color w:val="1B2430"/>
                   <w:sz w:val="18"/>
                 </w:rPr>
-                <w:t xml:space="preserve">LHV Groupi 2027. aasta finantskalender</w:t>
+                <w:t xml:space="preserve">LHV PIKi portfellid on kasvanud üle 125 miljoni euro</w:t>
               </w:r>
             </w:hyperlink>
             <w:r>
@@ -8162,7 +8162,7 @@
                 <w:color w:val="667085"/>
                 <w:sz w:val="15"/>
               </w:rPr>
-              <w:t xml:space="preserve">   GlobeNewswire</w:t>
+              <w:t xml:space="preserve">   LHV</w:t>
             </w:r>
           </w:p>
         </w:tc>
@@ -8188,7 +8188,7 @@
                 <w:color w:val="1B2430"/>
                 <w:sz w:val="17"/>
               </w:rPr>
-              <w:t>2026-10-22</w:t>
+              <w:t>2026-10-27</w:t>
             </w:r>
           </w:p>
         </w:tc>
@@ -8237,7 +8237,7 @@
                   <w:color w:val="1B2430"/>
                   <w:sz w:val="18"/>
                 </w:rPr>
-                <w:t xml:space="preserve">Kuhu investeeriti LHV Kasvukontoga III kvartalis 2026?</w:t>
+                <w:t xml:space="preserve">LHV Groupi 2027. aasta finantskalender</w:t>
               </w:r>
             </w:hyperlink>
             <w:r>
@@ -8246,7 +8246,7 @@
                 <w:color w:val="667085"/>
                 <w:sz w:val="15"/>
               </w:rPr>
-              <w:t xml:space="preserve">   LHV</w:t>
+              <w:t xml:space="preserve">   GlobeNewswire</w:t>
             </w:r>
           </w:p>
         </w:tc>
@@ -8272,7 +8272,7 @@
                 <w:color w:val="1B2430"/>
                 <w:sz w:val="17"/>
               </w:rPr>
-              <w:t>2026-10-20</w:t>
+              <w:t>2026-10-22</w:t>
             </w:r>
           </w:p>
         </w:tc>
@@ -8321,7 +8321,7 @@
                   <w:color w:val="1B2430"/>
                   <w:sz w:val="18"/>
                 </w:rPr>
-                <w:t xml:space="preserve">LHV Groupi 20. oktoobri investorkohtumise salvestus</w:t>
+                <w:t xml:space="preserve">Kuhu investeeriti LHV Kasvukontoga III kvartalis 2026?</w:t>
               </w:r>
             </w:hyperlink>
             <w:r>
@@ -8330,7 +8330,7 @@
                 <w:color w:val="667085"/>
                 <w:sz w:val="15"/>
               </w:rPr>
-              <w:t xml:space="preserve">   GlobeNewswire</w:t>
+              <w:t xml:space="preserve">   LHV</w:t>
             </w:r>
           </w:p>
         </w:tc>
@@ -8356,7 +8356,7 @@
                 <w:color w:val="1B2430"/>
                 <w:sz w:val="17"/>
               </w:rPr>
-              <w:t>2026-10-12</w:t>
+              <w:t>2026-10-20</w:t>
             </w:r>
           </w:p>
         </w:tc>
@@ -8405,7 +8405,7 @@
                   <w:color w:val="1B2430"/>
                   <w:sz w:val="18"/>
                 </w:rPr>
-                <w:t xml:space="preserve">LHV Bank Limited tegevjuhiks nimetati Damian Thompson</w:t>
+                <w:t xml:space="preserve">LHV Groupi 20. oktoobri investorkohtumise salvestus</w:t>
               </w:r>
             </w:hyperlink>
             <w:r>
@@ -8440,7 +8440,7 @@
                 <w:color w:val="1B2430"/>
                 <w:sz w:val="17"/>
               </w:rPr>
-              <w:t>2026-10-01</w:t>
+              <w:t>2026-10-12</w:t>
             </w:r>
           </w:p>
         </w:tc>
@@ -8484,6 +8484,90 @@
               <w:spacing w:before="0" w:after="0"/>
             </w:pPr>
             <w:hyperlink r:id="rId43">
+              <w:r>
+                <w:rPr>
+                  <w:color w:val="1B2430"/>
+                  <w:sz w:val="18"/>
+                </w:rPr>
+                <w:t xml:space="preserve">LHV Bank Limited tegevjuhiks nimetati Damian Thompson</w:t>
+              </w:r>
+            </w:hyperlink>
+            <w:r>
+              <w:rPr>
+                <w:b w:val="0"/>
+                <w:color w:val="667085"/>
+                <w:sz w:val="15"/>
+              </w:rPr>
+              <w:t xml:space="preserve">   GlobeNewswire</w:t>
+            </w:r>
+          </w:p>
+        </w:tc>
+      </w:tr>
+      <w:tr>
+        <w:tc>
+          <w:tcPr>
+            <w:tcW w:type="dxa" w:w="1020"/>
+            <w:tcBorders>
+              <w:top w:val="nil"/>
+              <w:left w:val="nil"/>
+              <w:bottom w:val="single" w:sz="4" w:color="E3E8EE" w:space="0"/>
+              <w:right w:val="nil"/>
+            </w:tcBorders>
+          </w:tcPr>
+          <w:p>
+            <w:pPr>
+              <w:spacing w:before="0" w:after="0"/>
+            </w:pPr>
+            <w:r>
+              <w:rPr>
+                <w:b w:val="0"/>
+                <w:color w:val="1B2430"/>
+                <w:sz w:val="17"/>
+              </w:rPr>
+              <w:t>2026-10-01</w:t>
+            </w:r>
+          </w:p>
+        </w:tc>
+        <w:tc>
+          <w:tcPr>
+            <w:tcW w:type="dxa" w:w="1361"/>
+            <w:tcBorders>
+              <w:top w:val="nil"/>
+              <w:left w:val="nil"/>
+              <w:bottom w:val="single" w:sz="4" w:color="E3E8EE" w:space="0"/>
+              <w:right w:val="nil"/>
+            </w:tcBorders>
+          </w:tcPr>
+          <w:p>
+            <w:pPr>
+              <w:spacing w:before="0" w:after="0"/>
+            </w:pPr>
+            <w:r>
+              <w:rPr>
+                <w:b/>
+                <w:color w:val="5F6B7A"/>
+                <w:sz w:val="14"/>
+                <w:shd w:val="clear" w:color="auto" w:fill="F0F2F5"/>
+              </w:rPr>
+              <w:t xml:space="preserve"> KITA </w:t>
+            </w:r>
+          </w:p>
+        </w:tc>
+        <w:tc>
+          <w:tcPr>
+            <w:tcW w:type="dxa" w:w="7257"/>
+            <w:tcBorders>
+              <w:top w:val="nil"/>
+              <w:left w:val="nil"/>
+              <w:bottom w:val="single" w:sz="4" w:color="E3E8EE" w:space="0"/>
+              <w:right w:val="nil"/>
+            </w:tcBorders>
+          </w:tcPr>
+          <w:p>
+            <w:pPr>
+              <w:spacing w:before="0" w:after="0"/>
+            </w:pPr>
+            <w:hyperlink r:id="rId44">
               <w:r>
                 <w:rPr>
                   <w:color w:val="1B2430"/>
@@ -8679,7 +8763,7 @@
               </w:rPr>
               <w:t>Viešai skelbiamas veiklų, kurios prieštarauja kredito politikai, sąrašas</w:t>
             </w:r>
-            <w:hyperlink r:id="rId44">
+            <w:hyperlink r:id="rId45">
               <w:r>
                 <w:rPr>
                   <w:color w:val="2A78D6"/>
@@ -8723,7 +8807,7 @@
               </w:rPr>
               <w:t>Kredito politika draudžia finansuoti klientus, kurių veikla aiškiai pažeidžia žmogaus teises ar daro rimtą žalą aplinkai</w:t>
             </w:r>
-            <w:hyperlink r:id="rId45">
+            <w:hyperlink r:id="rId46">
               <w:r>
                 <w:rPr>
                   <w:color w:val="2A78D6"/>
@@ -8987,7 +9071,7 @@
                 <w:color w:val="333333"/>
                 <w:sz w:val="18"/>
               </w:rPr>
-              <w:t>Nerasta EU, UN, US OFAC konsoliduotuose sankcijų sąrašuose (automatinė patikra 2026-10-28).</w:t>
+              <w:t>Nerasta EU, UN, US OFAC konsoliduotuose sankcijų sąrašuose (automatinė patikra 2026-10-30).</w:t>
             </w:r>
           </w:p>
           <w:p>
@@ -9028,7 +9112,7 @@
               </w:rPr>
               <w:t>OFAC sankcijų paieška</w:t>
             </w:r>
-            <w:hyperlink r:id="rId46">
+            <w:hyperlink r:id="rId47">
               <w:r>
                 <w:rPr>
                   <w:color w:val="2A78D6"/>
@@ -9064,7 +9148,7 @@
               </w:rPr>
               <w:t>ES sankcijų žemėlapis</w:t>
             </w:r>
-            <w:hyperlink r:id="rId47">
+            <w:hyperlink r:id="rId48">
               <w:r>
                 <w:rPr>
                   <w:color w:val="2A78D6"/>
@@ -9228,7 +9312,7 @@
               </w:rPr>
               <w:t>Svarbiausia byla, kurioje LHV yra reikalaujanti šalis: 2025-07 bankas pranešė Pinigų plovimo duomenų biurui ketinantis reikalauti 247,5 mln. EUR baudos, nes biuras be teisinio pagrindo 1 289 kartus gavo LHV klientų sąskaitų išrašus</w:t>
             </w:r>
-            <w:hyperlink r:id="rId48">
+            <w:hyperlink r:id="rId49">
               <w:r>
                 <w:rPr>
                   <w:color w:val="2A78D6"/>
@@ -9270,7 +9354,7 @@
                 <w:color w:val="333333"/>
                 <w:sz w:val="18"/>
               </w:rPr>
-              <w:t>Naujienų suvestinė 2026-07-30 – 2026-10-28: 12 pranešimų, iš jų su neigiamu žodžiu antraštėje – 0 (plačiau – skiltyje „Ką rašo spauda“).</w:t>
+              <w:t>Naujienų suvestinė 2026-08-01 – 2026-10-30: 13 pranešimų, iš jų su neigiamu žodžiu antraštėje – 0 (plačiau – skiltyje „Ką rašo spauda“).</w:t>
             </w:r>
           </w:p>
         </w:tc>
@@ -9429,7 +9513,7 @@
               </w:rPr>
               <w:t>Energiją taupančių būstų paskolos, elektromobilių lizingas, daugiabučių renovacijos ir energetikos projektų paskolos, EIF tvarių paskolų programa</w:t>
             </w:r>
-            <w:hyperlink r:id="rId45">
+            <w:hyperlink r:id="rId46">
               <w:r>
                 <w:rPr>
                   <w:color w:val="2A78D6"/>
@@ -9486,7 +9570,7 @@
               </w:rPr>
               <w:t>Bent 50 % naujų būsto paskolų – A ir B energinės klasės, 100 % elektros iš atsinaujinančių šaltinių iki 2030 m.</w:t>
             </w:r>
-            <w:hyperlink r:id="rId49">
+            <w:hyperlink r:id="rId50">
               <w:r>
                 <w:rPr>
                   <w:color w:val="2A78D6"/>
@@ -9530,7 +9614,7 @@
               </w:rPr>
               <w:t>Nuo 2030 m. nebus finansuojami nauji dyzeliniai lengvieji automobiliai</w:t>
             </w:r>
-            <w:hyperlink r:id="rId50">
+            <w:hyperlink r:id="rId51">
               <w:r>
                 <w:rPr>
                   <w:color w:val="2A78D6"/>
@@ -9650,7 +9734,7 @@
               </w:rPr>
               <w:t>Siekia prisidėti prie Paryžiaus susitarimo tikslų ir perėjimo prie klimatui neutralios ekonomikos iki 2050 m.</w:t>
             </w:r>
-            <w:hyperlink r:id="rId45">
+            <w:hyperlink r:id="rId46">
               <w:r>
                 <w:rPr>
                   <w:color w:val="2A78D6"/>
@@ -9694,7 +9778,7 @@
               </w:rPr>
               <w:t>Žaliojo turto santykis – 4,86 %</w:t>
             </w:r>
-            <w:hyperlink r:id="rId51">
+            <w:hyperlink r:id="rId52">
               <w:r>
                 <w:rPr>
                   <w:color w:val="2A78D6"/>
@@ -9929,7 +10013,7 @@
               </w:rPr>
               <w:t>SEB neturi bankų sektoriaus politikos, todėl taikoma investicijų politika bei aplinkosaugos ir socialinė / žmogaus teisių politikos</w:t>
             </w:r>
-            <w:hyperlink r:id="rId52">
+            <w:hyperlink r:id="rId53">
               <w:r>
                 <w:rPr>
                   <w:color w:val="2A78D6"/>
@@ -9986,7 +10070,7 @@
               </w:rPr>
               <w:t>Veiklų išimčių sąrašas</w:t>
             </w:r>
-            <w:hyperlink r:id="rId44">
+            <w:hyperlink r:id="rId45">
               <w:r>
                 <w:rPr>
                   <w:color w:val="2A78D6"/>
@@ -10022,7 +10106,7 @@
               </w:rPr>
               <w:t>Žmogaus teisių ir aplinkos kriterijai kredito politikoje</w:t>
             </w:r>
-            <w:hyperlink r:id="rId45">
+            <w:hyperlink r:id="rId46">
               <w:r>
                 <w:rPr>
                   <w:color w:val="2A78D6"/>
@@ -10058,7 +10142,7 @@
               </w:rPr>
               <w:t>Žmogaus teisių rizikų vertinimas</w:t>
             </w:r>
-            <w:hyperlink r:id="rId53">
+            <w:hyperlink r:id="rId54">
               <w:r>
                 <w:rPr>
                   <w:color w:val="2A78D6"/>
@@ -10094,7 +10178,7 @@
               </w:rPr>
               <w:t>Klimato tikslai</w:t>
             </w:r>
-            <w:hyperlink r:id="rId49">
+            <w:hyperlink r:id="rId50">
               <w:r>
                 <w:rPr>
                   <w:color w:val="2A78D6"/>
@@ -10130,7 +10214,7 @@
               </w:rPr>
               <w:t>ESG politika</w:t>
             </w:r>
-            <w:hyperlink r:id="rId44">
+            <w:hyperlink r:id="rId45">
               <w:r>
                 <w:rPr>
                   <w:color w:val="2A78D6"/>
@@ -10187,7 +10271,7 @@
               </w:rPr>
               <w:t>Finansuojamos emisijos (PCAF) skaičiais neskelbiamos</w:t>
             </w:r>
-            <w:hyperlink r:id="rId54">
+            <w:hyperlink r:id="rId55">
               <w:r>
                 <w:rPr>
                   <w:color w:val="2A78D6"/>
@@ -10467,7 +10551,7 @@
               </w:rPr>
               <w:t>Nuosavos 1 apimties emisijos – 0 t CO2e, 3 apimties – 573 454 t CO2e 2025 m.</w:t>
             </w:r>
-            <w:hyperlink r:id="rId55">
+            <w:hyperlink r:id="rId56">
               <w:r>
                 <w:rPr>
                   <w:color w:val="2A78D6"/>
@@ -10503,7 +10587,7 @@
               </w:rPr>
               <w:t>Žaliojo turto santykis 4,86 %</w:t>
             </w:r>
-            <w:hyperlink r:id="rId51">
+            <w:hyperlink r:id="rId52">
               <w:r>
                 <w:rPr>
                   <w:color w:val="2A78D6"/>
@@ -10539,7 +10623,7 @@
               </w:rPr>
               <w:t>Moterų dalis grupės valdyboje ir taryboje – 30 %</w:t>
             </w:r>
-            <w:hyperlink r:id="rId56">
+            <w:hyperlink r:id="rId57">
               <w:r>
                 <w:rPr>
                   <w:color w:val="2A78D6"/>
@@ -11515,7 +11599,7 @@
         <w:t>33.</w:t>
         <w:tab/>
       </w:r>
-      <w:hyperlink r:id="rId44">
+      <w:hyperlink r:id="rId45">
         <w:r>
           <w:rPr>
             <w:color w:val="2A78D6"/>
@@ -11542,7 +11626,7 @@
         <w:t>34.</w:t>
         <w:tab/>
       </w:r>
-      <w:hyperlink r:id="rId45">
+      <w:hyperlink r:id="rId46">
         <w:r>
           <w:rPr>
             <w:color w:val="2A78D6"/>
@@ -11569,7 +11653,7 @@
         <w:t>35.</w:t>
         <w:tab/>
       </w:r>
-      <w:hyperlink r:id="rId46">
+      <w:hyperlink r:id="rId47">
         <w:r>
           <w:rPr>
             <w:color w:val="2A78D6"/>
@@ -11596,7 +11680,7 @@
         <w:t>36.</w:t>
         <w:tab/>
       </w:r>
-      <w:hyperlink r:id="rId47">
+      <w:hyperlink r:id="rId48">
         <w:r>
           <w:rPr>
             <w:color w:val="2A78D6"/>
@@ -11623,7 +11707,7 @@
         <w:t>37.</w:t>
         <w:tab/>
       </w:r>
-      <w:hyperlink r:id="rId48">
+      <w:hyperlink r:id="rId49">
         <w:r>
           <w:rPr>
             <w:color w:val="2A78D6"/>
@@ -11650,7 +11734,7 @@
         <w:t>38.</w:t>
         <w:tab/>
       </w:r>
-      <w:hyperlink r:id="rId49">
+      <w:hyperlink r:id="rId50">
         <w:r>
           <w:rPr>
             <w:color w:val="2A78D6"/>
@@ -11677,7 +11761,7 @@
         <w:t>39.</w:t>
         <w:tab/>
       </w:r>
-      <w:hyperlink r:id="rId50">
+      <w:hyperlink r:id="rId51">
         <w:r>
           <w:rPr>
             <w:color w:val="2A78D6"/>
@@ -11704,7 +11788,7 @@
         <w:t>40.</w:t>
         <w:tab/>
       </w:r>
-      <w:hyperlink r:id="rId45">
+      <w:hyperlink r:id="rId46">
         <w:r>
           <w:rPr>
             <w:color w:val="2A78D6"/>
@@ -11731,7 +11815,7 @@
         <w:t>41.</w:t>
         <w:tab/>
       </w:r>
-      <w:hyperlink r:id="rId51">
+      <w:hyperlink r:id="rId52">
         <w:r>
           <w:rPr>
             <w:color w:val="2A78D6"/>
@@ -11758,7 +11842,7 @@
         <w:t>42.</w:t>
         <w:tab/>
       </w:r>
-      <w:hyperlink r:id="rId52">
+      <w:hyperlink r:id="rId53">
         <w:r>
           <w:rPr>
             <w:color w:val="2A78D6"/>
@@ -11785,7 +11869,7 @@
         <w:t>43.</w:t>
         <w:tab/>
       </w:r>
-      <w:hyperlink r:id="rId53">
+      <w:hyperlink r:id="rId54">
         <w:r>
           <w:rPr>
             <w:color w:val="2A78D6"/>
@@ -11812,7 +11896,7 @@
         <w:t>44.</w:t>
         <w:tab/>
       </w:r>
-      <w:hyperlink r:id="rId54">
+      <w:hyperlink r:id="rId55">
         <w:r>
           <w:rPr>
             <w:color w:val="2A78D6"/>
@@ -11839,7 +11923,7 @@
         <w:t>45.</w:t>
         <w:tab/>
       </w:r>
-      <w:hyperlink r:id="rId55">
+      <w:hyperlink r:id="rId56">
         <w:r>
           <w:rPr>
             <w:color w:val="2A78D6"/>
@@ -11866,7 +11950,7 @@
         <w:t>46.</w:t>
         <w:tab/>
       </w:r>
-      <w:hyperlink r:id="rId56">
+      <w:hyperlink r:id="rId57">
         <w:r>
           <w:rPr>
             <w:color w:val="2A78D6"/>

--- a/docs/files/lhv/lhv_9M2026_lt.docx
+++ b/docs/files/lhv/lhv_9M2026_lt.docx
@@ -7719,7 +7719,7 @@
           <w:color w:val="667085"/>
           <w:sz w:val="18"/>
         </w:rPr>
-        <w:t>Automatinė naujienų paieška (Google News, EE), 2026-08-01 – 2026-10-30: 13 pranešimų.</w:t>
+        <w:t>Automatinė naujienų paieška (Google News, EE), 2026-08-02 – 2026-10-31: 14 pranešimų.</w:t>
       </w:r>
     </w:p>
     <w:tbl>
@@ -8489,7 +8489,7 @@
                   <w:color w:val="1B2430"/>
                   <w:sz w:val="18"/>
                 </w:rPr>
-                <w:t xml:space="preserve">LHV Bank Limited tegevjuhiks nimetati Damian Thompson</w:t>
+                <w:t xml:space="preserve">LHV leidis Ühendkuningriiki uue juhi</w:t>
               </w:r>
             </w:hyperlink>
             <w:r>
@@ -8498,7 +8498,7 @@
                 <w:color w:val="667085"/>
                 <w:sz w:val="15"/>
               </w:rPr>
-              <w:t xml:space="preserve">   GlobeNewswire</w:t>
+              <w:t xml:space="preserve">   Äripäev</w:t>
             </w:r>
           </w:p>
         </w:tc>
@@ -8524,7 +8524,7 @@
                 <w:color w:val="1B2430"/>
                 <w:sz w:val="17"/>
               </w:rPr>
-              <w:t>2026-10-01</w:t>
+              <w:t>2026-10-12</w:t>
             </w:r>
           </w:p>
         </w:tc>
@@ -8573,7 +8573,7 @@
                   <w:color w:val="1B2430"/>
                   <w:sz w:val="18"/>
                 </w:rPr>
-                <w:t xml:space="preserve">Mis aktsiaid ostsid ja müüsid LHV kliendid septembris?</w:t>
+                <w:t xml:space="preserve">LHV Bank Limited tegevjuhiks nimetati Damian Thompson</w:t>
               </w:r>
             </w:hyperlink>
             <w:r>
@@ -8582,7 +8582,7 @@
                 <w:color w:val="667085"/>
                 <w:sz w:val="15"/>
               </w:rPr>
-              <w:t xml:space="preserve">   LHV Finantsportaal</w:t>
+              <w:t xml:space="preserve">   GlobeNewswire</w:t>
             </w:r>
           </w:p>
         </w:tc>
@@ -9071,7 +9071,7 @@
                 <w:color w:val="333333"/>
                 <w:sz w:val="18"/>
               </w:rPr>
-              <w:t>Nerasta EU, UN, US OFAC konsoliduotuose sankcijų sąrašuose (automatinė patikra 2026-10-30).</w:t>
+              <w:t>Nerasta EU, UN, US OFAC konsoliduotuose sankcijų sąrašuose (automatinė patikra 2026-10-31).</w:t>
             </w:r>
           </w:p>
           <w:p>
@@ -9354,7 +9354,7 @@
                 <w:color w:val="333333"/>
                 <w:sz w:val="18"/>
               </w:rPr>
-              <w:t>Naujienų suvestinė 2026-08-01 – 2026-10-30: 13 pranešimų, iš jų su neigiamu žodžiu antraštėje – 0 (plačiau – skiltyje „Ką rašo spauda“).</w:t>
+              <w:t>Naujienų suvestinė 2026-08-02 – 2026-10-31: 14 pranešimų, iš jų su neigiamu žodžiu antraštėje – 0 (plačiau – skiltyje „Ką rašo spauda“).</w:t>
             </w:r>
           </w:p>
         </w:tc>
